--- a/fuentes/621209_CF03_DU.docx
+++ b/fuentes/621209_CF03_DU.docx
@@ -5718,7 +5718,7 @@
           <w:noProof/>
         </w:rPr>
         <w:drawing>
-          <wp:inline distT="0" distB="0" distL="0" distR="0" wp14:anchorId="5AB0A547" wp14:editId="698DEEC7">
+          <wp:inline distT="0" distB="0" distL="0" distR="0" wp14:anchorId="5AB0A547" wp14:editId="0DDCAFDB">
             <wp:extent cx="4680000" cy="2632500"/>
             <wp:effectExtent l="0" t="0" r="6350" b="0"/>
             <wp:docPr id="828275148" name="Imagen 828275148">
@@ -7255,7 +7255,7 @@
           <w:noProof/>
         </w:rPr>
         <w:drawing>
-          <wp:inline distT="0" distB="0" distL="0" distR="0" wp14:anchorId="4589B98F" wp14:editId="5DDFB0C9">
+          <wp:inline distT="0" distB="0" distL="0" distR="0" wp14:anchorId="4589B98F" wp14:editId="5442484E">
             <wp:extent cx="4680000" cy="2632500"/>
             <wp:effectExtent l="0" t="0" r="6350" b="0"/>
             <wp:docPr id="699019336" name="Imagen 699019336">
@@ -9214,7 +9214,7 @@
           <w:noProof/>
         </w:rPr>
         <w:drawing>
-          <wp:inline distT="0" distB="0" distL="0" distR="0" wp14:anchorId="42179EEE" wp14:editId="2AD58F1A">
+          <wp:inline distT="0" distB="0" distL="0" distR="0" wp14:anchorId="42179EEE" wp14:editId="42DDDBB3">
             <wp:extent cx="4680000" cy="2632500"/>
             <wp:effectExtent l="0" t="0" r="6350" b="0"/>
             <wp:docPr id="1910314785" name="Imagen 1910314785">
@@ -10142,7 +10142,7 @@
           <w:noProof/>
         </w:rPr>
         <w:drawing>
-          <wp:inline distT="0" distB="0" distL="0" distR="0" wp14:anchorId="6F17B2F5" wp14:editId="7EDE2244">
+          <wp:inline distT="0" distB="0" distL="0" distR="0" wp14:anchorId="6F17B2F5" wp14:editId="460B8443">
             <wp:extent cx="4680000" cy="2632500"/>
             <wp:effectExtent l="0" t="0" r="6350" b="0"/>
             <wp:docPr id="1847416728" name="Imagen 1847416728">
@@ -12234,7 +12234,7 @@
           <w:noProof/>
         </w:rPr>
         <w:drawing>
-          <wp:inline distT="0" distB="0" distL="0" distR="0" wp14:anchorId="270FF122" wp14:editId="2F87914E">
+          <wp:inline distT="0" distB="0" distL="0" distR="0" wp14:anchorId="270FF122" wp14:editId="395326FD">
             <wp:extent cx="4680000" cy="2632500"/>
             <wp:effectExtent l="0" t="0" r="6350" b="0"/>
             <wp:docPr id="1626256416" name="Imagen 1626256416">
@@ -18227,7 +18227,13 @@
               </w:rPr>
             </w:pPr>
             <w:r>
-              <w:t>Evaluador para contenidos inclusivos y accesibles</w:t>
+              <w:t xml:space="preserve">Evaluador </w:t>
+            </w:r>
+            <w:r>
+              <w:t>de</w:t>
+            </w:r>
+            <w:r>
+              <w:t xml:space="preserve"> contenidos inclusivos y accesibles</w:t>
             </w:r>
           </w:p>
         </w:tc>
@@ -24590,19 +24596,6 @@
 </file>
 
 <file path=customXml/item1.xml><?xml version="1.0" encoding="utf-8"?>
-<?mso-contentType ?>
-<FormTemplates xmlns="http://schemas.microsoft.com/sharepoint/v3/contenttype/forms">
-  <Display>DocumentLibraryForm</Display>
-  <Edit>DocumentLibraryForm</Edit>
-  <New>DocumentLibraryForm</New>
-</FormTemplates>
-</file>
-
-<file path=customXml/item2.xml><?xml version="1.0" encoding="utf-8"?>
-<b:Sources xmlns:b="http://schemas.openxmlformats.org/officeDocument/2006/bibliography" xmlns="http://schemas.openxmlformats.org/officeDocument/2006/bibliography" SelectedStyle="\APASixthEditionOfficeOnline.xsl" StyleName="APA" Version="6"/>
-</file>
-
-<file path=customXml/item3.xml><?xml version="1.0" encoding="utf-8"?>
 <ct:contentTypeSchema xmlns:ct="http://schemas.microsoft.com/office/2006/metadata/contentType" xmlns:ma="http://schemas.microsoft.com/office/2006/metadata/properties/metaAttributes" ct:_="" ma:_="" ma:contentTypeName="Documento" ma:contentTypeID="0x0101006A81D6BD42E8DF4C91013959704817E1" ma:contentTypeVersion="15" ma:contentTypeDescription="Crear nuevo documento." ma:contentTypeScope="" ma:versionID="bf4f72ffd194f0963ff564daca6869f7">
   <xsd:schema xmlns:xsd="http://www.w3.org/2001/XMLSchema" xmlns:xs="http://www.w3.org/2001/XMLSchema" xmlns:p="http://schemas.microsoft.com/office/2006/metadata/properties" xmlns:ns2="13c90a0b-73bc-4dc0-be5f-28d77b615beb" xmlns:ns3="13c93bba-48ce-428c-bfe5-88b42c19b028" targetNamespace="http://schemas.microsoft.com/office/2006/metadata/properties" ma:root="true" ma:fieldsID="8718d6f4873a5b1392a45044efa78385" ns2:_="" ns3:_="">
     <xsd:import namespace="13c90a0b-73bc-4dc0-be5f-28d77b615beb"/>
@@ -24837,6 +24830,19 @@
 </ct:contentTypeSchema>
 </file>
 
+<file path=customXml/item2.xml><?xml version="1.0" encoding="utf-8"?>
+<b:Sources xmlns:b="http://schemas.openxmlformats.org/officeDocument/2006/bibliography" xmlns="http://schemas.openxmlformats.org/officeDocument/2006/bibliography" SelectedStyle="\APASixthEditionOfficeOnline.xsl" StyleName="APA" Version="6"/>
+</file>
+
+<file path=customXml/item3.xml><?xml version="1.0" encoding="utf-8"?>
+<?mso-contentType ?>
+<FormTemplates xmlns="http://schemas.microsoft.com/sharepoint/v3/contenttype/forms">
+  <Display>DocumentLibraryForm</Display>
+  <Edit>DocumentLibraryForm</Edit>
+  <New>DocumentLibraryForm</New>
+</FormTemplates>
+</file>
+
 <file path=customXml/item4.xml><?xml version="1.0" encoding="utf-8"?>
 <p:properties xmlns:p="http://schemas.microsoft.com/office/2006/metadata/properties" xmlns:xsi="http://www.w3.org/2001/XMLSchema-instance" xmlns:pc="http://schemas.microsoft.com/office/infopath/2007/PartnerControls">
   <documentManagement>
@@ -24849,22 +24855,6 @@
 </file>
 
 <file path=customXml/itemProps1.xml><?xml version="1.0" encoding="utf-8"?>
-<ds:datastoreItem xmlns:ds="http://schemas.openxmlformats.org/officeDocument/2006/customXml" ds:itemID="{10663269-2064-4804-8290-36D4A57F5557}">
-  <ds:schemaRefs>
-    <ds:schemaRef ds:uri="http://schemas.microsoft.com/sharepoint/v3/contenttype/forms"/>
-  </ds:schemaRefs>
-</ds:datastoreItem>
-</file>
-
-<file path=customXml/itemProps2.xml><?xml version="1.0" encoding="utf-8"?>
-<ds:datastoreItem xmlns:ds="http://schemas.openxmlformats.org/officeDocument/2006/customXml" ds:itemID="{B26595B2-465F-4D33-B406-3A3320F5F5A7}">
-  <ds:schemaRefs>
-    <ds:schemaRef ds:uri="http://schemas.openxmlformats.org/officeDocument/2006/bibliography"/>
-  </ds:schemaRefs>
-</ds:datastoreItem>
-</file>
-
-<file path=customXml/itemProps3.xml><?xml version="1.0" encoding="utf-8"?>
 <ds:datastoreItem xmlns:ds="http://schemas.openxmlformats.org/officeDocument/2006/customXml" ds:itemID="{59065960-E0CA-4804-83B5-320CBCDCC160}">
   <ds:schemaRefs>
     <ds:schemaRef ds:uri="http://schemas.microsoft.com/office/2006/metadata/contentType"/>
@@ -24883,6 +24873,22 @@
 </ds:datastoreItem>
 </file>
 
+<file path=customXml/itemProps2.xml><?xml version="1.0" encoding="utf-8"?>
+<ds:datastoreItem xmlns:ds="http://schemas.openxmlformats.org/officeDocument/2006/customXml" ds:itemID="{B26595B2-465F-4D33-B406-3A3320F5F5A7}">
+  <ds:schemaRefs>
+    <ds:schemaRef ds:uri="http://schemas.openxmlformats.org/officeDocument/2006/bibliography"/>
+  </ds:schemaRefs>
+</ds:datastoreItem>
+</file>
+
+<file path=customXml/itemProps3.xml><?xml version="1.0" encoding="utf-8"?>
+<ds:datastoreItem xmlns:ds="http://schemas.openxmlformats.org/officeDocument/2006/customXml" ds:itemID="{10663269-2064-4804-8290-36D4A57F5557}">
+  <ds:schemaRefs>
+    <ds:schemaRef ds:uri="http://schemas.microsoft.com/sharepoint/v3/contenttype/forms"/>
+  </ds:schemaRefs>
+</ds:datastoreItem>
+</file>
+
 <file path=customXml/itemProps4.xml><?xml version="1.0" encoding="utf-8"?>
 <ds:datastoreItem xmlns:ds="http://schemas.openxmlformats.org/officeDocument/2006/customXml" ds:itemID="{1279454D-02BE-4A9C-A117-DCD1573E2608}">
   <ds:schemaRefs>

--- a/fuentes/621209_CF03_DU.docx
+++ b/fuentes/621209_CF03_DU.docx
@@ -581,7 +581,7 @@
           <w:r>
             <w:fldChar w:fldCharType="separate"/>
           </w:r>
-          <w:hyperlink w:anchor="_Toc236811440" w:history="1">
+          <w:hyperlink w:anchor="_Toc237345811" w:history="1">
             <w:r>
               <w:rPr>
                 <w:rStyle w:val="Hipervnculo"/>
@@ -608,7 +608,7 @@
                 <w:noProof/>
                 <w:webHidden/>
               </w:rPr>
-              <w:instrText xml:space="preserve"> PAGEREF _Toc236811440 \h </w:instrText>
+              <w:instrText xml:space="preserve"> PAGEREF _Toc237345811 \h </w:instrText>
             </w:r>
             <w:r>
               <w:rPr>
@@ -654,7 +654,7 @@
               <w:lang w:eastAsia="es-CO"/>
             </w:rPr>
           </w:pPr>
-          <w:hyperlink w:anchor="_Toc236811441" w:history="1">
+          <w:hyperlink w:anchor="_Toc237345812" w:history="1">
             <w:r>
               <w:rPr>
                 <w:rStyle w:val="Hipervnculo"/>
@@ -708,7 +708,7 @@
                 <w:noProof/>
                 <w:webHidden/>
               </w:rPr>
-              <w:instrText xml:space="preserve"> PAGEREF _Toc236811441 \h </w:instrText>
+              <w:instrText xml:space="preserve"> PAGEREF _Toc237345812 \h </w:instrText>
             </w:r>
             <w:r>
               <w:rPr>
@@ -754,7 +754,7 @@
               <w:lang w:eastAsia="es-CO"/>
             </w:rPr>
           </w:pPr>
-          <w:hyperlink w:anchor="_Toc236811442" w:history="1">
+          <w:hyperlink w:anchor="_Toc237345813" w:history="1">
             <w:r>
               <w:rPr>
                 <w:rStyle w:val="Hipervnculo"/>
@@ -798,7 +798,7 @@
                 <w:noProof/>
                 <w:webHidden/>
               </w:rPr>
-              <w:instrText xml:space="preserve"> PAGEREF _Toc236811442 \h </w:instrText>
+              <w:instrText xml:space="preserve"> PAGEREF _Toc237345813 \h </w:instrText>
             </w:r>
             <w:r>
               <w:rPr>
@@ -844,7 +844,7 @@
               <w:lang w:eastAsia="es-CO"/>
             </w:rPr>
           </w:pPr>
-          <w:hyperlink w:anchor="_Toc236811443" w:history="1">
+          <w:hyperlink w:anchor="_Toc237345814" w:history="1">
             <w:r>
               <w:rPr>
                 <w:rStyle w:val="Hipervnculo"/>
@@ -888,7 +888,7 @@
                 <w:noProof/>
                 <w:webHidden/>
               </w:rPr>
-              <w:instrText xml:space="preserve"> PAGEREF _Toc236811443 \h </w:instrText>
+              <w:instrText xml:space="preserve"> PAGEREF _Toc237345814 \h </w:instrText>
             </w:r>
             <w:r>
               <w:rPr>
@@ -934,7 +934,7 @@
               <w:lang w:eastAsia="es-CO"/>
             </w:rPr>
           </w:pPr>
-          <w:hyperlink w:anchor="_Toc236811444" w:history="1">
+          <w:hyperlink w:anchor="_Toc237345815" w:history="1">
             <w:r>
               <w:rPr>
                 <w:rStyle w:val="Hipervnculo"/>
@@ -956,8 +956,17 @@
               <w:rPr>
                 <w:rStyle w:val="Hipervnculo"/>
                 <w:noProof/>
-              </w:rPr>
-              <w:t>Merchandising: concepto, evolución, tipos, técnicas y aplicabilidad</w:t>
+                <w:spacing w:val="20"/>
+                <w:lang w:val="en-US"/>
+              </w:rPr>
+              <w:t>Merchandising</w:t>
+            </w:r>
+            <w:r>
+              <w:rPr>
+                <w:rStyle w:val="Hipervnculo"/>
+                <w:noProof/>
+              </w:rPr>
+              <w:t>: concepto, evolución, tipos, técnicas y aplicabilidad</w:t>
             </w:r>
             <w:r>
               <w:rPr>
@@ -971,14 +980,28 @@
                 <w:noProof/>
                 <w:webHidden/>
               </w:rPr>
-              <w:fldChar w:fldCharType="begin"/>
+              <w:tab/>
             </w:r>
             <w:r>
               <w:rPr>
                 <w:noProof/>
                 <w:webHidden/>
               </w:rPr>
-              <w:instrText xml:space="preserve"> PAGEREF _Toc236811444 \h </w:instrText>
+              <w:tab/>
+            </w:r>
+            <w:r>
+              <w:rPr>
+                <w:noProof/>
+                <w:webHidden/>
+              </w:rPr>
+              <w:fldChar w:fldCharType="begin"/>
+            </w:r>
+            <w:r>
+              <w:rPr>
+                <w:noProof/>
+                <w:webHidden/>
+              </w:rPr>
+              <w:instrText xml:space="preserve"> PAGEREF _Toc237345815 \h </w:instrText>
             </w:r>
             <w:r>
               <w:rPr>
@@ -1024,7 +1047,7 @@
               <w:lang w:eastAsia="es-CO"/>
             </w:rPr>
           </w:pPr>
-          <w:hyperlink w:anchor="_Toc236811445" w:history="1">
+          <w:hyperlink w:anchor="_Toc237345816" w:history="1">
             <w:r>
               <w:rPr>
                 <w:rStyle w:val="Hipervnculo"/>
@@ -1068,7 +1091,7 @@
                 <w:noProof/>
                 <w:webHidden/>
               </w:rPr>
-              <w:instrText xml:space="preserve"> PAGEREF _Toc236811445 \h </w:instrText>
+              <w:instrText xml:space="preserve"> PAGEREF _Toc237345816 \h </w:instrText>
             </w:r>
             <w:r>
               <w:rPr>
@@ -1088,7 +1111,7 @@
                 <w:noProof/>
                 <w:webHidden/>
               </w:rPr>
-              <w:t>17</w:t>
+              <w:t>18</w:t>
             </w:r>
             <w:r>
               <w:rPr>
@@ -1114,7 +1137,7 @@
               <w:lang w:eastAsia="es-CO"/>
             </w:rPr>
           </w:pPr>
-          <w:hyperlink w:anchor="_Toc236811446" w:history="1">
+          <w:hyperlink w:anchor="_Toc237345817" w:history="1">
             <w:r>
               <w:rPr>
                 <w:rStyle w:val="Hipervnculo"/>
@@ -1158,7 +1181,7 @@
                 <w:noProof/>
                 <w:webHidden/>
               </w:rPr>
-              <w:instrText xml:space="preserve"> PAGEREF _Toc236811446 \h </w:instrText>
+              <w:instrText xml:space="preserve"> PAGEREF _Toc237345817 \h </w:instrText>
             </w:r>
             <w:r>
               <w:rPr>
@@ -1178,7 +1201,7 @@
                 <w:noProof/>
                 <w:webHidden/>
               </w:rPr>
-              <w:t>17</w:t>
+              <w:t>18</w:t>
             </w:r>
             <w:r>
               <w:rPr>
@@ -1204,7 +1227,7 @@
               <w:lang w:eastAsia="es-CO"/>
             </w:rPr>
           </w:pPr>
-          <w:hyperlink w:anchor="_Toc236811447" w:history="1">
+          <w:hyperlink w:anchor="_Toc237345818" w:history="1">
             <w:r>
               <w:rPr>
                 <w:rStyle w:val="Hipervnculo"/>
@@ -1248,7 +1271,7 @@
                 <w:noProof/>
                 <w:webHidden/>
               </w:rPr>
-              <w:instrText xml:space="preserve"> PAGEREF _Toc236811447 \h </w:instrText>
+              <w:instrText xml:space="preserve"> PAGEREF _Toc237345818 \h </w:instrText>
             </w:r>
             <w:r>
               <w:rPr>
@@ -1268,7 +1291,7 @@
                 <w:noProof/>
                 <w:webHidden/>
               </w:rPr>
-              <w:t>22</w:t>
+              <w:t>23</w:t>
             </w:r>
             <w:r>
               <w:rPr>
@@ -1294,7 +1317,7 @@
               <w:lang w:eastAsia="es-CO"/>
             </w:rPr>
           </w:pPr>
-          <w:hyperlink w:anchor="_Toc236811448" w:history="1">
+          <w:hyperlink w:anchor="_Toc237345819" w:history="1">
             <w:r>
               <w:rPr>
                 <w:rStyle w:val="Hipervnculo"/>
@@ -1338,7 +1361,7 @@
                 <w:noProof/>
                 <w:webHidden/>
               </w:rPr>
-              <w:instrText xml:space="preserve"> PAGEREF _Toc236811448 \h </w:instrText>
+              <w:instrText xml:space="preserve"> PAGEREF _Toc237345819 \h </w:instrText>
             </w:r>
             <w:r>
               <w:rPr>
@@ -1358,7 +1381,7 @@
                 <w:noProof/>
                 <w:webHidden/>
               </w:rPr>
-              <w:t>24</w:t>
+              <w:t>25</w:t>
             </w:r>
             <w:r>
               <w:rPr>
@@ -1384,7 +1407,7 @@
               <w:lang w:eastAsia="es-CO"/>
             </w:rPr>
           </w:pPr>
-          <w:hyperlink w:anchor="_Toc236811449" w:history="1">
+          <w:hyperlink w:anchor="_Toc237345820" w:history="1">
             <w:r>
               <w:rPr>
                 <w:rStyle w:val="Hipervnculo"/>
@@ -1428,7 +1451,7 @@
                 <w:noProof/>
                 <w:webHidden/>
               </w:rPr>
-              <w:instrText xml:space="preserve"> PAGEREF _Toc236811449 \h </w:instrText>
+              <w:instrText xml:space="preserve"> PAGEREF _Toc237345820 \h </w:instrText>
             </w:r>
             <w:r>
               <w:rPr>
@@ -1448,7 +1471,7 @@
                 <w:noProof/>
                 <w:webHidden/>
               </w:rPr>
-              <w:t>25</w:t>
+              <w:t>27</w:t>
             </w:r>
             <w:r>
               <w:rPr>
@@ -1474,7 +1497,7 @@
               <w:lang w:eastAsia="es-CO"/>
             </w:rPr>
           </w:pPr>
-          <w:hyperlink w:anchor="_Toc236811450" w:history="1">
+          <w:hyperlink w:anchor="_Toc237345821" w:history="1">
             <w:r>
               <w:rPr>
                 <w:rStyle w:val="Hipervnculo"/>
@@ -1527,7 +1550,7 @@
                 <w:noProof/>
                 <w:webHidden/>
               </w:rPr>
-              <w:instrText xml:space="preserve"> PAGEREF _Toc236811450 \h </w:instrText>
+              <w:instrText xml:space="preserve"> PAGEREF _Toc237345821 \h </w:instrText>
             </w:r>
             <w:r>
               <w:rPr>
@@ -1547,7 +1570,7 @@
                 <w:noProof/>
                 <w:webHidden/>
               </w:rPr>
-              <w:t>26</w:t>
+              <w:t>27</w:t>
             </w:r>
             <w:r>
               <w:rPr>
@@ -1573,7 +1596,7 @@
               <w:lang w:eastAsia="es-CO"/>
             </w:rPr>
           </w:pPr>
-          <w:hyperlink w:anchor="_Toc236811451" w:history="1">
+          <w:hyperlink w:anchor="_Toc237345822" w:history="1">
             <w:r>
               <w:rPr>
                 <w:rStyle w:val="Hipervnculo"/>
@@ -1617,7 +1640,7 @@
                 <w:noProof/>
                 <w:webHidden/>
               </w:rPr>
-              <w:instrText xml:space="preserve"> PAGEREF _Toc236811451 \h </w:instrText>
+              <w:instrText xml:space="preserve"> PAGEREF _Toc237345822 \h </w:instrText>
             </w:r>
             <w:r>
               <w:rPr>
@@ -1637,7 +1660,7 @@
                 <w:noProof/>
                 <w:webHidden/>
               </w:rPr>
-              <w:t>27</w:t>
+              <w:t>28</w:t>
             </w:r>
             <w:r>
               <w:rPr>
@@ -1663,7 +1686,7 @@
               <w:lang w:eastAsia="es-CO"/>
             </w:rPr>
           </w:pPr>
-          <w:hyperlink w:anchor="_Toc236811452" w:history="1">
+          <w:hyperlink w:anchor="_Toc237345823" w:history="1">
             <w:r>
               <w:rPr>
                 <w:rStyle w:val="Hipervnculo"/>
@@ -1724,7 +1747,7 @@
                 <w:noProof/>
                 <w:webHidden/>
               </w:rPr>
-              <w:instrText xml:space="preserve"> PAGEREF _Toc236811452 \h </w:instrText>
+              <w:instrText xml:space="preserve"> PAGEREF _Toc237345823 \h </w:instrText>
             </w:r>
             <w:r>
               <w:rPr>
@@ -1744,7 +1767,7 @@
                 <w:noProof/>
                 <w:webHidden/>
               </w:rPr>
-              <w:t>32</w:t>
+              <w:t>33</w:t>
             </w:r>
             <w:r>
               <w:rPr>
@@ -1770,7 +1793,7 @@
               <w:lang w:eastAsia="es-CO"/>
             </w:rPr>
           </w:pPr>
-          <w:hyperlink w:anchor="_Toc236811453" w:history="1">
+          <w:hyperlink w:anchor="_Toc237345824" w:history="1">
             <w:r>
               <w:rPr>
                 <w:rStyle w:val="Hipervnculo"/>
@@ -1814,7 +1837,7 @@
                 <w:noProof/>
                 <w:webHidden/>
               </w:rPr>
-              <w:instrText xml:space="preserve"> PAGEREF _Toc236811453 \h </w:instrText>
+              <w:instrText xml:space="preserve"> PAGEREF _Toc237345824 \h </w:instrText>
             </w:r>
             <w:r>
               <w:rPr>
@@ -1834,7 +1857,7 @@
                 <w:noProof/>
                 <w:webHidden/>
               </w:rPr>
-              <w:t>36</w:t>
+              <w:t>38</w:t>
             </w:r>
             <w:r>
               <w:rPr>
@@ -1860,7 +1883,7 @@
               <w:lang w:eastAsia="es-CO"/>
             </w:rPr>
           </w:pPr>
-          <w:hyperlink w:anchor="_Toc236811454" w:history="1">
+          <w:hyperlink w:anchor="_Toc237345825" w:history="1">
             <w:r>
               <w:rPr>
                 <w:rStyle w:val="Hipervnculo"/>
@@ -1877,7 +1900,7 @@
                 <w:lang w:eastAsia="es-CO"/>
               </w:rPr>
               <w:tab/>
-              <w:t xml:space="preserve">    </w:t>
+              <w:t xml:space="preserve">     </w:t>
             </w:r>
             <w:r>
               <w:rPr>
@@ -1905,7 +1928,7 @@
                 <w:noProof/>
                 <w:webHidden/>
               </w:rPr>
-              <w:instrText xml:space="preserve"> PAGEREF _Toc236811454 \h </w:instrText>
+              <w:instrText xml:space="preserve"> PAGEREF _Toc237345825 \h </w:instrText>
             </w:r>
             <w:r>
               <w:rPr>
@@ -1925,7 +1948,7 @@
                 <w:noProof/>
                 <w:webHidden/>
               </w:rPr>
-              <w:t>36</w:t>
+              <w:t>38</w:t>
             </w:r>
             <w:r>
               <w:rPr>
@@ -1951,7 +1974,7 @@
               <w:lang w:eastAsia="es-CO"/>
             </w:rPr>
           </w:pPr>
-          <w:hyperlink w:anchor="_Toc236811455" w:history="1">
+          <w:hyperlink w:anchor="_Toc237345826" w:history="1">
             <w:r>
               <w:rPr>
                 <w:rStyle w:val="Hipervnculo"/>
@@ -2004,7 +2027,7 @@
                 <w:noProof/>
                 <w:webHidden/>
               </w:rPr>
-              <w:instrText xml:space="preserve"> PAGEREF _Toc236811455 \h </w:instrText>
+              <w:instrText xml:space="preserve"> PAGEREF _Toc237345826 \h </w:instrText>
             </w:r>
             <w:r>
               <w:rPr>
@@ -2024,7 +2047,7 @@
                 <w:noProof/>
                 <w:webHidden/>
               </w:rPr>
-              <w:t>41</w:t>
+              <w:t>43</w:t>
             </w:r>
             <w:r>
               <w:rPr>
@@ -2050,7 +2073,7 @@
               <w:lang w:eastAsia="es-CO"/>
             </w:rPr>
           </w:pPr>
-          <w:hyperlink w:anchor="_Toc236811456" w:history="1">
+          <w:hyperlink w:anchor="_Toc237345827" w:history="1">
             <w:r>
               <w:rPr>
                 <w:rStyle w:val="Hipervnculo"/>
@@ -2067,7 +2090,7 @@
                 <w:lang w:eastAsia="es-CO"/>
               </w:rPr>
               <w:tab/>
-              <w:t xml:space="preserve">   </w:t>
+              <w:t xml:space="preserve">    </w:t>
             </w:r>
             <w:r>
               <w:rPr>
@@ -2095,7 +2118,7 @@
                 <w:noProof/>
                 <w:webHidden/>
               </w:rPr>
-              <w:instrText xml:space="preserve"> PAGEREF _Toc236811456 \h </w:instrText>
+              <w:instrText xml:space="preserve"> PAGEREF _Toc237345827 \h </w:instrText>
             </w:r>
             <w:r>
               <w:rPr>
@@ -2115,7 +2138,7 @@
                 <w:noProof/>
                 <w:webHidden/>
               </w:rPr>
-              <w:t>45</w:t>
+              <w:t>47</w:t>
             </w:r>
             <w:r>
               <w:rPr>
@@ -2141,7 +2164,7 @@
               <w:lang w:eastAsia="es-CO"/>
             </w:rPr>
           </w:pPr>
-          <w:hyperlink w:anchor="_Toc236811457" w:history="1">
+          <w:hyperlink w:anchor="_Toc237345828" w:history="1">
             <w:r>
               <w:rPr>
                 <w:rStyle w:val="Hipervnculo"/>
@@ -2158,6 +2181,7 @@
                 <w:lang w:eastAsia="es-CO"/>
               </w:rPr>
               <w:tab/>
+              <w:t xml:space="preserve">    </w:t>
             </w:r>
             <w:r>
               <w:rPr>
@@ -2185,7 +2209,7 @@
                 <w:noProof/>
                 <w:webHidden/>
               </w:rPr>
-              <w:instrText xml:space="preserve"> PAGEREF _Toc236811457 \h </w:instrText>
+              <w:instrText xml:space="preserve"> PAGEREF _Toc237345828 \h </w:instrText>
             </w:r>
             <w:r>
               <w:rPr>
@@ -2205,7 +2229,7 @@
                 <w:noProof/>
                 <w:webHidden/>
               </w:rPr>
-              <w:t>46</w:t>
+              <w:t>48</w:t>
             </w:r>
             <w:r>
               <w:rPr>
@@ -2231,7 +2255,7 @@
               <w:lang w:eastAsia="es-CO"/>
             </w:rPr>
           </w:pPr>
-          <w:hyperlink w:anchor="_Toc236811458" w:history="1">
+          <w:hyperlink w:anchor="_Toc237345829" w:history="1">
             <w:r>
               <w:rPr>
                 <w:rStyle w:val="Hipervnculo"/>
@@ -2275,7 +2299,7 @@
                 <w:noProof/>
                 <w:webHidden/>
               </w:rPr>
-              <w:instrText xml:space="preserve"> PAGEREF _Toc236811458 \h </w:instrText>
+              <w:instrText xml:space="preserve"> PAGEREF _Toc237345829 \h </w:instrText>
             </w:r>
             <w:r>
               <w:rPr>
@@ -2295,7 +2319,7 @@
                 <w:noProof/>
                 <w:webHidden/>
               </w:rPr>
-              <w:t>49</w:t>
+              <w:t>51</w:t>
             </w:r>
             <w:r>
               <w:rPr>
@@ -2321,7 +2345,7 @@
               <w:lang w:eastAsia="es-CO"/>
             </w:rPr>
           </w:pPr>
-          <w:hyperlink w:anchor="_Toc236811459" w:history="1">
+          <w:hyperlink w:anchor="_Toc237345830" w:history="1">
             <w:r>
               <w:rPr>
                 <w:rStyle w:val="Hipervnculo"/>
@@ -2373,7 +2397,7 @@
                 <w:noProof/>
                 <w:webHidden/>
               </w:rPr>
-              <w:instrText xml:space="preserve"> PAGEREF _Toc236811459 \h </w:instrText>
+              <w:instrText xml:space="preserve"> PAGEREF _Toc237345830 \h </w:instrText>
             </w:r>
             <w:r>
               <w:rPr>
@@ -2393,7 +2417,7 @@
                 <w:noProof/>
                 <w:webHidden/>
               </w:rPr>
-              <w:t>49</w:t>
+              <w:t>51</w:t>
             </w:r>
             <w:r>
               <w:rPr>
@@ -2419,7 +2443,7 @@
               <w:lang w:eastAsia="es-CO"/>
             </w:rPr>
           </w:pPr>
-          <w:hyperlink w:anchor="_Toc236811460" w:history="1">
+          <w:hyperlink w:anchor="_Toc237345831" w:history="1">
             <w:r>
               <w:rPr>
                 <w:rStyle w:val="Hipervnculo"/>
@@ -2463,7 +2487,7 @@
                 <w:noProof/>
                 <w:webHidden/>
               </w:rPr>
-              <w:instrText xml:space="preserve"> PAGEREF _Toc236811460 \h </w:instrText>
+              <w:instrText xml:space="preserve"> PAGEREF _Toc237345831 \h </w:instrText>
             </w:r>
             <w:r>
               <w:rPr>
@@ -2483,7 +2507,7 @@
                 <w:noProof/>
                 <w:webHidden/>
               </w:rPr>
-              <w:t>51</w:t>
+              <w:t>53</w:t>
             </w:r>
             <w:r>
               <w:rPr>
@@ -2509,7 +2533,7 @@
               <w:lang w:eastAsia="es-CO"/>
             </w:rPr>
           </w:pPr>
-          <w:hyperlink w:anchor="_Toc236811461" w:history="1">
+          <w:hyperlink w:anchor="_Toc237345832" w:history="1">
             <w:r>
               <w:rPr>
                 <w:rStyle w:val="Hipervnculo"/>
@@ -2553,7 +2577,7 @@
                 <w:noProof/>
                 <w:webHidden/>
               </w:rPr>
-              <w:instrText xml:space="preserve"> PAGEREF _Toc236811461 \h </w:instrText>
+              <w:instrText xml:space="preserve"> PAGEREF _Toc237345832 \h </w:instrText>
             </w:r>
             <w:r>
               <w:rPr>
@@ -2573,7 +2597,7 @@
                 <w:noProof/>
                 <w:webHidden/>
               </w:rPr>
-              <w:t>52</w:t>
+              <w:t>54</w:t>
             </w:r>
             <w:r>
               <w:rPr>
@@ -2599,7 +2623,7 @@
               <w:lang w:eastAsia="es-CO"/>
             </w:rPr>
           </w:pPr>
-          <w:hyperlink w:anchor="_Toc236811462" w:history="1">
+          <w:hyperlink w:anchor="_Toc237345833" w:history="1">
             <w:r>
               <w:rPr>
                 <w:rStyle w:val="Hipervnculo"/>
@@ -2643,7 +2667,7 @@
                 <w:noProof/>
                 <w:webHidden/>
               </w:rPr>
-              <w:instrText xml:space="preserve"> PAGEREF _Toc236811462 \h </w:instrText>
+              <w:instrText xml:space="preserve"> PAGEREF _Toc237345833 \h </w:instrText>
             </w:r>
             <w:r>
               <w:rPr>
@@ -2663,7 +2687,7 @@
                 <w:noProof/>
                 <w:webHidden/>
               </w:rPr>
-              <w:t>57</w:t>
+              <w:t>59</w:t>
             </w:r>
             <w:r>
               <w:rPr>
@@ -2688,7 +2712,7 @@
               <w:lang w:eastAsia="es-CO"/>
             </w:rPr>
           </w:pPr>
-          <w:hyperlink w:anchor="_Toc236811463" w:history="1">
+          <w:hyperlink w:anchor="_Toc237345834" w:history="1">
             <w:r>
               <w:rPr>
                 <w:rStyle w:val="Hipervnculo"/>
@@ -2715,7 +2739,7 @@
                 <w:noProof/>
                 <w:webHidden/>
               </w:rPr>
-              <w:instrText xml:space="preserve"> PAGEREF _Toc236811463 \h </w:instrText>
+              <w:instrText xml:space="preserve"> PAGEREF _Toc237345834 \h </w:instrText>
             </w:r>
             <w:r>
               <w:rPr>
@@ -2735,7 +2759,7 @@
                 <w:noProof/>
                 <w:webHidden/>
               </w:rPr>
-              <w:t>60</w:t>
+              <w:t>62</w:t>
             </w:r>
             <w:r>
               <w:rPr>
@@ -2760,7 +2784,7 @@
               <w:lang w:eastAsia="es-CO"/>
             </w:rPr>
           </w:pPr>
-          <w:hyperlink w:anchor="_Toc236811464" w:history="1">
+          <w:hyperlink w:anchor="_Toc237345835" w:history="1">
             <w:r>
               <w:rPr>
                 <w:rStyle w:val="Hipervnculo"/>
@@ -2787,7 +2811,7 @@
                 <w:noProof/>
                 <w:webHidden/>
               </w:rPr>
-              <w:instrText xml:space="preserve"> PAGEREF _Toc236811464 \h </w:instrText>
+              <w:instrText xml:space="preserve"> PAGEREF _Toc237345835 \h </w:instrText>
             </w:r>
             <w:r>
               <w:rPr>
@@ -2807,7 +2831,7 @@
                 <w:noProof/>
                 <w:webHidden/>
               </w:rPr>
-              <w:t>62</w:t>
+              <w:t>64</w:t>
             </w:r>
             <w:r>
               <w:rPr>
@@ -2832,7 +2856,7 @@
               <w:lang w:eastAsia="es-CO"/>
             </w:rPr>
           </w:pPr>
-          <w:hyperlink w:anchor="_Toc236811465" w:history="1">
+          <w:hyperlink w:anchor="_Toc237345836" w:history="1">
             <w:r>
               <w:rPr>
                 <w:rStyle w:val="Hipervnculo"/>
@@ -2859,7 +2883,7 @@
                 <w:noProof/>
                 <w:webHidden/>
               </w:rPr>
-              <w:instrText xml:space="preserve"> PAGEREF _Toc236811465 \h </w:instrText>
+              <w:instrText xml:space="preserve"> PAGEREF _Toc237345836 \h </w:instrText>
             </w:r>
             <w:r>
               <w:rPr>
@@ -2879,7 +2903,7 @@
                 <w:noProof/>
                 <w:webHidden/>
               </w:rPr>
-              <w:t>66</w:t>
+              <w:t>68</w:t>
             </w:r>
             <w:r>
               <w:rPr>
@@ -2904,7 +2928,7 @@
               <w:lang w:eastAsia="es-CO"/>
             </w:rPr>
           </w:pPr>
-          <w:hyperlink w:anchor="_Toc236811466" w:history="1">
+          <w:hyperlink w:anchor="_Toc237345837" w:history="1">
             <w:r>
               <w:rPr>
                 <w:rStyle w:val="Hipervnculo"/>
@@ -2931,7 +2955,7 @@
                 <w:noProof/>
                 <w:webHidden/>
               </w:rPr>
-              <w:instrText xml:space="preserve"> PAGEREF _Toc236811466 \h </w:instrText>
+              <w:instrText xml:space="preserve"> PAGEREF _Toc237345837 \h </w:instrText>
             </w:r>
             <w:r>
               <w:rPr>
@@ -2951,7 +2975,7 @@
                 <w:noProof/>
                 <w:webHidden/>
               </w:rPr>
-              <w:t>67</w:t>
+              <w:t>69</w:t>
             </w:r>
             <w:r>
               <w:rPr>
@@ -2984,7 +3008,7 @@
           <w:numId w:val="0"/>
         </w:numPr>
       </w:pPr>
-      <w:bookmarkStart w:id="0" w:name="_Toc236811440"/>
+      <w:bookmarkStart w:id="0" w:name="_Toc237345811"/>
       <w:r>
         <w:lastRenderedPageBreak/>
         <w:t>Introducción</w:t>
@@ -2998,7 +3022,16 @@
     </w:p>
     <w:p>
       <w:r>
-        <w:t>Este componente es importante porque permite comprender cómo las empresas pueden mejorar la presentación de sus productos, orientar el recorrido del cliente y fortalecer la identidad de marca dentro del establecimiento comercial. Para el aprendiz, estos conocimientos son útiles porque le permiten participar en acciones relacionadas con el surtido, la exhibición, el mobiliario, el uso del espacio, la comunicación en el punto de venta y la aplicación de estrategias de merchandising acordes con los objetivos de mercadeo de la organización.</w:t>
+        <w:t xml:space="preserve">Este componente es importante porque permite comprender cómo las empresas pueden mejorar la presentación de sus productos, orientar el recorrido del cliente y fortalecer la identidad de marca dentro del establecimiento comercial. Para el aprendiz, estos conocimientos son útiles porque le permiten participar en acciones relacionadas con el surtido, la exhibición, el mobiliario, el uso del espacio, la comunicación en el punto de venta y la aplicación de estrategias de </w:t>
+      </w:r>
+      <w:r>
+        <w:rPr>
+          <w:rStyle w:val="Extranjerismo"/>
+        </w:rPr>
+        <w:t>merchandising</w:t>
+      </w:r>
+      <w:r>
+        <w:t xml:space="preserve"> acordes con los objetivos de mercadeo de la organización.</w:t>
       </w:r>
     </w:p>
     <w:p>
@@ -3068,7 +3101,7 @@
           <w:lang w:val="es-419"/>
         </w:rPr>
       </w:pPr>
-      <w:bookmarkStart w:id="1" w:name="_Toc236811441"/>
+      <w:bookmarkStart w:id="1" w:name="_Toc237345812"/>
       <w:r>
         <w:lastRenderedPageBreak/>
         <w:t xml:space="preserve">Fundamentos del punto de venta y el </w:t>
@@ -3108,7 +3141,7 @@
           <w:numId w:val="39"/>
         </w:numPr>
       </w:pPr>
-      <w:bookmarkStart w:id="2" w:name="_Toc236811442"/>
+      <w:bookmarkStart w:id="2" w:name="_Toc237345813"/>
       <w:r>
         <w:t>Establecimiento comercial: concepto y tipos</w:t>
       </w:r>
@@ -3632,7 +3665,7 @@
           <w:numId w:val="39"/>
         </w:numPr>
       </w:pPr>
-      <w:bookmarkStart w:id="3" w:name="_Toc236811443"/>
+      <w:bookmarkStart w:id="3" w:name="_Toc237345814"/>
       <w:r>
         <w:t>Punto de venta: concepto, tipos y dimensiones</w:t>
       </w:r>
@@ -4490,9 +4523,15 @@
           <w:numId w:val="39"/>
         </w:numPr>
       </w:pPr>
-      <w:bookmarkStart w:id="4" w:name="_Toc236811444"/>
-      <w:r>
-        <w:t>Merchandising: concepto, evolución, tipos, técnicas y aplicabilidad</w:t>
+      <w:bookmarkStart w:id="4" w:name="_Toc237345815"/>
+      <w:r>
+        <w:rPr>
+          <w:rStyle w:val="Extranjerismo"/>
+        </w:rPr>
+        <w:t>Merchandising</w:t>
+      </w:r>
+      <w:r>
+        <w:t>: concepto, evolución, tipos, técnicas y aplicabilidad</w:t>
       </w:r>
       <w:bookmarkEnd w:id="4"/>
     </w:p>
@@ -4532,7 +4571,20 @@
         <w:rPr>
           <w:lang w:val="es-419" w:eastAsia="es-CO"/>
         </w:rPr>
-        <w:t>Este concepto se relaciona con la forma como se ubican los productos, la organización del espacio, el uso de iluminación, la señalización, la ambientación, el mobiliario y las acciones promocionales. Al aplicar estrategias de merchandising, la empresa puede fortalecer la presentación de su oferta comercial y generar condiciones más favorables para la compra.</w:t>
+        <w:t xml:space="preserve">Este concepto se relaciona con la forma como se ubican los productos, la organización del espacio, el uso de iluminación, la señalización, la ambientación, el mobiliario y las acciones promocionales. Al aplicar estrategias de </w:t>
+      </w:r>
+      <w:r>
+        <w:rPr>
+          <w:rStyle w:val="Extranjerismo"/>
+          <w:lang w:val="es-419" w:eastAsia="es-CO"/>
+        </w:rPr>
+        <w:t>merchandising</w:t>
+      </w:r>
+      <w:r>
+        <w:rPr>
+          <w:lang w:val="es-419" w:eastAsia="es-CO"/>
+        </w:rPr>
+        <w:t>, la empresa puede fortalecer la presentación de su oferta comercial y generar condiciones más favorables para la compra.</w:t>
       </w:r>
     </w:p>
     <w:p>
@@ -4559,78 +4611,6 @@
           <w:lang w:val="es-419" w:eastAsia="es-CO"/>
         </w:rPr>
         <w:t xml:space="preserve"> ha evolucionado con los cambios del comercio y del comportamiento del consumidor. En sus inicios se centraba principalmente en ubicar productos en estanterías. Con el tiempo, incorporó elementos de diseño, comunicación, análisis del cliente, tecnología y experiencia de compra. Actualmente, integra aspectos físicos y digitales para apoyar la gestión del punto de venta.</w:t>
-      </w:r>
-      <w:r>
-        <w:rPr>
-          <w:lang w:val="es-419" w:eastAsia="es-CO"/>
-        </w:rPr>
-        <w:tab/>
-      </w:r>
-      <w:r>
-        <w:rPr>
-          <w:lang w:val="es-419" w:eastAsia="es-CO"/>
-        </w:rPr>
-        <w:tab/>
-      </w:r>
-      <w:r>
-        <w:rPr>
-          <w:lang w:val="es-419" w:eastAsia="es-CO"/>
-        </w:rPr>
-        <w:tab/>
-      </w:r>
-      <w:r>
-        <w:rPr>
-          <w:lang w:val="es-419" w:eastAsia="es-CO"/>
-        </w:rPr>
-        <w:tab/>
-      </w:r>
-      <w:r>
-        <w:rPr>
-          <w:lang w:val="es-419" w:eastAsia="es-CO"/>
-        </w:rPr>
-        <w:tab/>
-      </w:r>
-      <w:r>
-        <w:rPr>
-          <w:lang w:val="es-419" w:eastAsia="es-CO"/>
-        </w:rPr>
-        <w:tab/>
-      </w:r>
-      <w:r>
-        <w:rPr>
-          <w:lang w:val="es-419" w:eastAsia="es-CO"/>
-        </w:rPr>
-        <w:tab/>
-      </w:r>
-      <w:r>
-        <w:rPr>
-          <w:lang w:val="es-419" w:eastAsia="es-CO"/>
-        </w:rPr>
-        <w:tab/>
-      </w:r>
-      <w:r>
-        <w:rPr>
-          <w:lang w:val="es-419" w:eastAsia="es-CO"/>
-        </w:rPr>
-        <w:tab/>
-      </w:r>
-      <w:r>
-        <w:rPr>
-          <w:lang w:val="es-419" w:eastAsia="es-CO"/>
-        </w:rPr>
-        <w:tab/>
-      </w:r>
-      <w:r>
-        <w:rPr>
-          <w:lang w:val="es-419" w:eastAsia="es-CO"/>
-        </w:rPr>
-        <w:tab/>
-      </w:r>
-      <w:r>
-        <w:rPr>
-          <w:lang w:val="es-419" w:eastAsia="es-CO"/>
-        </w:rPr>
-        <w:tab/>
       </w:r>
       <w:r>
         <w:rPr>
@@ -5395,7 +5375,20 @@
         <w:rPr>
           <w:lang w:val="es-419" w:eastAsia="es-CO"/>
         </w:rPr>
-        <w:t xml:space="preserve">Las técnicas de merchandising son acciones concretas que ayudan a mejorar la presentación de los productos dentro del establecimiento comercial. Entre las más utilizadas se encuentran la ubicación estratégica en estanterías, la señalización clara, la </w:t>
+        <w:t xml:space="preserve">Las técnicas de </w:t>
+      </w:r>
+      <w:r>
+        <w:rPr>
+          <w:rStyle w:val="Extranjerismo"/>
+          <w:lang w:val="es-419" w:eastAsia="es-CO"/>
+        </w:rPr>
+        <w:t xml:space="preserve">merchandising </w:t>
+      </w:r>
+      <w:r>
+        <w:rPr>
+          <w:lang w:val="es-419" w:eastAsia="es-CO"/>
+        </w:rPr>
+        <w:t xml:space="preserve">son acciones concretas que ayudan a mejorar la presentación de los productos dentro del establecimiento comercial. Entre las más utilizadas se encuentran la ubicación estratégica en estanterías, la señalización clara, la </w:t>
       </w:r>
       <w:r>
         <w:rPr>
@@ -5652,7 +5645,33 @@
         <w:rPr>
           <w:lang w:val="es-419" w:eastAsia="es-CO"/>
         </w:rPr>
-        <w:t xml:space="preserve">Para fortalecer la comprensión sobre las técnicas básicas de merchandising, se recomienda acceder al video Merchandising - Promoción en el punto de venta, en el </w:t>
+        <w:t xml:space="preserve">Para fortalecer la comprensión sobre las técnicas básicas de </w:t>
+      </w:r>
+      <w:r>
+        <w:rPr>
+          <w:rStyle w:val="Extranjerismo"/>
+          <w:lang w:val="es-419" w:eastAsia="es-CO"/>
+        </w:rPr>
+        <w:t>merchandising</w:t>
+      </w:r>
+      <w:r>
+        <w:rPr>
+          <w:lang w:val="es-419" w:eastAsia="es-CO"/>
+        </w:rPr>
+        <w:t xml:space="preserve">, se recomienda acceder al video </w:t>
+      </w:r>
+      <w:r>
+        <w:rPr>
+          <w:rStyle w:val="Extranjerismo"/>
+          <w:lang w:val="es-419" w:eastAsia="es-CO"/>
+        </w:rPr>
+        <w:t xml:space="preserve">Merchandising </w:t>
+      </w:r>
+      <w:r>
+        <w:rPr>
+          <w:lang w:val="es-419" w:eastAsia="es-CO"/>
+        </w:rPr>
+        <w:t xml:space="preserve">- Promoción en el punto de venta, en el </w:t>
       </w:r>
       <w:r>
         <w:rPr>
@@ -5718,7 +5737,7 @@
           <w:noProof/>
         </w:rPr>
         <w:drawing>
-          <wp:inline distT="0" distB="0" distL="0" distR="0" wp14:anchorId="5AB0A547" wp14:editId="0DDCAFDB">
+          <wp:inline distT="0" distB="0" distL="0" distR="0" wp14:anchorId="5AB0A547" wp14:editId="764AA86A">
             <wp:extent cx="4680000" cy="2632500"/>
             <wp:effectExtent l="0" t="0" r="6350" b="0"/>
             <wp:docPr id="828275148" name="Imagen 828275148">
@@ -5782,9 +5801,6 @@
     <w:p>
       <w:pPr>
         <w:jc w:val="center"/>
-        <w:rPr>
-          <w:lang w:val="es-419" w:eastAsia="es-CO"/>
-        </w:rPr>
       </w:pPr>
       <w:hyperlink r:id="rId13" w:history="1">
         <w:r>
@@ -5924,8 +5940,903 @@
     <w:p>
       <w:pPr>
         <w:pStyle w:val="Ttulo1"/>
-      </w:pPr>
-      <w:bookmarkStart w:id="5" w:name="_Toc236811445"/>
+        <w:numPr>
+          <w:ilvl w:val="0"/>
+          <w:numId w:val="0"/>
+        </w:numPr>
+        <w:ind w:left="360"/>
+      </w:pPr>
+      <w:r>
+        <w:lastRenderedPageBreak/>
+        <w:tab/>
+      </w:r>
+      <w:r>
+        <w:tab/>
+      </w:r>
+      <w:r>
+        <w:tab/>
+      </w:r>
+      <w:r>
+        <w:tab/>
+      </w:r>
+      <w:r>
+        <w:tab/>
+      </w:r>
+      <w:r>
+        <w:tab/>
+      </w:r>
+      <w:r>
+        <w:tab/>
+      </w:r>
+      <w:r>
+        <w:tab/>
+      </w:r>
+      <w:r>
+        <w:tab/>
+      </w:r>
+      <w:r>
+        <w:tab/>
+      </w:r>
+      <w:r>
+        <w:tab/>
+      </w:r>
+      <w:r>
+        <w:tab/>
+      </w:r>
+      <w:r>
+        <w:tab/>
+      </w:r>
+      <w:r>
+        <w:tab/>
+      </w:r>
+      <w:r>
+        <w:tab/>
+      </w:r>
+      <w:r>
+        <w:tab/>
+      </w:r>
+      <w:r>
+        <w:tab/>
+      </w:r>
+      <w:r>
+        <w:tab/>
+      </w:r>
+      <w:r>
+        <w:tab/>
+      </w:r>
+      <w:r>
+        <w:tab/>
+      </w:r>
+      <w:r>
+        <w:tab/>
+      </w:r>
+      <w:r>
+        <w:tab/>
+      </w:r>
+      <w:r>
+        <w:tab/>
+      </w:r>
+      <w:r>
+        <w:tab/>
+      </w:r>
+      <w:r>
+        <w:tab/>
+      </w:r>
+      <w:r>
+        <w:tab/>
+      </w:r>
+      <w:r>
+        <w:tab/>
+      </w:r>
+      <w:r>
+        <w:tab/>
+      </w:r>
+      <w:r>
+        <w:tab/>
+      </w:r>
+      <w:r>
+        <w:tab/>
+      </w:r>
+      <w:r>
+        <w:tab/>
+      </w:r>
+      <w:r>
+        <w:tab/>
+      </w:r>
+      <w:r>
+        <w:tab/>
+      </w:r>
+      <w:r>
+        <w:tab/>
+      </w:r>
+      <w:r>
+        <w:tab/>
+      </w:r>
+      <w:r>
+        <w:tab/>
+      </w:r>
+      <w:r>
+        <w:tab/>
+      </w:r>
+      <w:r>
+        <w:tab/>
+      </w:r>
+      <w:r>
+        <w:tab/>
+      </w:r>
+      <w:r>
+        <w:tab/>
+      </w:r>
+      <w:r>
+        <w:tab/>
+      </w:r>
+      <w:r>
+        <w:tab/>
+      </w:r>
+      <w:r>
+        <w:tab/>
+      </w:r>
+      <w:r>
+        <w:tab/>
+      </w:r>
+      <w:r>
+        <w:tab/>
+      </w:r>
+      <w:r>
+        <w:tab/>
+      </w:r>
+      <w:r>
+        <w:tab/>
+      </w:r>
+      <w:r>
+        <w:tab/>
+      </w:r>
+      <w:r>
+        <w:tab/>
+      </w:r>
+      <w:r>
+        <w:tab/>
+      </w:r>
+      <w:r>
+        <w:tab/>
+      </w:r>
+      <w:r>
+        <w:tab/>
+      </w:r>
+      <w:r>
+        <w:tab/>
+      </w:r>
+      <w:r>
+        <w:tab/>
+      </w:r>
+      <w:r>
+        <w:tab/>
+      </w:r>
+      <w:r>
+        <w:tab/>
+      </w:r>
+      <w:r>
+        <w:tab/>
+      </w:r>
+      <w:r>
+        <w:tab/>
+      </w:r>
+      <w:r>
+        <w:tab/>
+      </w:r>
+      <w:r>
+        <w:tab/>
+      </w:r>
+      <w:r>
+        <w:tab/>
+      </w:r>
+      <w:r>
+        <w:tab/>
+      </w:r>
+      <w:r>
+        <w:tab/>
+      </w:r>
+      <w:r>
+        <w:tab/>
+      </w:r>
+      <w:r>
+        <w:tab/>
+      </w:r>
+      <w:r>
+        <w:tab/>
+      </w:r>
+      <w:r>
+        <w:tab/>
+      </w:r>
+      <w:r>
+        <w:tab/>
+      </w:r>
+      <w:r>
+        <w:tab/>
+      </w:r>
+      <w:r>
+        <w:tab/>
+      </w:r>
+      <w:r>
+        <w:tab/>
+      </w:r>
+      <w:r>
+        <w:tab/>
+      </w:r>
+      <w:r>
+        <w:tab/>
+      </w:r>
+      <w:r>
+        <w:tab/>
+      </w:r>
+      <w:r>
+        <w:tab/>
+      </w:r>
+      <w:r>
+        <w:tab/>
+      </w:r>
+      <w:r>
+        <w:tab/>
+      </w:r>
+      <w:r>
+        <w:tab/>
+      </w:r>
+      <w:r>
+        <w:tab/>
+      </w:r>
+      <w:r>
+        <w:tab/>
+      </w:r>
+      <w:r>
+        <w:tab/>
+      </w:r>
+      <w:r>
+        <w:tab/>
+      </w:r>
+      <w:r>
+        <w:tab/>
+      </w:r>
+      <w:r>
+        <w:tab/>
+      </w:r>
+      <w:r>
+        <w:tab/>
+      </w:r>
+      <w:r>
+        <w:tab/>
+      </w:r>
+      <w:r>
+        <w:tab/>
+      </w:r>
+      <w:r>
+        <w:tab/>
+      </w:r>
+      <w:r>
+        <w:tab/>
+      </w:r>
+      <w:r>
+        <w:tab/>
+      </w:r>
+      <w:r>
+        <w:tab/>
+      </w:r>
+      <w:r>
+        <w:tab/>
+      </w:r>
+      <w:r>
+        <w:tab/>
+      </w:r>
+      <w:r>
+        <w:tab/>
+      </w:r>
+      <w:r>
+        <w:tab/>
+      </w:r>
+      <w:r>
+        <w:tab/>
+      </w:r>
+      <w:r>
+        <w:tab/>
+      </w:r>
+      <w:r>
+        <w:tab/>
+      </w:r>
+      <w:r>
+        <w:tab/>
+      </w:r>
+      <w:r>
+        <w:tab/>
+      </w:r>
+      <w:r>
+        <w:tab/>
+      </w:r>
+      <w:r>
+        <w:tab/>
+      </w:r>
+      <w:r>
+        <w:tab/>
+      </w:r>
+      <w:r>
+        <w:tab/>
+      </w:r>
+      <w:r>
+        <w:tab/>
+      </w:r>
+      <w:r>
+        <w:tab/>
+      </w:r>
+      <w:r>
+        <w:tab/>
+      </w:r>
+      <w:r>
+        <w:tab/>
+      </w:r>
+      <w:r>
+        <w:tab/>
+      </w:r>
+      <w:r>
+        <w:tab/>
+      </w:r>
+      <w:r>
+        <w:tab/>
+      </w:r>
+      <w:r>
+        <w:tab/>
+      </w:r>
+      <w:r>
+        <w:tab/>
+      </w:r>
+      <w:r>
+        <w:tab/>
+      </w:r>
+      <w:r>
+        <w:tab/>
+      </w:r>
+      <w:r>
+        <w:tab/>
+      </w:r>
+      <w:r>
+        <w:tab/>
+      </w:r>
+      <w:r>
+        <w:tab/>
+      </w:r>
+      <w:r>
+        <w:tab/>
+      </w:r>
+      <w:r>
+        <w:tab/>
+      </w:r>
+      <w:r>
+        <w:tab/>
+      </w:r>
+      <w:r>
+        <w:tab/>
+      </w:r>
+      <w:r>
+        <w:tab/>
+      </w:r>
+      <w:r>
+        <w:tab/>
+      </w:r>
+      <w:r>
+        <w:tab/>
+      </w:r>
+      <w:r>
+        <w:tab/>
+      </w:r>
+      <w:r>
+        <w:tab/>
+      </w:r>
+      <w:r>
+        <w:tab/>
+      </w:r>
+      <w:r>
+        <w:tab/>
+      </w:r>
+      <w:r>
+        <w:tab/>
+      </w:r>
+      <w:r>
+        <w:tab/>
+      </w:r>
+      <w:r>
+        <w:tab/>
+      </w:r>
+      <w:r>
+        <w:tab/>
+      </w:r>
+      <w:r>
+        <w:tab/>
+      </w:r>
+      <w:r>
+        <w:tab/>
+      </w:r>
+      <w:r>
+        <w:tab/>
+      </w:r>
+      <w:r>
+        <w:tab/>
+      </w:r>
+      <w:r>
+        <w:tab/>
+      </w:r>
+      <w:r>
+        <w:tab/>
+      </w:r>
+      <w:r>
+        <w:tab/>
+      </w:r>
+      <w:r>
+        <w:tab/>
+      </w:r>
+      <w:r>
+        <w:tab/>
+      </w:r>
+      <w:r>
+        <w:tab/>
+      </w:r>
+      <w:r>
+        <w:tab/>
+      </w:r>
+      <w:r>
+        <w:tab/>
+      </w:r>
+      <w:r>
+        <w:tab/>
+      </w:r>
+      <w:r>
+        <w:tab/>
+      </w:r>
+      <w:r>
+        <w:tab/>
+      </w:r>
+      <w:r>
+        <w:tab/>
+      </w:r>
+      <w:r>
+        <w:tab/>
+      </w:r>
+      <w:r>
+        <w:tab/>
+      </w:r>
+      <w:r>
+        <w:tab/>
+      </w:r>
+      <w:r>
+        <w:tab/>
+      </w:r>
+      <w:r>
+        <w:tab/>
+      </w:r>
+      <w:r>
+        <w:tab/>
+      </w:r>
+      <w:r>
+        <w:tab/>
+      </w:r>
+      <w:r>
+        <w:tab/>
+      </w:r>
+      <w:r>
+        <w:tab/>
+      </w:r>
+      <w:r>
+        <w:tab/>
+      </w:r>
+      <w:r>
+        <w:tab/>
+      </w:r>
+      <w:r>
+        <w:tab/>
+      </w:r>
+      <w:r>
+        <w:tab/>
+      </w:r>
+      <w:r>
+        <w:tab/>
+      </w:r>
+      <w:r>
+        <w:tab/>
+      </w:r>
+      <w:r>
+        <w:tab/>
+      </w:r>
+      <w:r>
+        <w:tab/>
+      </w:r>
+      <w:r>
+        <w:tab/>
+      </w:r>
+      <w:r>
+        <w:tab/>
+      </w:r>
+      <w:r>
+        <w:tab/>
+      </w:r>
+      <w:r>
+        <w:tab/>
+      </w:r>
+      <w:r>
+        <w:tab/>
+      </w:r>
+      <w:r>
+        <w:tab/>
+      </w:r>
+      <w:r>
+        <w:tab/>
+      </w:r>
+      <w:r>
+        <w:tab/>
+      </w:r>
+      <w:r>
+        <w:tab/>
+      </w:r>
+      <w:r>
+        <w:tab/>
+      </w:r>
+      <w:r>
+        <w:tab/>
+      </w:r>
+      <w:r>
+        <w:tab/>
+      </w:r>
+      <w:r>
+        <w:tab/>
+      </w:r>
+      <w:r>
+        <w:tab/>
+      </w:r>
+      <w:r>
+        <w:tab/>
+      </w:r>
+      <w:r>
+        <w:tab/>
+      </w:r>
+      <w:r>
+        <w:tab/>
+      </w:r>
+      <w:r>
+        <w:tab/>
+      </w:r>
+      <w:r>
+        <w:tab/>
+      </w:r>
+      <w:r>
+        <w:tab/>
+      </w:r>
+      <w:r>
+        <w:tab/>
+      </w:r>
+      <w:r>
+        <w:tab/>
+      </w:r>
+      <w:r>
+        <w:tab/>
+      </w:r>
+      <w:r>
+        <w:tab/>
+      </w:r>
+      <w:r>
+        <w:tab/>
+      </w:r>
+      <w:r>
+        <w:tab/>
+      </w:r>
+      <w:r>
+        <w:tab/>
+      </w:r>
+      <w:r>
+        <w:tab/>
+      </w:r>
+      <w:r>
+        <w:tab/>
+      </w:r>
+      <w:r>
+        <w:tab/>
+      </w:r>
+      <w:r>
+        <w:tab/>
+      </w:r>
+      <w:r>
+        <w:tab/>
+      </w:r>
+      <w:r>
+        <w:tab/>
+      </w:r>
+      <w:r>
+        <w:tab/>
+      </w:r>
+      <w:r>
+        <w:tab/>
+      </w:r>
+      <w:r>
+        <w:tab/>
+      </w:r>
+      <w:r>
+        <w:tab/>
+      </w:r>
+      <w:r>
+        <w:tab/>
+      </w:r>
+      <w:r>
+        <w:tab/>
+      </w:r>
+      <w:r>
+        <w:tab/>
+      </w:r>
+      <w:r>
+        <w:tab/>
+      </w:r>
+      <w:r>
+        <w:tab/>
+      </w:r>
+      <w:r>
+        <w:tab/>
+      </w:r>
+      <w:r>
+        <w:tab/>
+      </w:r>
+      <w:r>
+        <w:tab/>
+      </w:r>
+      <w:r>
+        <w:tab/>
+      </w:r>
+      <w:r>
+        <w:tab/>
+      </w:r>
+      <w:r>
+        <w:tab/>
+      </w:r>
+      <w:r>
+        <w:tab/>
+      </w:r>
+      <w:r>
+        <w:tab/>
+      </w:r>
+      <w:r>
+        <w:tab/>
+      </w:r>
+      <w:r>
+        <w:tab/>
+      </w:r>
+      <w:r>
+        <w:tab/>
+      </w:r>
+      <w:r>
+        <w:tab/>
+      </w:r>
+      <w:r>
+        <w:tab/>
+      </w:r>
+      <w:r>
+        <w:tab/>
+      </w:r>
+      <w:r>
+        <w:tab/>
+      </w:r>
+      <w:r>
+        <w:tab/>
+      </w:r>
+      <w:r>
+        <w:tab/>
+      </w:r>
+      <w:r>
+        <w:tab/>
+      </w:r>
+      <w:r>
+        <w:tab/>
+      </w:r>
+      <w:r>
+        <w:tab/>
+      </w:r>
+      <w:r>
+        <w:tab/>
+      </w:r>
+      <w:r>
+        <w:tab/>
+      </w:r>
+      <w:r>
+        <w:tab/>
+      </w:r>
+      <w:r>
+        <w:tab/>
+      </w:r>
+      <w:r>
+        <w:tab/>
+      </w:r>
+      <w:r>
+        <w:tab/>
+      </w:r>
+      <w:r>
+        <w:tab/>
+      </w:r>
+      <w:r>
+        <w:tab/>
+      </w:r>
+      <w:r>
+        <w:tab/>
+      </w:r>
+      <w:r>
+        <w:tab/>
+      </w:r>
+      <w:r>
+        <w:tab/>
+      </w:r>
+      <w:r>
+        <w:tab/>
+      </w:r>
+      <w:r>
+        <w:tab/>
+      </w:r>
+      <w:r>
+        <w:tab/>
+      </w:r>
+      <w:r>
+        <w:tab/>
+      </w:r>
+      <w:r>
+        <w:tab/>
+      </w:r>
+      <w:r>
+        <w:tab/>
+      </w:r>
+      <w:r>
+        <w:tab/>
+      </w:r>
+      <w:r>
+        <w:tab/>
+      </w:r>
+      <w:r>
+        <w:tab/>
+      </w:r>
+      <w:r>
+        <w:tab/>
+      </w:r>
+      <w:r>
+        <w:tab/>
+      </w:r>
+      <w:r>
+        <w:tab/>
+      </w:r>
+      <w:r>
+        <w:tab/>
+      </w:r>
+      <w:r>
+        <w:tab/>
+      </w:r>
+      <w:r>
+        <w:tab/>
+      </w:r>
+      <w:r>
+        <w:tab/>
+      </w:r>
+      <w:r>
+        <w:tab/>
+      </w:r>
+      <w:r>
+        <w:tab/>
+      </w:r>
+      <w:r>
+        <w:tab/>
+      </w:r>
+      <w:r>
+        <w:tab/>
+      </w:r>
+      <w:r>
+        <w:tab/>
+      </w:r>
+      <w:r>
+        <w:tab/>
+      </w:r>
+      <w:r>
+        <w:tab/>
+      </w:r>
+      <w:r>
+        <w:tab/>
+      </w:r>
+      <w:r>
+        <w:tab/>
+      </w:r>
+      <w:r>
+        <w:tab/>
+      </w:r>
+      <w:r>
+        <w:tab/>
+      </w:r>
+      <w:r>
+        <w:tab/>
+      </w:r>
+      <w:r>
+        <w:tab/>
+      </w:r>
+    </w:p>
+    <w:p>
+      <w:pPr>
+        <w:pStyle w:val="Ttulo1"/>
+        <w:numPr>
+          <w:ilvl w:val="0"/>
+          <w:numId w:val="0"/>
+        </w:numPr>
+        <w:ind w:left="360"/>
+      </w:pPr>
+    </w:p>
+    <w:p>
+      <w:pPr>
+        <w:pStyle w:val="Ttulo1"/>
+        <w:numPr>
+          <w:ilvl w:val="0"/>
+          <w:numId w:val="0"/>
+        </w:numPr>
+        <w:ind w:left="360"/>
+      </w:pPr>
+      <w:r>
+        <w:tab/>
+      </w:r>
+      <w:r>
+        <w:tab/>
+      </w:r>
+      <w:r>
+        <w:tab/>
+      </w:r>
+      <w:r>
+        <w:tab/>
+      </w:r>
+      <w:r>
+        <w:tab/>
+      </w:r>
+      <w:r>
+        <w:tab/>
+      </w:r>
+      <w:r>
+        <w:tab/>
+      </w:r>
+      <w:r>
+        <w:tab/>
+      </w:r>
+      <w:r>
+        <w:tab/>
+      </w:r>
+      <w:r>
+        <w:tab/>
+      </w:r>
+      <w:r>
+        <w:tab/>
+      </w:r>
+      <w:r>
+        <w:tab/>
+      </w:r>
+      <w:r>
+        <w:tab/>
+      </w:r>
+      <w:r>
+        <w:tab/>
+      </w:r>
+      <w:r>
+        <w:tab/>
+      </w:r>
+      <w:r>
+        <w:tab/>
+      </w:r>
+      <w:r>
+        <w:tab/>
+      </w:r>
+      <w:r>
+        <w:tab/>
+      </w:r>
+      <w:r>
+        <w:tab/>
+      </w:r>
+      <w:r>
+        <w:tab/>
+      </w:r>
+    </w:p>
+    <w:p>
+      <w:pPr>
+        <w:pStyle w:val="Ttulo1"/>
+      </w:pPr>
+      <w:bookmarkStart w:id="5" w:name="_Toc237345816"/>
       <w:r>
         <w:lastRenderedPageBreak/>
         <w:t>Exhibición comercial de productos</w:t>
@@ -5979,7 +6890,7 @@
           <w:numId w:val="40"/>
         </w:numPr>
       </w:pPr>
-      <w:bookmarkStart w:id="6" w:name="_Toc236811446"/>
+      <w:bookmarkStart w:id="6" w:name="_Toc237345817"/>
       <w:r>
         <w:t>Exhibición: concepto, zonas, tipos, niveles, técnicas y usos</w:t>
       </w:r>
@@ -6008,27 +6919,27 @@
         <w:rPr>
           <w:lang w:val="es-419" w:eastAsia="es-CO"/>
         </w:rPr>
-        <w:t xml:space="preserve">Una exhibición adecuada permite que el cliente reconozca los productos disponibles, compare alternativas y tome decisiones de compra de forma más ágil. </w:t>
+        <w:t>Una exhibición adecuada permite que el cliente reconozca los productos disponibles, compare alternativas y tome decisiones de compra de forma más ágil. También contribuye a mejorar el orden del punto de venta, fortalecer la identidad comercial del establecimiento y generar una experiencia de compra más agradable.</w:t>
+      </w:r>
+    </w:p>
+    <w:p>
+      <w:pPr>
+        <w:rPr>
+          <w:lang w:val="es-419" w:eastAsia="es-CO"/>
+        </w:rPr>
+      </w:pPr>
+      <w:r>
+        <w:rPr>
+          <w:lang w:val="es-419" w:eastAsia="es-CO"/>
+        </w:rPr>
+        <w:t xml:space="preserve">Las zonas de exhibición corresponden a los espacios del punto de venta donde se ubican los productos según el recorrido del cliente, el nivel de circulación y el propósito </w:t>
       </w:r>
       <w:r>
         <w:rPr>
           <w:lang w:val="es-419" w:eastAsia="es-CO"/>
         </w:rPr>
         <w:lastRenderedPageBreak/>
-        <w:t>También contribuye a mejorar el orden del punto de venta, fortalecer la identidad comercial del establecimiento y generar una experiencia de compra más agradable.</w:t>
-      </w:r>
-    </w:p>
-    <w:p>
-      <w:pPr>
-        <w:rPr>
-          <w:lang w:val="es-419" w:eastAsia="es-CO"/>
-        </w:rPr>
-      </w:pPr>
-      <w:r>
-        <w:rPr>
-          <w:lang w:val="es-419" w:eastAsia="es-CO"/>
-        </w:rPr>
-        <w:t>Las zonas de exhibición corresponden a los espacios del punto de venta donde se ubican los productos según el recorrido del cliente, el nivel de circulación y el propósito comercial. Estas zonas ayudan a orientar la ubicación de los productos y a definir qué artículos pueden tener mayor exposición dentro del establecimiento.</w:t>
+        <w:t>comercial. Estas zonas ayudan a orientar la ubicación de los productos y a definir qué artículos pueden tener mayor exposición dentro del establecimiento.</w:t>
       </w:r>
     </w:p>
     <w:p>
@@ -6233,8 +7144,25 @@
         <w:rPr>
           <w:lang w:val="es-419" w:eastAsia="es-CO"/>
         </w:rPr>
-        <w:lastRenderedPageBreak/>
         <w:t>La exhibición puede adoptar diferentes formas según el tipo de producto, el espacio disponible y la estrategia comercial definida. Entre los principales tipos de exhibición se encuentran la horizontal, vertical, masiva y temática.</w:t>
+      </w:r>
+      <w:r>
+        <w:rPr>
+          <w:lang w:val="es-419" w:eastAsia="es-CO"/>
+        </w:rPr>
+        <w:tab/>
+      </w:r>
+      <w:r>
+        <w:rPr>
+          <w:lang w:val="es-419" w:eastAsia="es-CO"/>
+        </w:rPr>
+        <w:tab/>
+      </w:r>
+      <w:r>
+        <w:rPr>
+          <w:lang w:val="es-419" w:eastAsia="es-CO"/>
+        </w:rPr>
+        <w:tab/>
       </w:r>
     </w:p>
     <w:p>
@@ -6256,6 +7184,7 @@
           <w:bCs/>
           <w:lang w:val="es-419" w:eastAsia="es-CO"/>
         </w:rPr>
+        <w:lastRenderedPageBreak/>
         <w:t>Tipos de exhibición comercial</w:t>
       </w:r>
     </w:p>
@@ -6421,312 +7350,6 @@
         </w:rPr>
         <w:tab/>
       </w:r>
-      <w:r>
-        <w:rPr>
-          <w:lang w:val="es-419" w:eastAsia="es-CO"/>
-        </w:rPr>
-        <w:tab/>
-      </w:r>
-      <w:r>
-        <w:rPr>
-          <w:lang w:val="es-419" w:eastAsia="es-CO"/>
-        </w:rPr>
-        <w:tab/>
-      </w:r>
-      <w:r>
-        <w:rPr>
-          <w:lang w:val="es-419" w:eastAsia="es-CO"/>
-        </w:rPr>
-        <w:tab/>
-      </w:r>
-      <w:r>
-        <w:rPr>
-          <w:lang w:val="es-419" w:eastAsia="es-CO"/>
-        </w:rPr>
-        <w:tab/>
-      </w:r>
-      <w:r>
-        <w:rPr>
-          <w:lang w:val="es-419" w:eastAsia="es-CO"/>
-        </w:rPr>
-        <w:tab/>
-      </w:r>
-      <w:r>
-        <w:rPr>
-          <w:lang w:val="es-419" w:eastAsia="es-CO"/>
-        </w:rPr>
-        <w:tab/>
-      </w:r>
-      <w:r>
-        <w:rPr>
-          <w:lang w:val="es-419" w:eastAsia="es-CO"/>
-        </w:rPr>
-        <w:tab/>
-      </w:r>
-      <w:r>
-        <w:rPr>
-          <w:lang w:val="es-419" w:eastAsia="es-CO"/>
-        </w:rPr>
-        <w:tab/>
-      </w:r>
-      <w:r>
-        <w:rPr>
-          <w:lang w:val="es-419" w:eastAsia="es-CO"/>
-        </w:rPr>
-        <w:tab/>
-      </w:r>
-      <w:r>
-        <w:rPr>
-          <w:lang w:val="es-419" w:eastAsia="es-CO"/>
-        </w:rPr>
-        <w:tab/>
-      </w:r>
-      <w:r>
-        <w:rPr>
-          <w:lang w:val="es-419" w:eastAsia="es-CO"/>
-        </w:rPr>
-        <w:tab/>
-      </w:r>
-      <w:r>
-        <w:rPr>
-          <w:lang w:val="es-419" w:eastAsia="es-CO"/>
-        </w:rPr>
-        <w:tab/>
-      </w:r>
-      <w:r>
-        <w:rPr>
-          <w:lang w:val="es-419" w:eastAsia="es-CO"/>
-        </w:rPr>
-        <w:tab/>
-      </w:r>
-      <w:r>
-        <w:rPr>
-          <w:lang w:val="es-419" w:eastAsia="es-CO"/>
-        </w:rPr>
-        <w:tab/>
-      </w:r>
-      <w:r>
-        <w:rPr>
-          <w:lang w:val="es-419" w:eastAsia="es-CO"/>
-        </w:rPr>
-        <w:tab/>
-      </w:r>
-      <w:r>
-        <w:rPr>
-          <w:lang w:val="es-419" w:eastAsia="es-CO"/>
-        </w:rPr>
-        <w:tab/>
-      </w:r>
-      <w:r>
-        <w:rPr>
-          <w:lang w:val="es-419" w:eastAsia="es-CO"/>
-        </w:rPr>
-        <w:tab/>
-      </w:r>
-      <w:r>
-        <w:rPr>
-          <w:lang w:val="es-419" w:eastAsia="es-CO"/>
-        </w:rPr>
-        <w:tab/>
-      </w:r>
-      <w:r>
-        <w:rPr>
-          <w:lang w:val="es-419" w:eastAsia="es-CO"/>
-        </w:rPr>
-        <w:tab/>
-      </w:r>
-      <w:r>
-        <w:rPr>
-          <w:lang w:val="es-419" w:eastAsia="es-CO"/>
-        </w:rPr>
-        <w:tab/>
-      </w:r>
-      <w:r>
-        <w:rPr>
-          <w:lang w:val="es-419" w:eastAsia="es-CO"/>
-        </w:rPr>
-        <w:tab/>
-      </w:r>
-      <w:r>
-        <w:rPr>
-          <w:lang w:val="es-419" w:eastAsia="es-CO"/>
-        </w:rPr>
-        <w:tab/>
-      </w:r>
-      <w:r>
-        <w:rPr>
-          <w:lang w:val="es-419" w:eastAsia="es-CO"/>
-        </w:rPr>
-        <w:tab/>
-      </w:r>
-      <w:r>
-        <w:rPr>
-          <w:lang w:val="es-419" w:eastAsia="es-CO"/>
-        </w:rPr>
-        <w:tab/>
-      </w:r>
-      <w:r>
-        <w:rPr>
-          <w:lang w:val="es-419" w:eastAsia="es-CO"/>
-        </w:rPr>
-        <w:tab/>
-      </w:r>
-      <w:r>
-        <w:rPr>
-          <w:lang w:val="es-419" w:eastAsia="es-CO"/>
-        </w:rPr>
-        <w:tab/>
-      </w:r>
-      <w:r>
-        <w:rPr>
-          <w:lang w:val="es-419" w:eastAsia="es-CO"/>
-        </w:rPr>
-        <w:tab/>
-      </w:r>
-      <w:r>
-        <w:rPr>
-          <w:lang w:val="es-419" w:eastAsia="es-CO"/>
-        </w:rPr>
-        <w:tab/>
-      </w:r>
-      <w:r>
-        <w:rPr>
-          <w:lang w:val="es-419" w:eastAsia="es-CO"/>
-        </w:rPr>
-        <w:tab/>
-      </w:r>
-      <w:r>
-        <w:rPr>
-          <w:lang w:val="es-419" w:eastAsia="es-CO"/>
-        </w:rPr>
-        <w:tab/>
-      </w:r>
-      <w:r>
-        <w:rPr>
-          <w:lang w:val="es-419" w:eastAsia="es-CO"/>
-        </w:rPr>
-        <w:tab/>
-      </w:r>
-      <w:r>
-        <w:rPr>
-          <w:lang w:val="es-419" w:eastAsia="es-CO"/>
-        </w:rPr>
-        <w:tab/>
-      </w:r>
-      <w:r>
-        <w:rPr>
-          <w:lang w:val="es-419" w:eastAsia="es-CO"/>
-        </w:rPr>
-        <w:tab/>
-      </w:r>
-      <w:r>
-        <w:rPr>
-          <w:lang w:val="es-419" w:eastAsia="es-CO"/>
-        </w:rPr>
-        <w:tab/>
-      </w:r>
-      <w:r>
-        <w:rPr>
-          <w:lang w:val="es-419" w:eastAsia="es-CO"/>
-        </w:rPr>
-        <w:tab/>
-      </w:r>
-      <w:r>
-        <w:rPr>
-          <w:lang w:val="es-419" w:eastAsia="es-CO"/>
-        </w:rPr>
-        <w:tab/>
-      </w:r>
-      <w:r>
-        <w:rPr>
-          <w:lang w:val="es-419" w:eastAsia="es-CO"/>
-        </w:rPr>
-        <w:tab/>
-      </w:r>
-      <w:r>
-        <w:rPr>
-          <w:lang w:val="es-419" w:eastAsia="es-CO"/>
-        </w:rPr>
-        <w:tab/>
-      </w:r>
-      <w:r>
-        <w:rPr>
-          <w:lang w:val="es-419" w:eastAsia="es-CO"/>
-        </w:rPr>
-        <w:tab/>
-      </w:r>
-      <w:r>
-        <w:rPr>
-          <w:lang w:val="es-419" w:eastAsia="es-CO"/>
-        </w:rPr>
-        <w:tab/>
-      </w:r>
-      <w:r>
-        <w:rPr>
-          <w:lang w:val="es-419" w:eastAsia="es-CO"/>
-        </w:rPr>
-        <w:tab/>
-      </w:r>
-      <w:r>
-        <w:rPr>
-          <w:lang w:val="es-419" w:eastAsia="es-CO"/>
-        </w:rPr>
-        <w:tab/>
-      </w:r>
-      <w:r>
-        <w:rPr>
-          <w:lang w:val="es-419" w:eastAsia="es-CO"/>
-        </w:rPr>
-        <w:tab/>
-      </w:r>
-      <w:r>
-        <w:rPr>
-          <w:lang w:val="es-419" w:eastAsia="es-CO"/>
-        </w:rPr>
-        <w:tab/>
-      </w:r>
-      <w:r>
-        <w:rPr>
-          <w:lang w:val="es-419" w:eastAsia="es-CO"/>
-        </w:rPr>
-        <w:tab/>
-      </w:r>
-      <w:r>
-        <w:rPr>
-          <w:lang w:val="es-419" w:eastAsia="es-CO"/>
-        </w:rPr>
-        <w:tab/>
-      </w:r>
-      <w:r>
-        <w:rPr>
-          <w:lang w:val="es-419" w:eastAsia="es-CO"/>
-        </w:rPr>
-        <w:tab/>
-      </w:r>
-      <w:r>
-        <w:rPr>
-          <w:lang w:val="es-419" w:eastAsia="es-CO"/>
-        </w:rPr>
-        <w:tab/>
-      </w:r>
-      <w:r>
-        <w:rPr>
-          <w:lang w:val="es-419" w:eastAsia="es-CO"/>
-        </w:rPr>
-        <w:tab/>
-      </w:r>
-      <w:r>
-        <w:rPr>
-          <w:lang w:val="es-419" w:eastAsia="es-CO"/>
-        </w:rPr>
-        <w:tab/>
-      </w:r>
-      <w:r>
-        <w:rPr>
-          <w:lang w:val="es-419" w:eastAsia="es-CO"/>
-        </w:rPr>
-        <w:tab/>
-      </w:r>
     </w:p>
     <w:p>
       <w:pPr>
@@ -6739,7 +7362,6 @@
         <w:rPr>
           <w:lang w:val="es-419" w:eastAsia="es-CO"/>
         </w:rPr>
-        <w:lastRenderedPageBreak/>
         <w:t>Niveles de exhibición</w:t>
       </w:r>
     </w:p>
@@ -6841,6 +7463,7 @@
               </w:rPr>
             </w:pPr>
             <w:r>
+              <w:lastRenderedPageBreak/>
               <w:t>Nivel de los ojos</w:t>
             </w:r>
           </w:p>
@@ -7119,7 +7742,6 @@
           <w:bCs/>
           <w:lang w:val="es-419" w:eastAsia="es-CO"/>
         </w:rPr>
-        <w:lastRenderedPageBreak/>
         <w:t>Ubicación de productos complementarios</w:t>
       </w:r>
       <w:r>
@@ -7160,6 +7782,7 @@
           <w:bCs/>
           <w:lang w:val="es-419" w:eastAsia="es-CO"/>
         </w:rPr>
+        <w:lastRenderedPageBreak/>
         <w:t>Material promocional</w:t>
       </w:r>
       <w:r>
@@ -7255,7 +7878,7 @@
           <w:noProof/>
         </w:rPr>
         <w:drawing>
-          <wp:inline distT="0" distB="0" distL="0" distR="0" wp14:anchorId="4589B98F" wp14:editId="5442484E">
+          <wp:inline distT="0" distB="0" distL="0" distR="0" wp14:anchorId="4589B98F" wp14:editId="5CBA6893">
             <wp:extent cx="4680000" cy="2632500"/>
             <wp:effectExtent l="0" t="0" r="6350" b="0"/>
             <wp:docPr id="699019336" name="Imagen 699019336">
@@ -7333,104 +7956,6 @@
         </w:r>
       </w:hyperlink>
     </w:p>
-    <w:p>
-      <w:pPr>
-        <w:rPr>
-          <w:lang w:val="es-419" w:eastAsia="es-CO"/>
-        </w:rPr>
-      </w:pPr>
-      <w:r>
-        <w:rPr>
-          <w:lang w:val="es-419" w:eastAsia="es-CO"/>
-        </w:rPr>
-        <w:tab/>
-      </w:r>
-      <w:r>
-        <w:rPr>
-          <w:lang w:val="es-419" w:eastAsia="es-CO"/>
-        </w:rPr>
-        <w:tab/>
-      </w:r>
-      <w:r>
-        <w:rPr>
-          <w:lang w:val="es-419" w:eastAsia="es-CO"/>
-        </w:rPr>
-        <w:tab/>
-      </w:r>
-      <w:r>
-        <w:rPr>
-          <w:lang w:val="es-419" w:eastAsia="es-CO"/>
-        </w:rPr>
-        <w:tab/>
-      </w:r>
-      <w:r>
-        <w:rPr>
-          <w:lang w:val="es-419" w:eastAsia="es-CO"/>
-        </w:rPr>
-        <w:tab/>
-      </w:r>
-      <w:r>
-        <w:rPr>
-          <w:lang w:val="es-419" w:eastAsia="es-CO"/>
-        </w:rPr>
-        <w:tab/>
-      </w:r>
-      <w:r>
-        <w:rPr>
-          <w:lang w:val="es-419" w:eastAsia="es-CO"/>
-        </w:rPr>
-        <w:tab/>
-      </w:r>
-      <w:r>
-        <w:rPr>
-          <w:lang w:val="es-419" w:eastAsia="es-CO"/>
-        </w:rPr>
-        <w:tab/>
-      </w:r>
-      <w:r>
-        <w:rPr>
-          <w:lang w:val="es-419" w:eastAsia="es-CO"/>
-        </w:rPr>
-        <w:tab/>
-      </w:r>
-      <w:r>
-        <w:rPr>
-          <w:lang w:val="es-419" w:eastAsia="es-CO"/>
-        </w:rPr>
-        <w:tab/>
-      </w:r>
-      <w:r>
-        <w:rPr>
-          <w:lang w:val="es-419" w:eastAsia="es-CO"/>
-        </w:rPr>
-        <w:tab/>
-      </w:r>
-      <w:r>
-        <w:rPr>
-          <w:lang w:val="es-419" w:eastAsia="es-CO"/>
-        </w:rPr>
-        <w:tab/>
-      </w:r>
-      <w:r>
-        <w:rPr>
-          <w:lang w:val="es-419" w:eastAsia="es-CO"/>
-        </w:rPr>
-        <w:tab/>
-      </w:r>
-      <w:r>
-        <w:rPr>
-          <w:lang w:val="es-419" w:eastAsia="es-CO"/>
-        </w:rPr>
-        <w:tab/>
-      </w:r>
-    </w:p>
-    <w:p>
-      <w:pPr>
-        <w:rPr>
-          <w:lang w:val="es-419" w:eastAsia="es-CO"/>
-        </w:rPr>
-      </w:pPr>
-    </w:p>
     <w:tbl>
       <w:tblPr>
         <w:tblStyle w:val="Tablaconcuadrcula"/>
@@ -7459,7 +7984,6 @@
               <w:rPr>
                 <w:b/>
               </w:rPr>
-              <w:lastRenderedPageBreak/>
               <w:t xml:space="preserve">Transcripción del video. </w:t>
             </w:r>
             <w:r>
@@ -7480,11 +8004,21 @@
           </w:tcPr>
           <w:p>
             <w:r>
-              <w:t>Una exhibición debe contar con una excelente exposición de los productos, para poder llamar la atención del público que con frecuencia visita el establecimiento. En cada sección se debe emplear un buen merchandising, promoción o comercialización, y utilizar los mejores elementos para su producción, lo cual es vital en la rotación del artículo que forme parte de la exhibición.</w:t>
+              <w:t xml:space="preserve">Una exhibición debe contar con una excelente exposición de los productos, para poder llamar la atención del público que con frecuencia visita el establecimiento. En cada sección se debe emplear un buen </w:t>
+            </w:r>
+            <w:r>
+              <w:rPr>
+                <w:rStyle w:val="Extranjerismo"/>
+              </w:rPr>
+              <w:t>merchandising</w:t>
+            </w:r>
+            <w:r>
+              <w:t>, promoción o comercialización, y utilizar los mejores elementos para su producción, lo cual es vital en la rotación del artículo que forme parte de la exhibición.</w:t>
             </w:r>
           </w:p>
           <w:p>
             <w:r>
+              <w:lastRenderedPageBreak/>
               <w:t>Por lo general, los clientes toman las decisiones de compra directamente en el punto de venta, por lo que una efectiva exhibición de los artículos puede influir positivamente en la toma de decisión.</w:t>
             </w:r>
           </w:p>
@@ -7512,8 +8046,9 @@
           <w:numId w:val="38"/>
         </w:numPr>
       </w:pPr>
-      <w:bookmarkStart w:id="7" w:name="_Toc236811447"/>
-      <w:r>
+      <w:bookmarkStart w:id="7" w:name="_Toc237345818"/>
+      <w:r>
+        <w:lastRenderedPageBreak/>
         <w:t>Estrategias de exhibición: concepto, tipos y clasificación</w:t>
       </w:r>
       <w:bookmarkEnd w:id="7"/>
@@ -7554,14 +8089,7 @@
         <w:rPr>
           <w:lang w:val="es-419" w:eastAsia="es-CO"/>
         </w:rPr>
-        <w:t xml:space="preserve">Una estrategia de exhibición no se limita a ubicar productos en un mueble. También implica definir qué productos se destacan, en qué zona se ubican, qué </w:t>
-      </w:r>
-      <w:r>
-        <w:rPr>
-          <w:lang w:val="es-419" w:eastAsia="es-CO"/>
-        </w:rPr>
-        <w:lastRenderedPageBreak/>
-        <w:t>mensaje los acompaña, qué recursos de apoyo se utilizan y cómo se facilita el recorrido del cliente dentro del establecimiento.</w:t>
+        <w:t>Una estrategia de exhibición no se limita a ubicar productos en un mueble. También implica definir qué productos se destacan, en qué zona se ubican, qué mensaje los acompaña, qué recursos de apoyo se utilizan y cómo se facilita el recorrido del cliente dentro del establecimiento.</w:t>
       </w:r>
     </w:p>
     <w:p>
@@ -7635,6 +8163,7 @@
           <w:bCs/>
           <w:lang w:val="es-419" w:eastAsia="es-CO"/>
         </w:rPr>
+        <w:lastRenderedPageBreak/>
         <w:t>Exhibición promocional:</w:t>
       </w:r>
       <w:r>
@@ -7742,7 +8271,6 @@
           <w:bCs/>
           <w:lang w:val="es-419" w:eastAsia="es-CO"/>
         </w:rPr>
-        <w:lastRenderedPageBreak/>
         <w:t>Clasificación de las estrategias de exhibición</w:t>
       </w:r>
     </w:p>
@@ -7827,6 +8355,7 @@
           <w:bCs/>
           <w:lang w:val="es-419" w:eastAsia="es-CO"/>
         </w:rPr>
+        <w:lastRenderedPageBreak/>
         <w:t>Exhibición de impulso:</w:t>
       </w:r>
       <w:r>
@@ -7878,7 +8407,7 @@
       <w:pPr>
         <w:pStyle w:val="Ttulo2"/>
       </w:pPr>
-      <w:bookmarkStart w:id="8" w:name="_Toc236811448"/>
+      <w:bookmarkStart w:id="8" w:name="_Toc237345819"/>
       <w:r>
         <w:t>Mobiliario comercial: concepto, disposición, usos y clasificación</w:t>
       </w:r>
@@ -7933,8 +8462,127 @@
         <w:rPr>
           <w:lang w:val="es-419" w:eastAsia="es-CO"/>
         </w:rPr>
-        <w:lastRenderedPageBreak/>
         <w:t>El mobiliario comercial se utiliza para exhibir productos de manera ordenada, facilitar el acceso a los artículos, aprovechar el espacio disponible, apoyar la promoción comercial y orientar el recorrido dentro del establecimiento. Su uso adecuado contribuye a una experiencia de compra más clara, cómoda e incluyente.</w:t>
+      </w:r>
+      <w:r>
+        <w:rPr>
+          <w:lang w:val="es-419" w:eastAsia="es-CO"/>
+        </w:rPr>
+        <w:tab/>
+      </w:r>
+      <w:r>
+        <w:rPr>
+          <w:lang w:val="es-419" w:eastAsia="es-CO"/>
+        </w:rPr>
+        <w:tab/>
+      </w:r>
+      <w:r>
+        <w:rPr>
+          <w:lang w:val="es-419" w:eastAsia="es-CO"/>
+        </w:rPr>
+        <w:tab/>
+      </w:r>
+      <w:r>
+        <w:rPr>
+          <w:lang w:val="es-419" w:eastAsia="es-CO"/>
+        </w:rPr>
+        <w:tab/>
+      </w:r>
+      <w:r>
+        <w:rPr>
+          <w:lang w:val="es-419" w:eastAsia="es-CO"/>
+        </w:rPr>
+        <w:tab/>
+      </w:r>
+      <w:r>
+        <w:rPr>
+          <w:lang w:val="es-419" w:eastAsia="es-CO"/>
+        </w:rPr>
+        <w:tab/>
+      </w:r>
+      <w:r>
+        <w:rPr>
+          <w:lang w:val="es-419" w:eastAsia="es-CO"/>
+        </w:rPr>
+        <w:tab/>
+      </w:r>
+      <w:r>
+        <w:rPr>
+          <w:lang w:val="es-419" w:eastAsia="es-CO"/>
+        </w:rPr>
+        <w:tab/>
+      </w:r>
+      <w:r>
+        <w:rPr>
+          <w:lang w:val="es-419" w:eastAsia="es-CO"/>
+        </w:rPr>
+        <w:tab/>
+      </w:r>
+      <w:r>
+        <w:rPr>
+          <w:lang w:val="es-419" w:eastAsia="es-CO"/>
+        </w:rPr>
+        <w:tab/>
+      </w:r>
+      <w:r>
+        <w:rPr>
+          <w:lang w:val="es-419" w:eastAsia="es-CO"/>
+        </w:rPr>
+        <w:tab/>
+      </w:r>
+      <w:r>
+        <w:rPr>
+          <w:lang w:val="es-419" w:eastAsia="es-CO"/>
+        </w:rPr>
+        <w:tab/>
+      </w:r>
+      <w:r>
+        <w:rPr>
+          <w:lang w:val="es-419" w:eastAsia="es-CO"/>
+        </w:rPr>
+        <w:tab/>
+      </w:r>
+      <w:r>
+        <w:rPr>
+          <w:lang w:val="es-419" w:eastAsia="es-CO"/>
+        </w:rPr>
+        <w:tab/>
+      </w:r>
+      <w:r>
+        <w:rPr>
+          <w:lang w:val="es-419" w:eastAsia="es-CO"/>
+        </w:rPr>
+        <w:tab/>
+      </w:r>
+      <w:r>
+        <w:rPr>
+          <w:lang w:val="es-419" w:eastAsia="es-CO"/>
+        </w:rPr>
+        <w:tab/>
+      </w:r>
+      <w:r>
+        <w:rPr>
+          <w:lang w:val="es-419" w:eastAsia="es-CO"/>
+        </w:rPr>
+        <w:tab/>
+      </w:r>
+      <w:r>
+        <w:rPr>
+          <w:lang w:val="es-419" w:eastAsia="es-CO"/>
+        </w:rPr>
+        <w:tab/>
+      </w:r>
+      <w:r>
+        <w:rPr>
+          <w:lang w:val="es-419" w:eastAsia="es-CO"/>
+        </w:rPr>
+        <w:tab/>
+      </w:r>
+      <w:r>
+        <w:rPr>
+          <w:lang w:val="es-419" w:eastAsia="es-CO"/>
+        </w:rPr>
+        <w:tab/>
       </w:r>
     </w:p>
     <w:p>
@@ -7956,6 +8604,7 @@
           <w:bCs/>
           <w:lang w:val="es-419" w:eastAsia="es-CO"/>
         </w:rPr>
+        <w:lastRenderedPageBreak/>
         <w:t>Clasificación del mobiliario comercial</w:t>
       </w:r>
     </w:p>
@@ -8156,13 +8805,578 @@
         </w:rPr>
         <w:t>structuras diseñadas para destacar productos, campañas, descuentos o lanzamientos. Pueden ubicarse en zonas calientes, zonas promocionales o puntos de alta circulación.</w:t>
       </w:r>
+      <w:r>
+        <w:rPr>
+          <w:lang w:val="es-419" w:eastAsia="es-CO"/>
+        </w:rPr>
+        <w:tab/>
+      </w:r>
+      <w:r>
+        <w:rPr>
+          <w:lang w:val="es-419" w:eastAsia="es-CO"/>
+        </w:rPr>
+        <w:tab/>
+      </w:r>
+      <w:r>
+        <w:rPr>
+          <w:lang w:val="es-419" w:eastAsia="es-CO"/>
+        </w:rPr>
+        <w:tab/>
+      </w:r>
+      <w:r>
+        <w:rPr>
+          <w:lang w:val="es-419" w:eastAsia="es-CO"/>
+        </w:rPr>
+        <w:tab/>
+      </w:r>
+      <w:r>
+        <w:rPr>
+          <w:lang w:val="es-419" w:eastAsia="es-CO"/>
+        </w:rPr>
+        <w:tab/>
+      </w:r>
+      <w:r>
+        <w:rPr>
+          <w:lang w:val="es-419" w:eastAsia="es-CO"/>
+        </w:rPr>
+        <w:tab/>
+      </w:r>
+      <w:r>
+        <w:rPr>
+          <w:lang w:val="es-419" w:eastAsia="es-CO"/>
+        </w:rPr>
+        <w:tab/>
+      </w:r>
+      <w:r>
+        <w:rPr>
+          <w:lang w:val="es-419" w:eastAsia="es-CO"/>
+        </w:rPr>
+        <w:tab/>
+      </w:r>
+      <w:r>
+        <w:rPr>
+          <w:lang w:val="es-419" w:eastAsia="es-CO"/>
+        </w:rPr>
+        <w:tab/>
+      </w:r>
+      <w:r>
+        <w:rPr>
+          <w:lang w:val="es-419" w:eastAsia="es-CO"/>
+        </w:rPr>
+        <w:tab/>
+      </w:r>
+      <w:r>
+        <w:rPr>
+          <w:lang w:val="es-419" w:eastAsia="es-CO"/>
+        </w:rPr>
+        <w:tab/>
+      </w:r>
+      <w:r>
+        <w:rPr>
+          <w:lang w:val="es-419" w:eastAsia="es-CO"/>
+        </w:rPr>
+        <w:tab/>
+      </w:r>
+      <w:r>
+        <w:rPr>
+          <w:lang w:val="es-419" w:eastAsia="es-CO"/>
+        </w:rPr>
+        <w:tab/>
+      </w:r>
+      <w:r>
+        <w:rPr>
+          <w:lang w:val="es-419" w:eastAsia="es-CO"/>
+        </w:rPr>
+        <w:tab/>
+      </w:r>
+      <w:r>
+        <w:rPr>
+          <w:lang w:val="es-419" w:eastAsia="es-CO"/>
+        </w:rPr>
+        <w:tab/>
+      </w:r>
+      <w:r>
+        <w:rPr>
+          <w:lang w:val="es-419" w:eastAsia="es-CO"/>
+        </w:rPr>
+        <w:tab/>
+      </w:r>
+      <w:r>
+        <w:rPr>
+          <w:lang w:val="es-419" w:eastAsia="es-CO"/>
+        </w:rPr>
+        <w:tab/>
+      </w:r>
+      <w:r>
+        <w:rPr>
+          <w:lang w:val="es-419" w:eastAsia="es-CO"/>
+        </w:rPr>
+        <w:tab/>
+      </w:r>
+      <w:r>
+        <w:rPr>
+          <w:lang w:val="es-419" w:eastAsia="es-CO"/>
+        </w:rPr>
+        <w:tab/>
+      </w:r>
+      <w:r>
+        <w:rPr>
+          <w:lang w:val="es-419" w:eastAsia="es-CO"/>
+        </w:rPr>
+        <w:tab/>
+      </w:r>
+      <w:r>
+        <w:rPr>
+          <w:lang w:val="es-419" w:eastAsia="es-CO"/>
+        </w:rPr>
+        <w:tab/>
+      </w:r>
+      <w:r>
+        <w:rPr>
+          <w:lang w:val="es-419" w:eastAsia="es-CO"/>
+        </w:rPr>
+        <w:tab/>
+      </w:r>
+      <w:r>
+        <w:rPr>
+          <w:lang w:val="es-419" w:eastAsia="es-CO"/>
+        </w:rPr>
+        <w:tab/>
+      </w:r>
+      <w:r>
+        <w:rPr>
+          <w:lang w:val="es-419" w:eastAsia="es-CO"/>
+        </w:rPr>
+        <w:tab/>
+      </w:r>
+      <w:r>
+        <w:rPr>
+          <w:lang w:val="es-419" w:eastAsia="es-CO"/>
+        </w:rPr>
+        <w:tab/>
+      </w:r>
+      <w:r>
+        <w:rPr>
+          <w:lang w:val="es-419" w:eastAsia="es-CO"/>
+        </w:rPr>
+        <w:tab/>
+      </w:r>
+      <w:r>
+        <w:rPr>
+          <w:lang w:val="es-419" w:eastAsia="es-CO"/>
+        </w:rPr>
+        <w:tab/>
+      </w:r>
+      <w:r>
+        <w:rPr>
+          <w:lang w:val="es-419" w:eastAsia="es-CO"/>
+        </w:rPr>
+        <w:tab/>
+      </w:r>
+      <w:r>
+        <w:rPr>
+          <w:lang w:val="es-419" w:eastAsia="es-CO"/>
+        </w:rPr>
+        <w:tab/>
+      </w:r>
+      <w:r>
+        <w:rPr>
+          <w:lang w:val="es-419" w:eastAsia="es-CO"/>
+        </w:rPr>
+        <w:tab/>
+      </w:r>
+      <w:r>
+        <w:rPr>
+          <w:lang w:val="es-419" w:eastAsia="es-CO"/>
+        </w:rPr>
+        <w:tab/>
+      </w:r>
+      <w:r>
+        <w:rPr>
+          <w:lang w:val="es-419" w:eastAsia="es-CO"/>
+        </w:rPr>
+        <w:tab/>
+      </w:r>
+      <w:r>
+        <w:rPr>
+          <w:lang w:val="es-419" w:eastAsia="es-CO"/>
+        </w:rPr>
+        <w:tab/>
+      </w:r>
+      <w:r>
+        <w:rPr>
+          <w:lang w:val="es-419" w:eastAsia="es-CO"/>
+        </w:rPr>
+        <w:tab/>
+      </w:r>
+      <w:r>
+        <w:rPr>
+          <w:lang w:val="es-419" w:eastAsia="es-CO"/>
+        </w:rPr>
+        <w:tab/>
+      </w:r>
+      <w:r>
+        <w:rPr>
+          <w:lang w:val="es-419" w:eastAsia="es-CO"/>
+        </w:rPr>
+        <w:tab/>
+      </w:r>
+      <w:r>
+        <w:rPr>
+          <w:lang w:val="es-419" w:eastAsia="es-CO"/>
+        </w:rPr>
+        <w:tab/>
+      </w:r>
+      <w:r>
+        <w:rPr>
+          <w:lang w:val="es-419" w:eastAsia="es-CO"/>
+        </w:rPr>
+        <w:tab/>
+      </w:r>
+      <w:r>
+        <w:rPr>
+          <w:lang w:val="es-419" w:eastAsia="es-CO"/>
+        </w:rPr>
+        <w:tab/>
+      </w:r>
+      <w:r>
+        <w:rPr>
+          <w:lang w:val="es-419" w:eastAsia="es-CO"/>
+        </w:rPr>
+        <w:tab/>
+      </w:r>
+      <w:r>
+        <w:rPr>
+          <w:lang w:val="es-419" w:eastAsia="es-CO"/>
+        </w:rPr>
+        <w:tab/>
+      </w:r>
+      <w:r>
+        <w:rPr>
+          <w:lang w:val="es-419" w:eastAsia="es-CO"/>
+        </w:rPr>
+        <w:tab/>
+      </w:r>
+      <w:r>
+        <w:rPr>
+          <w:lang w:val="es-419" w:eastAsia="es-CO"/>
+        </w:rPr>
+        <w:tab/>
+      </w:r>
+      <w:r>
+        <w:rPr>
+          <w:lang w:val="es-419" w:eastAsia="es-CO"/>
+        </w:rPr>
+        <w:tab/>
+      </w:r>
+      <w:r>
+        <w:rPr>
+          <w:lang w:val="es-419" w:eastAsia="es-CO"/>
+        </w:rPr>
+        <w:tab/>
+      </w:r>
+      <w:r>
+        <w:rPr>
+          <w:lang w:val="es-419" w:eastAsia="es-CO"/>
+        </w:rPr>
+        <w:tab/>
+      </w:r>
+      <w:r>
+        <w:rPr>
+          <w:lang w:val="es-419" w:eastAsia="es-CO"/>
+        </w:rPr>
+        <w:tab/>
+      </w:r>
+      <w:r>
+        <w:rPr>
+          <w:lang w:val="es-419" w:eastAsia="es-CO"/>
+        </w:rPr>
+        <w:tab/>
+      </w:r>
+      <w:r>
+        <w:rPr>
+          <w:lang w:val="es-419" w:eastAsia="es-CO"/>
+        </w:rPr>
+        <w:tab/>
+      </w:r>
+      <w:r>
+        <w:rPr>
+          <w:lang w:val="es-419" w:eastAsia="es-CO"/>
+        </w:rPr>
+        <w:tab/>
+      </w:r>
+      <w:r>
+        <w:rPr>
+          <w:lang w:val="es-419" w:eastAsia="es-CO"/>
+        </w:rPr>
+        <w:tab/>
+      </w:r>
+      <w:r>
+        <w:rPr>
+          <w:lang w:val="es-419" w:eastAsia="es-CO"/>
+        </w:rPr>
+        <w:tab/>
+      </w:r>
+      <w:r>
+        <w:rPr>
+          <w:lang w:val="es-419" w:eastAsia="es-CO"/>
+        </w:rPr>
+        <w:tab/>
+      </w:r>
+      <w:r>
+        <w:rPr>
+          <w:lang w:val="es-419" w:eastAsia="es-CO"/>
+        </w:rPr>
+        <w:tab/>
+      </w:r>
+      <w:r>
+        <w:rPr>
+          <w:lang w:val="es-419" w:eastAsia="es-CO"/>
+        </w:rPr>
+        <w:tab/>
+      </w:r>
+      <w:r>
+        <w:rPr>
+          <w:lang w:val="es-419" w:eastAsia="es-CO"/>
+        </w:rPr>
+        <w:tab/>
+      </w:r>
+      <w:r>
+        <w:rPr>
+          <w:lang w:val="es-419" w:eastAsia="es-CO"/>
+        </w:rPr>
+        <w:tab/>
+      </w:r>
+      <w:r>
+        <w:rPr>
+          <w:lang w:val="es-419" w:eastAsia="es-CO"/>
+        </w:rPr>
+        <w:tab/>
+      </w:r>
+      <w:r>
+        <w:rPr>
+          <w:lang w:val="es-419" w:eastAsia="es-CO"/>
+        </w:rPr>
+        <w:tab/>
+      </w:r>
+      <w:r>
+        <w:rPr>
+          <w:lang w:val="es-419" w:eastAsia="es-CO"/>
+        </w:rPr>
+        <w:tab/>
+      </w:r>
+      <w:r>
+        <w:rPr>
+          <w:lang w:val="es-419" w:eastAsia="es-CO"/>
+        </w:rPr>
+        <w:tab/>
+      </w:r>
+      <w:r>
+        <w:rPr>
+          <w:lang w:val="es-419" w:eastAsia="es-CO"/>
+        </w:rPr>
+        <w:tab/>
+      </w:r>
+      <w:r>
+        <w:rPr>
+          <w:lang w:val="es-419" w:eastAsia="es-CO"/>
+        </w:rPr>
+        <w:tab/>
+      </w:r>
+      <w:r>
+        <w:rPr>
+          <w:lang w:val="es-419" w:eastAsia="es-CO"/>
+        </w:rPr>
+        <w:tab/>
+      </w:r>
+      <w:r>
+        <w:rPr>
+          <w:lang w:val="es-419" w:eastAsia="es-CO"/>
+        </w:rPr>
+        <w:tab/>
+      </w:r>
+      <w:r>
+        <w:rPr>
+          <w:lang w:val="es-419" w:eastAsia="es-CO"/>
+        </w:rPr>
+        <w:tab/>
+      </w:r>
+      <w:r>
+        <w:rPr>
+          <w:lang w:val="es-419" w:eastAsia="es-CO"/>
+        </w:rPr>
+        <w:tab/>
+      </w:r>
+      <w:r>
+        <w:rPr>
+          <w:lang w:val="es-419" w:eastAsia="es-CO"/>
+        </w:rPr>
+        <w:tab/>
+      </w:r>
+      <w:r>
+        <w:rPr>
+          <w:lang w:val="es-419" w:eastAsia="es-CO"/>
+        </w:rPr>
+        <w:tab/>
+      </w:r>
+      <w:r>
+        <w:rPr>
+          <w:lang w:val="es-419" w:eastAsia="es-CO"/>
+        </w:rPr>
+        <w:tab/>
+      </w:r>
+      <w:r>
+        <w:rPr>
+          <w:lang w:val="es-419" w:eastAsia="es-CO"/>
+        </w:rPr>
+        <w:tab/>
+      </w:r>
+      <w:r>
+        <w:rPr>
+          <w:lang w:val="es-419" w:eastAsia="es-CO"/>
+        </w:rPr>
+        <w:tab/>
+      </w:r>
+      <w:r>
+        <w:rPr>
+          <w:lang w:val="es-419" w:eastAsia="es-CO"/>
+        </w:rPr>
+        <w:tab/>
+      </w:r>
+      <w:r>
+        <w:rPr>
+          <w:lang w:val="es-419" w:eastAsia="es-CO"/>
+        </w:rPr>
+        <w:tab/>
+      </w:r>
+      <w:r>
+        <w:rPr>
+          <w:lang w:val="es-419" w:eastAsia="es-CO"/>
+        </w:rPr>
+        <w:tab/>
+      </w:r>
+      <w:r>
+        <w:rPr>
+          <w:lang w:val="es-419" w:eastAsia="es-CO"/>
+        </w:rPr>
+        <w:tab/>
+      </w:r>
+      <w:r>
+        <w:rPr>
+          <w:lang w:val="es-419" w:eastAsia="es-CO"/>
+        </w:rPr>
+        <w:tab/>
+      </w:r>
+      <w:r>
+        <w:rPr>
+          <w:lang w:val="es-419" w:eastAsia="es-CO"/>
+        </w:rPr>
+        <w:tab/>
+      </w:r>
+      <w:r>
+        <w:rPr>
+          <w:lang w:val="es-419" w:eastAsia="es-CO"/>
+        </w:rPr>
+        <w:tab/>
+      </w:r>
+      <w:r>
+        <w:rPr>
+          <w:lang w:val="es-419" w:eastAsia="es-CO"/>
+        </w:rPr>
+        <w:tab/>
+      </w:r>
+      <w:r>
+        <w:rPr>
+          <w:lang w:val="es-419" w:eastAsia="es-CO"/>
+        </w:rPr>
+        <w:tab/>
+      </w:r>
+      <w:r>
+        <w:rPr>
+          <w:lang w:val="es-419" w:eastAsia="es-CO"/>
+        </w:rPr>
+        <w:tab/>
+      </w:r>
+      <w:r>
+        <w:rPr>
+          <w:lang w:val="es-419" w:eastAsia="es-CO"/>
+        </w:rPr>
+        <w:tab/>
+      </w:r>
+      <w:r>
+        <w:rPr>
+          <w:lang w:val="es-419" w:eastAsia="es-CO"/>
+        </w:rPr>
+        <w:tab/>
+      </w:r>
+      <w:r>
+        <w:rPr>
+          <w:lang w:val="es-419" w:eastAsia="es-CO"/>
+        </w:rPr>
+        <w:tab/>
+      </w:r>
+      <w:r>
+        <w:rPr>
+          <w:lang w:val="es-419" w:eastAsia="es-CO"/>
+        </w:rPr>
+        <w:tab/>
+      </w:r>
+      <w:r>
+        <w:rPr>
+          <w:lang w:val="es-419" w:eastAsia="es-CO"/>
+        </w:rPr>
+        <w:tab/>
+      </w:r>
+      <w:r>
+        <w:rPr>
+          <w:lang w:val="es-419" w:eastAsia="es-CO"/>
+        </w:rPr>
+        <w:tab/>
+      </w:r>
+      <w:r>
+        <w:rPr>
+          <w:lang w:val="es-419" w:eastAsia="es-CO"/>
+        </w:rPr>
+        <w:tab/>
+      </w:r>
+      <w:r>
+        <w:rPr>
+          <w:lang w:val="es-419" w:eastAsia="es-CO"/>
+        </w:rPr>
+        <w:tab/>
+      </w:r>
+      <w:r>
+        <w:rPr>
+          <w:lang w:val="es-419" w:eastAsia="es-CO"/>
+        </w:rPr>
+        <w:tab/>
+      </w:r>
+      <w:r>
+        <w:rPr>
+          <w:lang w:val="es-419" w:eastAsia="es-CO"/>
+        </w:rPr>
+        <w:tab/>
+      </w:r>
+      <w:r>
+        <w:rPr>
+          <w:lang w:val="es-419" w:eastAsia="es-CO"/>
+        </w:rPr>
+        <w:tab/>
+      </w:r>
+      <w:r>
+        <w:rPr>
+          <w:lang w:val="es-419" w:eastAsia="es-CO"/>
+        </w:rPr>
+        <w:tab/>
+      </w:r>
     </w:p>
     <w:p>
       <w:pPr>
         <w:pStyle w:val="Ttulo1"/>
       </w:pPr>
-      <w:bookmarkStart w:id="9" w:name="_Toc236811449"/>
-      <w:r>
+      <w:bookmarkStart w:id="9" w:name="_Toc237345820"/>
+      <w:r>
+        <w:lastRenderedPageBreak/>
         <w:t>Organización del espacio comercial</w:t>
       </w:r>
       <w:bookmarkEnd w:id="9"/>
@@ -8177,14 +9391,7 @@
         <w:rPr>
           <w:lang w:val="es-419" w:eastAsia="es-CO"/>
         </w:rPr>
-        <w:t xml:space="preserve">La organización del espacio comercial permite distribuir de manera funcional las áreas, pasillos, muebles, zonas de exhibición y puntos de atención dentro del </w:t>
-      </w:r>
-      <w:r>
-        <w:rPr>
-          <w:lang w:val="es-419" w:eastAsia="es-CO"/>
-        </w:rPr>
-        <w:lastRenderedPageBreak/>
-        <w:t>establecimiento. Esta organización contribuye a facilitar el desplazamiento de las personas, mejorar el acceso a los productos y fortalecer la experiencia de compra.</w:t>
+        <w:t>La organización del espacio comercial permite distribuir de manera funcional las áreas, pasillos, muebles, zonas de exhibición y puntos de atención dentro del establecimiento. Esta organización contribuye a facilitar el desplazamiento de las personas, mejorar el acceso a los productos y fortalecer la experiencia de compra.</w:t>
       </w:r>
     </w:p>
     <w:p>
@@ -8236,7 +9443,7 @@
           <w:numId w:val="41"/>
         </w:numPr>
       </w:pPr>
-      <w:bookmarkStart w:id="10" w:name="_Toc236811450"/>
+      <w:bookmarkStart w:id="10" w:name="_Toc237345821"/>
       <w:r>
         <w:rPr>
           <w:rStyle w:val="Extranjerismo"/>
@@ -8342,13 +9549,14 @@
         <w:rPr>
           <w:lang w:val="es-419" w:eastAsia="es-CO"/>
         </w:rPr>
-        <w:t xml:space="preserve"> se aplica en diferentes tipos de establecimientos comerciales, como supermercados, tiendas especializadas, farmacias, centros comerciales, almacenes de tecnología y comercios de autoservicio. Su diseño depende del tamaño del local, el tipo de productos, el flujo de clientes, el mobiliario disponible y los objetivos comerciales de la organización.</w:t>
-      </w:r>
-      <w:r>
-        <w:rPr>
-          <w:lang w:val="es-419" w:eastAsia="es-CO"/>
-        </w:rPr>
-        <w:tab/>
+        <w:t xml:space="preserve"> se aplica en diferentes tipos de establecimientos comerciales, como supermercados, tiendas especializadas, farmacias, centros comerciales, almacenes de tecnología y comercios de autoservicio. Su diseño depende del tamaño del local, el tipo </w:t>
+      </w:r>
+      <w:r>
+        <w:rPr>
+          <w:lang w:val="es-419" w:eastAsia="es-CO"/>
+        </w:rPr>
+        <w:lastRenderedPageBreak/>
+        <w:t>de productos, el flujo de clientes, el mobiliario disponible y los objetivos comerciales de la organización.</w:t>
       </w:r>
       <w:r>
         <w:rPr>
@@ -8442,7 +9650,6 @@
           <w:bCs/>
           <w:lang w:val="es-419" w:eastAsia="es-CO"/>
         </w:rPr>
-        <w:lastRenderedPageBreak/>
         <w:t xml:space="preserve">Tipos de </w:t>
       </w:r>
       <w:proofErr w:type="spellStart"/>
@@ -8714,7 +9921,7 @@
       <w:pPr>
         <w:pStyle w:val="Ttulo2"/>
       </w:pPr>
-      <w:bookmarkStart w:id="11" w:name="_Toc236811451"/>
+      <w:bookmarkStart w:id="11" w:name="_Toc237345822"/>
       <w:r>
         <w:t>Planogramas y planimetría: concepto, beneficios y usos</w:t>
       </w:r>
@@ -8730,20 +9937,26 @@
         <w:rPr>
           <w:lang w:val="es-419" w:eastAsia="es-CO"/>
         </w:rPr>
-        <w:t>Los planogramas y la planimetría son herramientas utilizadas para organizar de manera técnica la ubicación de productos y la distribución general del establecimiento. Estas herramientas permiten planear la exhibición, ordenar el espacio y facilitar la reposición de mercancía dentro del punto de venta.</w:t>
-      </w:r>
-    </w:p>
-    <w:p>
-      <w:pPr>
-        <w:rPr>
-          <w:lang w:val="es-419" w:eastAsia="es-CO"/>
-        </w:rPr>
-      </w:pPr>
+        <w:t xml:space="preserve">Los planogramas y la planimetría son herramientas utilizadas para organizar de manera técnica la ubicación de productos y la distribución general del establecimiento. </w:t>
+      </w:r>
       <w:r>
         <w:rPr>
           <w:lang w:val="es-419" w:eastAsia="es-CO"/>
         </w:rPr>
         <w:lastRenderedPageBreak/>
+        <w:t>Estas herramientas permiten planear la exhibición, ordenar el espacio y facilitar la reposición de mercancía dentro del punto de venta.</w:t>
+      </w:r>
+    </w:p>
+    <w:p>
+      <w:pPr>
+        <w:rPr>
+          <w:lang w:val="es-419" w:eastAsia="es-CO"/>
+        </w:rPr>
+      </w:pPr>
+      <w:r>
+        <w:rPr>
+          <w:lang w:val="es-419" w:eastAsia="es-CO"/>
+        </w:rPr>
         <w:t>El planograma es una representación gráfica que indica la ubicación específica de los productos en estanterías, góndolas o espacios de exhibición. A través de esta herramienta se define el orden, la cantidad, la altura y la posición de los productos, con el fin de mejorar su presentación y facilitar la selección por parte del cliente.</w:t>
       </w:r>
     </w:p>
@@ -8890,7 +10103,14 @@
         <w:rPr>
           <w:lang w:val="es-419" w:eastAsia="es-CO"/>
         </w:rPr>
-        <w:t xml:space="preserve">El uso de planogramas y planimetría genera beneficios para la gestión del punto de venta. Estas herramientas permiten mejorar la organización de productos, aprovechar el espacio, facilitar la reposición, apoyar el control del inventario, destacar productos estratégicos y fortalecer las acciones de </w:t>
+        <w:t xml:space="preserve">El uso de planogramas y planimetría genera beneficios para la gestión del punto de venta. Estas herramientas permiten mejorar la organización de productos, aprovechar el espacio, facilitar la reposición, apoyar el control del </w:t>
+      </w:r>
+      <w:r>
+        <w:rPr>
+          <w:lang w:val="es-419" w:eastAsia="es-CO"/>
+        </w:rPr>
+        <w:lastRenderedPageBreak/>
+        <w:t xml:space="preserve">inventario, destacar productos estratégicos y fortalecer las acciones de </w:t>
       </w:r>
       <w:r>
         <w:rPr>
@@ -8920,8 +10140,19 @@
         <w:rPr>
           <w:lang w:val="es-419" w:eastAsia="es-CO"/>
         </w:rPr>
-        <w:lastRenderedPageBreak/>
-        <w:t>Entre sus principales usos se encuentran planificar la ubicación de productos en estanterías o góndolas, diseñar la distribución del espacio comercial, organizar promociones, preparar exhibiciones especiales, apoyar la reposición de mercancía y mejorar la experiencia de compra dentro del establecimiento.</w:t>
+        <w:t>Entre sus principales usos se encuentran planificar la ubicación de productos en estanterías o góndolas, diseñar la distribución del espacio comercial, organizar promociones, preparar exhibiciones especiales, apoyar la reposición de mercancía y mejorar la experiencia de compra dentro del establecimiento</w:t>
+      </w:r>
+      <w:r>
+        <w:rPr>
+          <w:lang w:val="es-419" w:eastAsia="es-CO"/>
+        </w:rPr>
+        <w:t>.</w:t>
+      </w:r>
+      <w:r>
+        <w:rPr>
+          <w:lang w:val="es-419" w:eastAsia="es-CO"/>
+        </w:rPr>
+        <w:tab/>
       </w:r>
     </w:p>
     <w:p>
@@ -8951,7 +10182,7 @@
         <w:pStyle w:val="Prrafodelista"/>
         <w:numPr>
           <w:ilvl w:val="0"/>
-          <w:numId w:val="19"/>
+          <w:numId w:val="18"/>
         </w:numPr>
         <w:rPr>
           <w:lang w:val="es-419" w:eastAsia="es-CO"/>
@@ -8967,15 +10198,17 @@
       </w:r>
       <w:r>
         <w:rPr>
-          <w:lang w:val="es-419" w:eastAsia="es-CO"/>
-        </w:rPr>
-        <w:t xml:space="preserve"> p</w:t>
-      </w:r>
-      <w:r>
-        <w:rPr>
-          <w:lang w:val="es-419" w:eastAsia="es-CO"/>
-        </w:rPr>
-        <w:t>ermiten ordenar categorías, referencias y cantidades dentro de los muebles de exhibición.</w:t>
+          <w:b/>
+          <w:bCs/>
+          <w:lang w:val="es-419" w:eastAsia="es-CO"/>
+        </w:rPr>
+        <w:t xml:space="preserve"> </w:t>
+      </w:r>
+      <w:r>
+        <w:rPr>
+          <w:lang w:val="es-419" w:eastAsia="es-CO"/>
+        </w:rPr>
+        <w:t>permiten ordenar categorías, referencias y cantidades dentro de los muebles de exhibición.</w:t>
       </w:r>
     </w:p>
     <w:p>
@@ -8983,7 +10216,7 @@
         <w:pStyle w:val="Prrafodelista"/>
         <w:numPr>
           <w:ilvl w:val="0"/>
-          <w:numId w:val="19"/>
+          <w:numId w:val="18"/>
         </w:numPr>
         <w:rPr>
           <w:lang w:val="es-419" w:eastAsia="es-CO"/>
@@ -9001,13 +10234,7 @@
         <w:rPr>
           <w:lang w:val="es-419" w:eastAsia="es-CO"/>
         </w:rPr>
-        <w:t xml:space="preserve"> a</w:t>
-      </w:r>
-      <w:r>
-        <w:rPr>
-          <w:lang w:val="es-419" w:eastAsia="es-CO"/>
-        </w:rPr>
-        <w:t>yudan a utilizar de manera eficiente estanterías, góndolas y zonas comerciales.</w:t>
+        <w:t xml:space="preserve"> ayudan a utilizar de manera eficiente estanterías, góndolas y zonas comerciales.</w:t>
       </w:r>
     </w:p>
     <w:p>
@@ -9015,7 +10242,7 @@
         <w:pStyle w:val="Prrafodelista"/>
         <w:numPr>
           <w:ilvl w:val="0"/>
-          <w:numId w:val="19"/>
+          <w:numId w:val="18"/>
         </w:numPr>
         <w:rPr>
           <w:lang w:val="es-419" w:eastAsia="es-CO"/>
@@ -9033,13 +10260,7 @@
         <w:rPr>
           <w:lang w:val="es-419" w:eastAsia="es-CO"/>
         </w:rPr>
-        <w:t xml:space="preserve"> f</w:t>
-      </w:r>
-      <w:r>
-        <w:rPr>
-          <w:lang w:val="es-419" w:eastAsia="es-CO"/>
-        </w:rPr>
-        <w:t>acilitan que el personal identifique dónde debe ubicarse cada producto durante la reposición.</w:t>
+        <w:t xml:space="preserve"> facilitan que el personal identifique dónde debe ubicarse cada producto durante la reposición.</w:t>
       </w:r>
     </w:p>
     <w:p>
@@ -9047,7 +10268,7 @@
         <w:pStyle w:val="Prrafodelista"/>
         <w:numPr>
           <w:ilvl w:val="0"/>
-          <w:numId w:val="19"/>
+          <w:numId w:val="18"/>
         </w:numPr>
         <w:rPr>
           <w:lang w:val="es-419" w:eastAsia="es-CO"/>
@@ -9065,13 +10286,7 @@
         <w:rPr>
           <w:lang w:val="es-419" w:eastAsia="es-CO"/>
         </w:rPr>
-        <w:t xml:space="preserve"> c</w:t>
-      </w:r>
-      <w:r>
-        <w:rPr>
-          <w:lang w:val="es-419" w:eastAsia="es-CO"/>
-        </w:rPr>
-        <w:t>ontribuyen a reconocer faltantes, excesos o cambios en la disponibilidad de productos.</w:t>
+        <w:t xml:space="preserve"> contribuyen a reconocer faltantes, excesos o cambios en la disponibilidad de productos.</w:t>
       </w:r>
     </w:p>
     <w:p>
@@ -9079,7 +10294,7 @@
         <w:pStyle w:val="Prrafodelista"/>
         <w:numPr>
           <w:ilvl w:val="0"/>
-          <w:numId w:val="19"/>
+          <w:numId w:val="18"/>
         </w:numPr>
         <w:rPr>
           <w:lang w:val="es-419" w:eastAsia="es-CO"/>
@@ -9097,13 +10312,7 @@
         <w:rPr>
           <w:lang w:val="es-419" w:eastAsia="es-CO"/>
         </w:rPr>
-        <w:t xml:space="preserve"> p</w:t>
-      </w:r>
-      <w:r>
-        <w:rPr>
-          <w:lang w:val="es-419" w:eastAsia="es-CO"/>
-        </w:rPr>
-        <w:t>ermiten planear la ubicación de productos destacados, campañas o temporadas comerciales.</w:t>
+        <w:t xml:space="preserve"> permiten planear la ubicación de productos destacados, campañas o temporadas comerciales.</w:t>
       </w:r>
     </w:p>
     <w:p>
@@ -9111,7 +10320,7 @@
         <w:pStyle w:val="Prrafodelista"/>
         <w:numPr>
           <w:ilvl w:val="0"/>
-          <w:numId w:val="19"/>
+          <w:numId w:val="18"/>
         </w:numPr>
         <w:rPr>
           <w:lang w:val="es-419" w:eastAsia="es-CO"/>
@@ -9129,13 +10338,7 @@
         <w:rPr>
           <w:lang w:val="es-419" w:eastAsia="es-CO"/>
         </w:rPr>
-        <w:t xml:space="preserve"> f</w:t>
-      </w:r>
-      <w:r>
-        <w:rPr>
-          <w:lang w:val="es-419" w:eastAsia="es-CO"/>
-        </w:rPr>
-        <w:t>avorecen una presentación más clara, ordenada y accesible para el cliente.</w:t>
+        <w:t xml:space="preserve"> favorecen una presentación más clara, ordenada y accesible para el cliente.</w:t>
       </w:r>
     </w:p>
     <w:p>
@@ -9161,14 +10364,80 @@
         <w:rPr>
           <w:lang w:val="es-419" w:eastAsia="es-CO"/>
         </w:rPr>
-        <w:t xml:space="preserve">Durante la revisión del recurso, identifique cómo el planograma contribuye a mejorar la ubicación de los productos, aprovechar el espacio comercial, reducir faltantes en exhibición y facilitar el trabajo del personal encargado de la reposición. </w:t>
-      </w:r>
-      <w:r>
-        <w:rPr>
-          <w:lang w:val="es-419" w:eastAsia="es-CO"/>
-        </w:rPr>
         <w:lastRenderedPageBreak/>
-        <w:t>También reconozca la importancia de definir el emplazamiento, la extensión de la categoría, la disposición de los productos, la señalización y el material promocional en el punto de venta.</w:t>
+        <w:t>Durante la revisión del recurso, identifique cómo el planograma contribuye a mejorar la ubicación de los productos, aprovechar el espacio comercial, reducir faltantes en exhibición y facilitar el trabajo del personal encargado de la reposición. También reconozca la importancia de definir el emplazamiento, la extensión de la categoría, la disposición de los productos, la señalización y el material promocional en el punto de venta.</w:t>
+      </w:r>
+      <w:r>
+        <w:rPr>
+          <w:lang w:val="es-419" w:eastAsia="es-CO"/>
+        </w:rPr>
+        <w:tab/>
+      </w:r>
+      <w:r>
+        <w:rPr>
+          <w:lang w:val="es-419" w:eastAsia="es-CO"/>
+        </w:rPr>
+        <w:tab/>
+      </w:r>
+      <w:r>
+        <w:rPr>
+          <w:lang w:val="es-419" w:eastAsia="es-CO"/>
+        </w:rPr>
+        <w:tab/>
+      </w:r>
+      <w:r>
+        <w:rPr>
+          <w:lang w:val="es-419" w:eastAsia="es-CO"/>
+        </w:rPr>
+        <w:tab/>
+      </w:r>
+      <w:r>
+        <w:rPr>
+          <w:lang w:val="es-419" w:eastAsia="es-CO"/>
+        </w:rPr>
+        <w:tab/>
+      </w:r>
+      <w:r>
+        <w:rPr>
+          <w:lang w:val="es-419" w:eastAsia="es-CO"/>
+        </w:rPr>
+        <w:tab/>
+      </w:r>
+      <w:r>
+        <w:rPr>
+          <w:lang w:val="es-419" w:eastAsia="es-CO"/>
+        </w:rPr>
+        <w:tab/>
+      </w:r>
+      <w:r>
+        <w:rPr>
+          <w:lang w:val="es-419" w:eastAsia="es-CO"/>
+        </w:rPr>
+        <w:tab/>
+      </w:r>
+      <w:r>
+        <w:rPr>
+          <w:lang w:val="es-419" w:eastAsia="es-CO"/>
+        </w:rPr>
+        <w:tab/>
+      </w:r>
+      <w:r>
+        <w:rPr>
+          <w:lang w:val="es-419" w:eastAsia="es-CO"/>
+        </w:rPr>
+        <w:tab/>
+      </w:r>
+      <w:r>
+        <w:rPr>
+          <w:lang w:val="es-419" w:eastAsia="es-CO"/>
+        </w:rPr>
+        <w:tab/>
+      </w:r>
+      <w:r>
+        <w:rPr>
+          <w:lang w:val="es-419" w:eastAsia="es-CO"/>
+        </w:rPr>
+        <w:tab/>
       </w:r>
     </w:p>
     <w:p>
@@ -9214,7 +10483,7 @@
           <w:noProof/>
         </w:rPr>
         <w:drawing>
-          <wp:inline distT="0" distB="0" distL="0" distR="0" wp14:anchorId="42179EEE" wp14:editId="42DDDBB3">
+          <wp:inline distT="0" distB="0" distL="0" distR="0" wp14:anchorId="42179EEE" wp14:editId="0C9C2169">
             <wp:extent cx="4680000" cy="2632500"/>
             <wp:effectExtent l="0" t="0" r="6350" b="0"/>
             <wp:docPr id="1910314785" name="Imagen 1910314785">
@@ -9375,12 +10644,15 @@
               <w:t xml:space="preserve">merchandising </w:t>
             </w:r>
             <w:r>
-              <w:t>que permite organizar y distribuir los productos dentro del punto de venta con el propósito de optimizar su visibilidad, facilitar la compra y aumentar las ventas. Su diseño define la ubicación de cada artículo en función de criterios como la rotación, la rentabilidad, el nivel de inventario y la demanda, asegurando un aprovechamiento eficiente del espacio disponible.</w:t>
+              <w:t xml:space="preserve">que permite organizar y distribuir los productos dentro del punto de venta con el propósito de optimizar su visibilidad, facilitar la compra y aumentar las ventas. Su diseño define la ubicación de cada artículo en función de criterios como la </w:t>
+            </w:r>
+            <w:r>
+              <w:lastRenderedPageBreak/>
+              <w:t>rotación, la rentabilidad, el nivel de inventario y la demanda, asegurando un aprovechamiento eficiente del espacio disponible.</w:t>
             </w:r>
           </w:p>
           <w:p>
             <w:r>
-              <w:lastRenderedPageBreak/>
               <w:t>La implementación de un planograma aporta múltiples beneficios, entre ellos la optimización del proceso de exhibición, la mejora de la experiencia del cliente mediante lineales ordenados y visualmente atractivos, el fortalecimiento del control de inventarios, la disminución de faltantes en estantería y la facilitación de las labores de reposición. Asimismo, influye en el comportamiento de compra del consumidor, favoreciendo la adquisición de productos y contribuyendo al incremento de la rentabilidad del establecimiento.</w:t>
             </w:r>
           </w:p>
@@ -9405,11 +10677,8 @@
           </w:p>
           <w:p>
             <w:r>
-              <w:t xml:space="preserve">La aplicación de un planograma también requiere considerar criterios de distribución que favorezcan la circulación del cliente y la correcta conservación de los productos. Se recomienda evitar ubicaciones cercanas a accesos, depósitos o zonas con baja iluminación, así como la exhibición conjunta de productos alimenticios con </w:t>
-            </w:r>
-            <w:r>
               <w:lastRenderedPageBreak/>
-              <w:t xml:space="preserve">artículos que desprendan olores fuertes. Del mismo modo, es importante garantizar la disponibilidad permanente de mercancías, la correcta identificación de los precios, la claridad de la información y una presentación que incentive la decisión de compra. Para el diseño de planogramas pueden emplearse herramientas especializadas como Visual </w:t>
+              <w:t xml:space="preserve">La aplicación de un planograma también requiere considerar criterios de distribución que favorezcan la circulación del cliente y la correcta conservación de los productos. Se recomienda evitar ubicaciones cercanas a accesos, depósitos o zonas con baja iluminación, así como la exhibición conjunta de productos alimenticios con artículos que desprendan olores fuertes. Del mismo modo, es importante garantizar la disponibilidad permanente de mercancías, la correcta identificación de los precios, la claridad de la información y una presentación que incentive la decisión de compra. Para el diseño de planogramas pueden emplearse herramientas especializadas como Visual </w:t>
             </w:r>
             <w:r>
               <w:rPr>
@@ -9477,7 +10746,7 @@
       <w:pPr>
         <w:pStyle w:val="Ttulo2"/>
       </w:pPr>
-      <w:bookmarkStart w:id="12" w:name="_Toc236811452"/>
+      <w:bookmarkStart w:id="12" w:name="_Toc237345823"/>
       <w:r>
         <w:lastRenderedPageBreak/>
         <w:t xml:space="preserve">Visual </w:t>
@@ -9535,61 +10804,11 @@
         <w:t xml:space="preserve"> merchandising</w:t>
       </w:r>
       <w:r>
-        <w:t xml:space="preserve"> puede aplicarse en diferentes espacios del establecimiento, tanto en vitrinas como en el interior del punto de venta y en zonas promocionales. Cada tipo cumple una función específica dentro de la comunicación comercial.</w:t>
-      </w:r>
-      <w:r>
-        <w:tab/>
-      </w:r>
-      <w:r>
-        <w:tab/>
-      </w:r>
-      <w:r>
-        <w:tab/>
-      </w:r>
-      <w:r>
-        <w:tab/>
-      </w:r>
-      <w:r>
-        <w:tab/>
-      </w:r>
-      <w:r>
-        <w:tab/>
-      </w:r>
-      <w:r>
-        <w:tab/>
-      </w:r>
-      <w:r>
-        <w:tab/>
-      </w:r>
-      <w:r>
-        <w:tab/>
-      </w:r>
-      <w:r>
-        <w:tab/>
-      </w:r>
-      <w:r>
-        <w:tab/>
-      </w:r>
-      <w:r>
-        <w:tab/>
-      </w:r>
-      <w:r>
-        <w:tab/>
-      </w:r>
-      <w:r>
-        <w:tab/>
-      </w:r>
-      <w:r>
-        <w:tab/>
-      </w:r>
-      <w:r>
-        <w:tab/>
-      </w:r>
-      <w:r>
-        <w:tab/>
-      </w:r>
-      <w:r>
-        <w:tab/>
+        <w:t xml:space="preserve"> puede aplicarse en diferentes espacios del establecimiento, tanto en vitrinas como en el interior del punto de venta y en zonas </w:t>
+      </w:r>
+      <w:r>
+        <w:lastRenderedPageBreak/>
+        <w:t>promocionales. Cada tipo cumple una función específica dentro de la comunicación comercial.</w:t>
       </w:r>
       <w:r>
         <w:tab/>
@@ -9647,7 +10866,6 @@
           <w:bCs/>
           <w:lang w:val="es-419" w:eastAsia="es-CO"/>
         </w:rPr>
-        <w:lastRenderedPageBreak/>
         <w:t xml:space="preserve">Tipos de visual </w:t>
       </w:r>
       <w:r>
@@ -9675,7 +10893,20 @@
         <w:rPr>
           <w:lang w:val="es-419" w:eastAsia="es-CO"/>
         </w:rPr>
-        <w:t>Visual merchandising de vitrina</w:t>
+        <w:t xml:space="preserve">Visual </w:t>
+      </w:r>
+      <w:r>
+        <w:rPr>
+          <w:rStyle w:val="Extranjerismo"/>
+          <w:lang w:val="es-419" w:eastAsia="es-CO"/>
+        </w:rPr>
+        <w:t xml:space="preserve">merchandising </w:t>
+      </w:r>
+      <w:r>
+        <w:rPr>
+          <w:lang w:val="es-419" w:eastAsia="es-CO"/>
+        </w:rPr>
+        <w:t>de vitrina</w:t>
       </w:r>
       <w:r>
         <w:rPr>
@@ -9705,7 +10936,20 @@
         <w:rPr>
           <w:lang w:val="es-419" w:eastAsia="es-CO"/>
         </w:rPr>
-        <w:t>Visual merchandising interio</w:t>
+        <w:t xml:space="preserve">Visual </w:t>
+      </w:r>
+      <w:r>
+        <w:rPr>
+          <w:rStyle w:val="Extranjerismo"/>
+          <w:lang w:val="es-419" w:eastAsia="es-CO"/>
+        </w:rPr>
+        <w:t>merchandising</w:t>
+      </w:r>
+      <w:r>
+        <w:rPr>
+          <w:lang w:val="es-419" w:eastAsia="es-CO"/>
+        </w:rPr>
+        <w:t xml:space="preserve"> interio</w:t>
       </w:r>
       <w:r>
         <w:rPr>
@@ -9735,7 +10979,20 @@
         <w:rPr>
           <w:lang w:val="es-419" w:eastAsia="es-CO"/>
         </w:rPr>
-        <w:t>Visual merchandising promocional</w:t>
+        <w:t xml:space="preserve">Visual </w:t>
+      </w:r>
+      <w:r>
+        <w:rPr>
+          <w:rStyle w:val="Extranjerismo"/>
+          <w:lang w:val="es-419" w:eastAsia="es-CO"/>
+        </w:rPr>
+        <w:t>merchandising</w:t>
+      </w:r>
+      <w:r>
+        <w:rPr>
+          <w:lang w:val="es-419" w:eastAsia="es-CO"/>
+        </w:rPr>
+        <w:t xml:space="preserve"> promocional</w:t>
       </w:r>
       <w:r>
         <w:rPr>
@@ -9752,7 +11009,16 @@
     </w:p>
     <w:p>
       <w:r>
-        <w:t>Las estrategias de visual merchandising permiten fortalecer la presentación de los productos y mejorar la experiencia de compra. Estas estrategias deben aplicarse de acuerdo con el tipo de establecimiento, el perfil del cliente, la identidad del negocio y los objetivos comerciales.</w:t>
+        <w:t xml:space="preserve">Las estrategias de visual </w:t>
+      </w:r>
+      <w:r>
+        <w:rPr>
+          <w:rStyle w:val="Extranjerismo"/>
+        </w:rPr>
+        <w:t>merchandising</w:t>
+      </w:r>
+      <w:r>
+        <w:t xml:space="preserve"> permiten fortalecer la presentación de los productos y mejorar la experiencia de compra. Estas estrategias deben aplicarse de acuerdo con el tipo de establecimiento, el perfil del cliente, la identidad del negocio y los objetivos comerciales.</w:t>
       </w:r>
     </w:p>
     <w:p>
@@ -9774,7 +11040,16 @@
           <w:bCs/>
           <w:lang w:val="es-419" w:eastAsia="es-CO"/>
         </w:rPr>
-        <w:t>Estrategias de visual merchandising</w:t>
+        <w:t xml:space="preserve">Estrategias de visual </w:t>
+      </w:r>
+      <w:r>
+        <w:rPr>
+          <w:rStyle w:val="Extranjerismo"/>
+          <w:b/>
+          <w:bCs/>
+          <w:lang w:val="es-419" w:eastAsia="es-CO"/>
+        </w:rPr>
+        <w:t>merchandising</w:t>
       </w:r>
     </w:p>
     <w:p>
@@ -9914,6 +11189,7 @@
           <w:bCs/>
           <w:lang w:val="es-419" w:eastAsia="es-CO"/>
         </w:rPr>
+        <w:lastRenderedPageBreak/>
         <w:t>Señalización comercial</w:t>
       </w:r>
       <w:r>
@@ -9954,7 +11230,6 @@
           <w:bCs/>
           <w:lang w:val="es-419" w:eastAsia="es-CO"/>
         </w:rPr>
-        <w:lastRenderedPageBreak/>
         <w:t>Composición del espacio</w:t>
       </w:r>
       <w:r>
@@ -10043,6 +11318,792 @@
           <w:lang w:val="es-419" w:eastAsia="es-CO"/>
         </w:rPr>
         <w:t xml:space="preserve"> pueden influir en la permanencia del cliente dentro del establecimiento. También reconozca la importancia de integrar la vitrina, la organización de productos y la identidad visual del negocio para atraer clientes, facilitar la decisión de compra y fortalecer la recordación del establecimiento.</w:t>
+      </w:r>
+      <w:r>
+        <w:rPr>
+          <w:lang w:val="es-419" w:eastAsia="es-CO"/>
+        </w:rPr>
+        <w:tab/>
+      </w:r>
+      <w:r>
+        <w:rPr>
+          <w:lang w:val="es-419" w:eastAsia="es-CO"/>
+        </w:rPr>
+        <w:tab/>
+      </w:r>
+      <w:r>
+        <w:rPr>
+          <w:lang w:val="es-419" w:eastAsia="es-CO"/>
+        </w:rPr>
+        <w:tab/>
+      </w:r>
+      <w:r>
+        <w:rPr>
+          <w:lang w:val="es-419" w:eastAsia="es-CO"/>
+        </w:rPr>
+        <w:tab/>
+      </w:r>
+      <w:r>
+        <w:rPr>
+          <w:lang w:val="es-419" w:eastAsia="es-CO"/>
+        </w:rPr>
+        <w:tab/>
+      </w:r>
+      <w:r>
+        <w:rPr>
+          <w:lang w:val="es-419" w:eastAsia="es-CO"/>
+        </w:rPr>
+        <w:tab/>
+      </w:r>
+      <w:r>
+        <w:rPr>
+          <w:lang w:val="es-419" w:eastAsia="es-CO"/>
+        </w:rPr>
+        <w:tab/>
+      </w:r>
+      <w:r>
+        <w:rPr>
+          <w:lang w:val="es-419" w:eastAsia="es-CO"/>
+        </w:rPr>
+        <w:tab/>
+      </w:r>
+      <w:r>
+        <w:rPr>
+          <w:lang w:val="es-419" w:eastAsia="es-CO"/>
+        </w:rPr>
+        <w:tab/>
+      </w:r>
+      <w:r>
+        <w:rPr>
+          <w:lang w:val="es-419" w:eastAsia="es-CO"/>
+        </w:rPr>
+        <w:tab/>
+      </w:r>
+      <w:r>
+        <w:rPr>
+          <w:lang w:val="es-419" w:eastAsia="es-CO"/>
+        </w:rPr>
+        <w:tab/>
+      </w:r>
+      <w:r>
+        <w:rPr>
+          <w:lang w:val="es-419" w:eastAsia="es-CO"/>
+        </w:rPr>
+        <w:tab/>
+      </w:r>
+      <w:r>
+        <w:rPr>
+          <w:lang w:val="es-419" w:eastAsia="es-CO"/>
+        </w:rPr>
+        <w:tab/>
+      </w:r>
+      <w:r>
+        <w:rPr>
+          <w:lang w:val="es-419" w:eastAsia="es-CO"/>
+        </w:rPr>
+        <w:tab/>
+      </w:r>
+      <w:r>
+        <w:rPr>
+          <w:lang w:val="es-419" w:eastAsia="es-CO"/>
+        </w:rPr>
+        <w:tab/>
+      </w:r>
+      <w:r>
+        <w:rPr>
+          <w:lang w:val="es-419" w:eastAsia="es-CO"/>
+        </w:rPr>
+        <w:tab/>
+      </w:r>
+      <w:r>
+        <w:rPr>
+          <w:lang w:val="es-419" w:eastAsia="es-CO"/>
+        </w:rPr>
+        <w:tab/>
+      </w:r>
+      <w:r>
+        <w:rPr>
+          <w:lang w:val="es-419" w:eastAsia="es-CO"/>
+        </w:rPr>
+        <w:tab/>
+      </w:r>
+      <w:r>
+        <w:rPr>
+          <w:lang w:val="es-419" w:eastAsia="es-CO"/>
+        </w:rPr>
+        <w:tab/>
+      </w:r>
+      <w:r>
+        <w:rPr>
+          <w:lang w:val="es-419" w:eastAsia="es-CO"/>
+        </w:rPr>
+        <w:tab/>
+      </w:r>
+      <w:r>
+        <w:rPr>
+          <w:lang w:val="es-419" w:eastAsia="es-CO"/>
+        </w:rPr>
+        <w:tab/>
+      </w:r>
+      <w:r>
+        <w:rPr>
+          <w:lang w:val="es-419" w:eastAsia="es-CO"/>
+        </w:rPr>
+        <w:tab/>
+      </w:r>
+      <w:r>
+        <w:rPr>
+          <w:lang w:val="es-419" w:eastAsia="es-CO"/>
+        </w:rPr>
+        <w:tab/>
+      </w:r>
+      <w:r>
+        <w:rPr>
+          <w:lang w:val="es-419" w:eastAsia="es-CO"/>
+        </w:rPr>
+        <w:tab/>
+      </w:r>
+      <w:r>
+        <w:rPr>
+          <w:lang w:val="es-419" w:eastAsia="es-CO"/>
+        </w:rPr>
+        <w:tab/>
+      </w:r>
+      <w:r>
+        <w:rPr>
+          <w:lang w:val="es-419" w:eastAsia="es-CO"/>
+        </w:rPr>
+        <w:tab/>
+      </w:r>
+      <w:r>
+        <w:rPr>
+          <w:lang w:val="es-419" w:eastAsia="es-CO"/>
+        </w:rPr>
+        <w:tab/>
+      </w:r>
+      <w:r>
+        <w:rPr>
+          <w:lang w:val="es-419" w:eastAsia="es-CO"/>
+        </w:rPr>
+        <w:tab/>
+      </w:r>
+      <w:r>
+        <w:rPr>
+          <w:lang w:val="es-419" w:eastAsia="es-CO"/>
+        </w:rPr>
+        <w:tab/>
+      </w:r>
+      <w:r>
+        <w:rPr>
+          <w:lang w:val="es-419" w:eastAsia="es-CO"/>
+        </w:rPr>
+        <w:tab/>
+      </w:r>
+      <w:r>
+        <w:rPr>
+          <w:lang w:val="es-419" w:eastAsia="es-CO"/>
+        </w:rPr>
+        <w:tab/>
+      </w:r>
+      <w:r>
+        <w:rPr>
+          <w:lang w:val="es-419" w:eastAsia="es-CO"/>
+        </w:rPr>
+        <w:tab/>
+      </w:r>
+      <w:r>
+        <w:rPr>
+          <w:lang w:val="es-419" w:eastAsia="es-CO"/>
+        </w:rPr>
+        <w:tab/>
+      </w:r>
+      <w:r>
+        <w:rPr>
+          <w:lang w:val="es-419" w:eastAsia="es-CO"/>
+        </w:rPr>
+        <w:tab/>
+      </w:r>
+      <w:r>
+        <w:rPr>
+          <w:lang w:val="es-419" w:eastAsia="es-CO"/>
+        </w:rPr>
+        <w:tab/>
+      </w:r>
+      <w:r>
+        <w:rPr>
+          <w:lang w:val="es-419" w:eastAsia="es-CO"/>
+        </w:rPr>
+        <w:tab/>
+      </w:r>
+      <w:r>
+        <w:rPr>
+          <w:lang w:val="es-419" w:eastAsia="es-CO"/>
+        </w:rPr>
+        <w:tab/>
+      </w:r>
+      <w:r>
+        <w:rPr>
+          <w:lang w:val="es-419" w:eastAsia="es-CO"/>
+        </w:rPr>
+        <w:tab/>
+      </w:r>
+      <w:r>
+        <w:rPr>
+          <w:lang w:val="es-419" w:eastAsia="es-CO"/>
+        </w:rPr>
+        <w:tab/>
+      </w:r>
+      <w:r>
+        <w:rPr>
+          <w:lang w:val="es-419" w:eastAsia="es-CO"/>
+        </w:rPr>
+        <w:tab/>
+      </w:r>
+      <w:r>
+        <w:rPr>
+          <w:lang w:val="es-419" w:eastAsia="es-CO"/>
+        </w:rPr>
+        <w:tab/>
+      </w:r>
+      <w:r>
+        <w:rPr>
+          <w:lang w:val="es-419" w:eastAsia="es-CO"/>
+        </w:rPr>
+        <w:tab/>
+      </w:r>
+      <w:r>
+        <w:rPr>
+          <w:lang w:val="es-419" w:eastAsia="es-CO"/>
+        </w:rPr>
+        <w:tab/>
+      </w:r>
+      <w:r>
+        <w:rPr>
+          <w:lang w:val="es-419" w:eastAsia="es-CO"/>
+        </w:rPr>
+        <w:tab/>
+      </w:r>
+      <w:r>
+        <w:rPr>
+          <w:lang w:val="es-419" w:eastAsia="es-CO"/>
+        </w:rPr>
+        <w:tab/>
+      </w:r>
+      <w:r>
+        <w:rPr>
+          <w:lang w:val="es-419" w:eastAsia="es-CO"/>
+        </w:rPr>
+        <w:tab/>
+      </w:r>
+      <w:r>
+        <w:rPr>
+          <w:lang w:val="es-419" w:eastAsia="es-CO"/>
+        </w:rPr>
+        <w:tab/>
+      </w:r>
+      <w:r>
+        <w:rPr>
+          <w:lang w:val="es-419" w:eastAsia="es-CO"/>
+        </w:rPr>
+        <w:tab/>
+      </w:r>
+      <w:r>
+        <w:rPr>
+          <w:lang w:val="es-419" w:eastAsia="es-CO"/>
+        </w:rPr>
+        <w:tab/>
+      </w:r>
+      <w:r>
+        <w:rPr>
+          <w:lang w:val="es-419" w:eastAsia="es-CO"/>
+        </w:rPr>
+        <w:tab/>
+      </w:r>
+      <w:r>
+        <w:rPr>
+          <w:lang w:val="es-419" w:eastAsia="es-CO"/>
+        </w:rPr>
+        <w:tab/>
+      </w:r>
+      <w:r>
+        <w:rPr>
+          <w:lang w:val="es-419" w:eastAsia="es-CO"/>
+        </w:rPr>
+        <w:tab/>
+      </w:r>
+      <w:r>
+        <w:rPr>
+          <w:lang w:val="es-419" w:eastAsia="es-CO"/>
+        </w:rPr>
+        <w:tab/>
+      </w:r>
+      <w:r>
+        <w:rPr>
+          <w:lang w:val="es-419" w:eastAsia="es-CO"/>
+        </w:rPr>
+        <w:tab/>
+      </w:r>
+      <w:r>
+        <w:rPr>
+          <w:lang w:val="es-419" w:eastAsia="es-CO"/>
+        </w:rPr>
+        <w:tab/>
+      </w:r>
+      <w:r>
+        <w:rPr>
+          <w:lang w:val="es-419" w:eastAsia="es-CO"/>
+        </w:rPr>
+        <w:tab/>
+      </w:r>
+      <w:r>
+        <w:rPr>
+          <w:lang w:val="es-419" w:eastAsia="es-CO"/>
+        </w:rPr>
+        <w:tab/>
+      </w:r>
+      <w:r>
+        <w:rPr>
+          <w:lang w:val="es-419" w:eastAsia="es-CO"/>
+        </w:rPr>
+        <w:tab/>
+      </w:r>
+      <w:r>
+        <w:rPr>
+          <w:lang w:val="es-419" w:eastAsia="es-CO"/>
+        </w:rPr>
+        <w:tab/>
+      </w:r>
+      <w:r>
+        <w:rPr>
+          <w:lang w:val="es-419" w:eastAsia="es-CO"/>
+        </w:rPr>
+        <w:tab/>
+      </w:r>
+      <w:r>
+        <w:rPr>
+          <w:lang w:val="es-419" w:eastAsia="es-CO"/>
+        </w:rPr>
+        <w:tab/>
+      </w:r>
+      <w:r>
+        <w:rPr>
+          <w:lang w:val="es-419" w:eastAsia="es-CO"/>
+        </w:rPr>
+        <w:tab/>
+      </w:r>
+      <w:r>
+        <w:rPr>
+          <w:lang w:val="es-419" w:eastAsia="es-CO"/>
+        </w:rPr>
+        <w:tab/>
+      </w:r>
+      <w:r>
+        <w:rPr>
+          <w:lang w:val="es-419" w:eastAsia="es-CO"/>
+        </w:rPr>
+        <w:tab/>
+      </w:r>
+      <w:r>
+        <w:rPr>
+          <w:lang w:val="es-419" w:eastAsia="es-CO"/>
+        </w:rPr>
+        <w:tab/>
+      </w:r>
+      <w:r>
+        <w:rPr>
+          <w:lang w:val="es-419" w:eastAsia="es-CO"/>
+        </w:rPr>
+        <w:tab/>
+      </w:r>
+      <w:r>
+        <w:rPr>
+          <w:lang w:val="es-419" w:eastAsia="es-CO"/>
+        </w:rPr>
+        <w:tab/>
+      </w:r>
+      <w:r>
+        <w:rPr>
+          <w:lang w:val="es-419" w:eastAsia="es-CO"/>
+        </w:rPr>
+        <w:tab/>
+      </w:r>
+      <w:r>
+        <w:rPr>
+          <w:lang w:val="es-419" w:eastAsia="es-CO"/>
+        </w:rPr>
+        <w:tab/>
+      </w:r>
+      <w:r>
+        <w:rPr>
+          <w:lang w:val="es-419" w:eastAsia="es-CO"/>
+        </w:rPr>
+        <w:tab/>
+      </w:r>
+      <w:r>
+        <w:rPr>
+          <w:lang w:val="es-419" w:eastAsia="es-CO"/>
+        </w:rPr>
+        <w:tab/>
+      </w:r>
+      <w:r>
+        <w:rPr>
+          <w:lang w:val="es-419" w:eastAsia="es-CO"/>
+        </w:rPr>
+        <w:tab/>
+      </w:r>
+      <w:r>
+        <w:rPr>
+          <w:lang w:val="es-419" w:eastAsia="es-CO"/>
+        </w:rPr>
+        <w:tab/>
+      </w:r>
+      <w:r>
+        <w:rPr>
+          <w:lang w:val="es-419" w:eastAsia="es-CO"/>
+        </w:rPr>
+        <w:tab/>
+      </w:r>
+      <w:r>
+        <w:rPr>
+          <w:lang w:val="es-419" w:eastAsia="es-CO"/>
+        </w:rPr>
+        <w:tab/>
+      </w:r>
+      <w:r>
+        <w:rPr>
+          <w:lang w:val="es-419" w:eastAsia="es-CO"/>
+        </w:rPr>
+        <w:tab/>
+      </w:r>
+      <w:r>
+        <w:rPr>
+          <w:lang w:val="es-419" w:eastAsia="es-CO"/>
+        </w:rPr>
+        <w:tab/>
+      </w:r>
+      <w:r>
+        <w:rPr>
+          <w:lang w:val="es-419" w:eastAsia="es-CO"/>
+        </w:rPr>
+        <w:tab/>
+      </w:r>
+      <w:r>
+        <w:rPr>
+          <w:lang w:val="es-419" w:eastAsia="es-CO"/>
+        </w:rPr>
+        <w:tab/>
+      </w:r>
+      <w:r>
+        <w:rPr>
+          <w:lang w:val="es-419" w:eastAsia="es-CO"/>
+        </w:rPr>
+        <w:tab/>
+      </w:r>
+      <w:r>
+        <w:rPr>
+          <w:lang w:val="es-419" w:eastAsia="es-CO"/>
+        </w:rPr>
+        <w:tab/>
+      </w:r>
+      <w:r>
+        <w:rPr>
+          <w:lang w:val="es-419" w:eastAsia="es-CO"/>
+        </w:rPr>
+        <w:tab/>
+      </w:r>
+      <w:r>
+        <w:rPr>
+          <w:lang w:val="es-419" w:eastAsia="es-CO"/>
+        </w:rPr>
+        <w:tab/>
+      </w:r>
+      <w:r>
+        <w:rPr>
+          <w:lang w:val="es-419" w:eastAsia="es-CO"/>
+        </w:rPr>
+        <w:tab/>
+      </w:r>
+      <w:r>
+        <w:rPr>
+          <w:lang w:val="es-419" w:eastAsia="es-CO"/>
+        </w:rPr>
+        <w:tab/>
+      </w:r>
+      <w:r>
+        <w:rPr>
+          <w:lang w:val="es-419" w:eastAsia="es-CO"/>
+        </w:rPr>
+        <w:tab/>
+      </w:r>
+      <w:r>
+        <w:rPr>
+          <w:lang w:val="es-419" w:eastAsia="es-CO"/>
+        </w:rPr>
+        <w:tab/>
+      </w:r>
+      <w:r>
+        <w:rPr>
+          <w:lang w:val="es-419" w:eastAsia="es-CO"/>
+        </w:rPr>
+        <w:tab/>
+      </w:r>
+      <w:r>
+        <w:rPr>
+          <w:lang w:val="es-419" w:eastAsia="es-CO"/>
+        </w:rPr>
+        <w:tab/>
+      </w:r>
+      <w:r>
+        <w:rPr>
+          <w:lang w:val="es-419" w:eastAsia="es-CO"/>
+        </w:rPr>
+        <w:tab/>
+      </w:r>
+      <w:r>
+        <w:rPr>
+          <w:lang w:val="es-419" w:eastAsia="es-CO"/>
+        </w:rPr>
+        <w:tab/>
+      </w:r>
+      <w:r>
+        <w:rPr>
+          <w:lang w:val="es-419" w:eastAsia="es-CO"/>
+        </w:rPr>
+        <w:tab/>
+      </w:r>
+      <w:r>
+        <w:rPr>
+          <w:lang w:val="es-419" w:eastAsia="es-CO"/>
+        </w:rPr>
+        <w:tab/>
+      </w:r>
+      <w:r>
+        <w:rPr>
+          <w:lang w:val="es-419" w:eastAsia="es-CO"/>
+        </w:rPr>
+        <w:tab/>
+      </w:r>
+      <w:r>
+        <w:rPr>
+          <w:lang w:val="es-419" w:eastAsia="es-CO"/>
+        </w:rPr>
+        <w:tab/>
+      </w:r>
+      <w:r>
+        <w:rPr>
+          <w:lang w:val="es-419" w:eastAsia="es-CO"/>
+        </w:rPr>
+        <w:tab/>
+      </w:r>
+      <w:r>
+        <w:rPr>
+          <w:lang w:val="es-419" w:eastAsia="es-CO"/>
+        </w:rPr>
+        <w:tab/>
+      </w:r>
+      <w:r>
+        <w:rPr>
+          <w:lang w:val="es-419" w:eastAsia="es-CO"/>
+        </w:rPr>
+        <w:tab/>
+      </w:r>
+      <w:r>
+        <w:rPr>
+          <w:lang w:val="es-419" w:eastAsia="es-CO"/>
+        </w:rPr>
+        <w:tab/>
+      </w:r>
+      <w:r>
+        <w:rPr>
+          <w:lang w:val="es-419" w:eastAsia="es-CO"/>
+        </w:rPr>
+        <w:tab/>
+      </w:r>
+      <w:r>
+        <w:rPr>
+          <w:lang w:val="es-419" w:eastAsia="es-CO"/>
+        </w:rPr>
+        <w:tab/>
+      </w:r>
+      <w:r>
+        <w:rPr>
+          <w:lang w:val="es-419" w:eastAsia="es-CO"/>
+        </w:rPr>
+        <w:tab/>
+      </w:r>
+      <w:r>
+        <w:rPr>
+          <w:lang w:val="es-419" w:eastAsia="es-CO"/>
+        </w:rPr>
+        <w:tab/>
+      </w:r>
+      <w:r>
+        <w:rPr>
+          <w:lang w:val="es-419" w:eastAsia="es-CO"/>
+        </w:rPr>
+        <w:tab/>
+      </w:r>
+      <w:r>
+        <w:rPr>
+          <w:lang w:val="es-419" w:eastAsia="es-CO"/>
+        </w:rPr>
+        <w:tab/>
+      </w:r>
+      <w:r>
+        <w:rPr>
+          <w:lang w:val="es-419" w:eastAsia="es-CO"/>
+        </w:rPr>
+        <w:tab/>
+      </w:r>
+      <w:r>
+        <w:rPr>
+          <w:lang w:val="es-419" w:eastAsia="es-CO"/>
+        </w:rPr>
+        <w:tab/>
+      </w:r>
+      <w:r>
+        <w:rPr>
+          <w:lang w:val="es-419" w:eastAsia="es-CO"/>
+        </w:rPr>
+        <w:tab/>
+      </w:r>
+      <w:r>
+        <w:rPr>
+          <w:lang w:val="es-419" w:eastAsia="es-CO"/>
+        </w:rPr>
+        <w:tab/>
+      </w:r>
+      <w:r>
+        <w:rPr>
+          <w:lang w:val="es-419" w:eastAsia="es-CO"/>
+        </w:rPr>
+        <w:tab/>
+      </w:r>
+      <w:r>
+        <w:rPr>
+          <w:lang w:val="es-419" w:eastAsia="es-CO"/>
+        </w:rPr>
+        <w:tab/>
+      </w:r>
+      <w:r>
+        <w:rPr>
+          <w:lang w:val="es-419" w:eastAsia="es-CO"/>
+        </w:rPr>
+        <w:tab/>
+      </w:r>
+      <w:r>
+        <w:rPr>
+          <w:lang w:val="es-419" w:eastAsia="es-CO"/>
+        </w:rPr>
+        <w:tab/>
+      </w:r>
+      <w:r>
+        <w:rPr>
+          <w:lang w:val="es-419" w:eastAsia="es-CO"/>
+        </w:rPr>
+        <w:tab/>
+      </w:r>
+      <w:r>
+        <w:rPr>
+          <w:lang w:val="es-419" w:eastAsia="es-CO"/>
+        </w:rPr>
+        <w:tab/>
+      </w:r>
+      <w:r>
+        <w:rPr>
+          <w:lang w:val="es-419" w:eastAsia="es-CO"/>
+        </w:rPr>
+        <w:tab/>
+      </w:r>
+      <w:r>
+        <w:rPr>
+          <w:lang w:val="es-419" w:eastAsia="es-CO"/>
+        </w:rPr>
+        <w:tab/>
+      </w:r>
+      <w:r>
+        <w:rPr>
+          <w:lang w:val="es-419" w:eastAsia="es-CO"/>
+        </w:rPr>
+        <w:tab/>
+      </w:r>
+      <w:r>
+        <w:rPr>
+          <w:lang w:val="es-419" w:eastAsia="es-CO"/>
+        </w:rPr>
+        <w:tab/>
+      </w:r>
+      <w:r>
+        <w:rPr>
+          <w:lang w:val="es-419" w:eastAsia="es-CO"/>
+        </w:rPr>
+        <w:tab/>
+      </w:r>
+      <w:r>
+        <w:rPr>
+          <w:lang w:val="es-419" w:eastAsia="es-CO"/>
+        </w:rPr>
+        <w:tab/>
+      </w:r>
+      <w:r>
+        <w:rPr>
+          <w:lang w:val="es-419" w:eastAsia="es-CO"/>
+        </w:rPr>
+        <w:tab/>
+      </w:r>
+      <w:r>
+        <w:rPr>
+          <w:lang w:val="es-419" w:eastAsia="es-CO"/>
+        </w:rPr>
+        <w:tab/>
+      </w:r>
+      <w:r>
+        <w:rPr>
+          <w:lang w:val="es-419" w:eastAsia="es-CO"/>
+        </w:rPr>
+        <w:tab/>
+      </w:r>
+      <w:r>
+        <w:rPr>
+          <w:lang w:val="es-419" w:eastAsia="es-CO"/>
+        </w:rPr>
+        <w:tab/>
+      </w:r>
+      <w:r>
+        <w:rPr>
+          <w:lang w:val="es-419" w:eastAsia="es-CO"/>
+        </w:rPr>
+        <w:tab/>
+      </w:r>
+      <w:r>
+        <w:rPr>
+          <w:lang w:val="es-419" w:eastAsia="es-CO"/>
+        </w:rPr>
+        <w:tab/>
+      </w:r>
+      <w:r>
+        <w:rPr>
+          <w:lang w:val="es-419" w:eastAsia="es-CO"/>
+        </w:rPr>
+        <w:tab/>
+      </w:r>
+      <w:r>
+        <w:rPr>
+          <w:lang w:val="es-419" w:eastAsia="es-CO"/>
+        </w:rPr>
+        <w:tab/>
+      </w:r>
+      <w:r>
+        <w:rPr>
+          <w:lang w:val="es-419" w:eastAsia="es-CO"/>
+        </w:rPr>
+        <w:tab/>
+      </w:r>
+      <w:r>
+        <w:rPr>
+          <w:lang w:val="es-419" w:eastAsia="es-CO"/>
+        </w:rPr>
+        <w:tab/>
       </w:r>
       <w:r>
         <w:rPr>
@@ -10113,20 +12174,18 @@
           <w:b/>
           <w:bCs/>
         </w:rPr>
+        <w:lastRenderedPageBreak/>
         <w:t xml:space="preserve">Video 4. </w:t>
       </w:r>
       <w:r>
-        <w:t>Visual Merchandising</w:t>
-      </w:r>
-    </w:p>
-    <w:p>
-      <w:pPr>
-        <w:pStyle w:val="Prrafodelista"/>
-        <w:ind w:left="1068" w:firstLine="0"/>
-        <w:rPr>
-          <w:lang w:val="es-419" w:eastAsia="es-CO"/>
-        </w:rPr>
-      </w:pPr>
+        <w:t xml:space="preserve">Visual </w:t>
+      </w:r>
+      <w:r>
+        <w:rPr>
+          <w:rStyle w:val="Extranjerismo"/>
+        </w:rPr>
+        <w:t>Merchandising</w:t>
+      </w:r>
     </w:p>
     <w:p>
       <w:pPr>
@@ -10142,9 +12201,9 @@
           <w:noProof/>
         </w:rPr>
         <w:drawing>
-          <wp:inline distT="0" distB="0" distL="0" distR="0" wp14:anchorId="6F17B2F5" wp14:editId="460B8443">
-            <wp:extent cx="4680000" cy="2632500"/>
-            <wp:effectExtent l="0" t="0" r="6350" b="0"/>
+          <wp:inline distT="0" distB="0" distL="0" distR="0" wp14:anchorId="6F17B2F5" wp14:editId="565B6E1D">
+            <wp:extent cx="4678680" cy="2717800"/>
+            <wp:effectExtent l="0" t="0" r="7620" b="6350"/>
             <wp:docPr id="1847416728" name="Imagen 1847416728">
               <a:extLst xmlns:a="http://schemas.openxmlformats.org/drawingml/2006/main">
                 <a:ext uri="{C183D7F6-B498-43B3-948B-1728B52AA6E4}">
@@ -10186,7 +12245,7 @@
                   <pic:spPr bwMode="auto">
                     <a:xfrm>
                       <a:off x="0" y="0"/>
-                      <a:ext cx="4680000" cy="2632500"/>
+                      <a:ext cx="4685941" cy="2722018"/>
                     </a:xfrm>
                     <a:prstGeom prst="rect">
                       <a:avLst/>
@@ -10202,15 +12261,6 @@
           </wp:inline>
         </w:drawing>
       </w:r>
-    </w:p>
-    <w:p>
-      <w:pPr>
-        <w:pStyle w:val="Prrafodelista"/>
-        <w:ind w:left="1068" w:firstLine="0"/>
-        <w:rPr>
-          <w:lang w:val="es-419" w:eastAsia="es-CO"/>
-        </w:rPr>
-      </w:pPr>
     </w:p>
     <w:p>
       <w:pPr>
@@ -10311,11 +12361,9 @@
             <w:r>
               <w:t xml:space="preserve">las, pero además creando una fuerte unidad con los </w:t>
             </w:r>
-            <w:proofErr w:type="gramStart"/>
-            <w:r>
-              <w:t>aspecto visuales</w:t>
-            </w:r>
-            <w:proofErr w:type="gramEnd"/>
+            <w:r>
+              <w:t>aspectos visuales</w:t>
+            </w:r>
             <w:r>
               <w:t xml:space="preserve"> que hacen a la entidad de una empresa en cuestión, los deseos del consumidor un precio conveniente</w:t>
             </w:r>
@@ -10357,7 +12405,11 @@
               <w:t xml:space="preserve"> ventas</w:t>
             </w:r>
             <w:r>
-              <w:t xml:space="preserve">, consiguiendo que los compradores entren en la tienda gracias a la fuerza de la vitrina y, mediante la disposición de los artículos en el interior. Todo ello debe animarlos a permanecer en el establecimiento, a comprar y a disfrutar de una experiencia positiva que les haga regresar. </w:t>
+              <w:t xml:space="preserve">, consiguiendo que los compradores entren en la tienda gracias a la fuerza de la vitrina y, mediante la disposición de los </w:t>
+            </w:r>
+            <w:r>
+              <w:lastRenderedPageBreak/>
+              <w:t xml:space="preserve">artículos en el interior. Todo ello debe animarlos a permanecer en el establecimiento, a comprar y a disfrutar de una experiencia positiva que les haga regresar. </w:t>
             </w:r>
           </w:p>
           <w:p>
@@ -10392,12 +12444,1074 @@
           <w:lang w:val="es-419" w:eastAsia="es-CO"/>
         </w:rPr>
       </w:pPr>
+      <w:r>
+        <w:rPr>
+          <w:lang w:val="es-419" w:eastAsia="es-CO"/>
+        </w:rPr>
+        <w:tab/>
+      </w:r>
+      <w:r>
+        <w:rPr>
+          <w:lang w:val="es-419" w:eastAsia="es-CO"/>
+        </w:rPr>
+        <w:tab/>
+      </w:r>
+      <w:r>
+        <w:rPr>
+          <w:lang w:val="es-419" w:eastAsia="es-CO"/>
+        </w:rPr>
+        <w:tab/>
+      </w:r>
+      <w:r>
+        <w:rPr>
+          <w:lang w:val="es-419" w:eastAsia="es-CO"/>
+        </w:rPr>
+        <w:tab/>
+      </w:r>
+      <w:r>
+        <w:rPr>
+          <w:lang w:val="es-419" w:eastAsia="es-CO"/>
+        </w:rPr>
+        <w:tab/>
+      </w:r>
+      <w:r>
+        <w:rPr>
+          <w:lang w:val="es-419" w:eastAsia="es-CO"/>
+        </w:rPr>
+        <w:tab/>
+      </w:r>
+      <w:r>
+        <w:rPr>
+          <w:lang w:val="es-419" w:eastAsia="es-CO"/>
+        </w:rPr>
+        <w:tab/>
+      </w:r>
+      <w:r>
+        <w:rPr>
+          <w:lang w:val="es-419" w:eastAsia="es-CO"/>
+        </w:rPr>
+        <w:tab/>
+      </w:r>
+      <w:r>
+        <w:rPr>
+          <w:lang w:val="es-419" w:eastAsia="es-CO"/>
+        </w:rPr>
+        <w:tab/>
+      </w:r>
+      <w:r>
+        <w:rPr>
+          <w:lang w:val="es-419" w:eastAsia="es-CO"/>
+        </w:rPr>
+        <w:tab/>
+      </w:r>
+      <w:r>
+        <w:rPr>
+          <w:lang w:val="es-419" w:eastAsia="es-CO"/>
+        </w:rPr>
+        <w:tab/>
+      </w:r>
+      <w:r>
+        <w:rPr>
+          <w:lang w:val="es-419" w:eastAsia="es-CO"/>
+        </w:rPr>
+        <w:tab/>
+      </w:r>
+      <w:r>
+        <w:rPr>
+          <w:lang w:val="es-419" w:eastAsia="es-CO"/>
+        </w:rPr>
+        <w:tab/>
+      </w:r>
+      <w:r>
+        <w:rPr>
+          <w:lang w:val="es-419" w:eastAsia="es-CO"/>
+        </w:rPr>
+        <w:tab/>
+      </w:r>
+      <w:r>
+        <w:rPr>
+          <w:lang w:val="es-419" w:eastAsia="es-CO"/>
+        </w:rPr>
+        <w:tab/>
+      </w:r>
+      <w:r>
+        <w:rPr>
+          <w:lang w:val="es-419" w:eastAsia="es-CO"/>
+        </w:rPr>
+        <w:tab/>
+      </w:r>
+      <w:r>
+        <w:rPr>
+          <w:lang w:val="es-419" w:eastAsia="es-CO"/>
+        </w:rPr>
+        <w:tab/>
+      </w:r>
+      <w:r>
+        <w:rPr>
+          <w:lang w:val="es-419" w:eastAsia="es-CO"/>
+        </w:rPr>
+        <w:tab/>
+      </w:r>
+      <w:r>
+        <w:rPr>
+          <w:lang w:val="es-419" w:eastAsia="es-CO"/>
+        </w:rPr>
+        <w:tab/>
+      </w:r>
+      <w:r>
+        <w:rPr>
+          <w:lang w:val="es-419" w:eastAsia="es-CO"/>
+        </w:rPr>
+        <w:tab/>
+      </w:r>
+      <w:r>
+        <w:rPr>
+          <w:lang w:val="es-419" w:eastAsia="es-CO"/>
+        </w:rPr>
+        <w:tab/>
+      </w:r>
+      <w:r>
+        <w:rPr>
+          <w:lang w:val="es-419" w:eastAsia="es-CO"/>
+        </w:rPr>
+        <w:tab/>
+      </w:r>
+      <w:r>
+        <w:rPr>
+          <w:lang w:val="es-419" w:eastAsia="es-CO"/>
+        </w:rPr>
+        <w:tab/>
+      </w:r>
+      <w:r>
+        <w:rPr>
+          <w:lang w:val="es-419" w:eastAsia="es-CO"/>
+        </w:rPr>
+        <w:tab/>
+      </w:r>
+      <w:r>
+        <w:rPr>
+          <w:lang w:val="es-419" w:eastAsia="es-CO"/>
+        </w:rPr>
+        <w:tab/>
+      </w:r>
+      <w:r>
+        <w:rPr>
+          <w:lang w:val="es-419" w:eastAsia="es-CO"/>
+        </w:rPr>
+        <w:tab/>
+      </w:r>
+      <w:r>
+        <w:rPr>
+          <w:lang w:val="es-419" w:eastAsia="es-CO"/>
+        </w:rPr>
+        <w:tab/>
+      </w:r>
+      <w:r>
+        <w:rPr>
+          <w:lang w:val="es-419" w:eastAsia="es-CO"/>
+        </w:rPr>
+        <w:tab/>
+      </w:r>
+      <w:r>
+        <w:rPr>
+          <w:lang w:val="es-419" w:eastAsia="es-CO"/>
+        </w:rPr>
+        <w:tab/>
+      </w:r>
+      <w:r>
+        <w:rPr>
+          <w:lang w:val="es-419" w:eastAsia="es-CO"/>
+        </w:rPr>
+        <w:tab/>
+      </w:r>
+      <w:r>
+        <w:rPr>
+          <w:lang w:val="es-419" w:eastAsia="es-CO"/>
+        </w:rPr>
+        <w:tab/>
+      </w:r>
+      <w:r>
+        <w:rPr>
+          <w:lang w:val="es-419" w:eastAsia="es-CO"/>
+        </w:rPr>
+        <w:tab/>
+      </w:r>
+      <w:r>
+        <w:rPr>
+          <w:lang w:val="es-419" w:eastAsia="es-CO"/>
+        </w:rPr>
+        <w:tab/>
+      </w:r>
+      <w:r>
+        <w:rPr>
+          <w:lang w:val="es-419" w:eastAsia="es-CO"/>
+        </w:rPr>
+        <w:tab/>
+      </w:r>
+      <w:r>
+        <w:rPr>
+          <w:lang w:val="es-419" w:eastAsia="es-CO"/>
+        </w:rPr>
+        <w:tab/>
+      </w:r>
+      <w:r>
+        <w:rPr>
+          <w:lang w:val="es-419" w:eastAsia="es-CO"/>
+        </w:rPr>
+        <w:tab/>
+      </w:r>
+      <w:r>
+        <w:rPr>
+          <w:lang w:val="es-419" w:eastAsia="es-CO"/>
+        </w:rPr>
+        <w:tab/>
+      </w:r>
+      <w:r>
+        <w:rPr>
+          <w:lang w:val="es-419" w:eastAsia="es-CO"/>
+        </w:rPr>
+        <w:tab/>
+      </w:r>
+      <w:r>
+        <w:rPr>
+          <w:lang w:val="es-419" w:eastAsia="es-CO"/>
+        </w:rPr>
+        <w:tab/>
+      </w:r>
+      <w:r>
+        <w:rPr>
+          <w:lang w:val="es-419" w:eastAsia="es-CO"/>
+        </w:rPr>
+        <w:tab/>
+      </w:r>
+      <w:r>
+        <w:rPr>
+          <w:lang w:val="es-419" w:eastAsia="es-CO"/>
+        </w:rPr>
+        <w:tab/>
+      </w:r>
+      <w:r>
+        <w:rPr>
+          <w:lang w:val="es-419" w:eastAsia="es-CO"/>
+        </w:rPr>
+        <w:tab/>
+      </w:r>
+      <w:r>
+        <w:rPr>
+          <w:lang w:val="es-419" w:eastAsia="es-CO"/>
+        </w:rPr>
+        <w:tab/>
+      </w:r>
+      <w:r>
+        <w:rPr>
+          <w:lang w:val="es-419" w:eastAsia="es-CO"/>
+        </w:rPr>
+        <w:tab/>
+      </w:r>
+      <w:r>
+        <w:rPr>
+          <w:lang w:val="es-419" w:eastAsia="es-CO"/>
+        </w:rPr>
+        <w:tab/>
+      </w:r>
+      <w:r>
+        <w:rPr>
+          <w:lang w:val="es-419" w:eastAsia="es-CO"/>
+        </w:rPr>
+        <w:tab/>
+      </w:r>
+      <w:r>
+        <w:rPr>
+          <w:lang w:val="es-419" w:eastAsia="es-CO"/>
+        </w:rPr>
+        <w:tab/>
+      </w:r>
+      <w:r>
+        <w:rPr>
+          <w:lang w:val="es-419" w:eastAsia="es-CO"/>
+        </w:rPr>
+        <w:tab/>
+      </w:r>
+      <w:r>
+        <w:rPr>
+          <w:lang w:val="es-419" w:eastAsia="es-CO"/>
+        </w:rPr>
+        <w:tab/>
+      </w:r>
+      <w:r>
+        <w:rPr>
+          <w:lang w:val="es-419" w:eastAsia="es-CO"/>
+        </w:rPr>
+        <w:tab/>
+      </w:r>
+      <w:r>
+        <w:rPr>
+          <w:lang w:val="es-419" w:eastAsia="es-CO"/>
+        </w:rPr>
+        <w:tab/>
+      </w:r>
+      <w:r>
+        <w:rPr>
+          <w:lang w:val="es-419" w:eastAsia="es-CO"/>
+        </w:rPr>
+        <w:tab/>
+      </w:r>
+      <w:r>
+        <w:rPr>
+          <w:lang w:val="es-419" w:eastAsia="es-CO"/>
+        </w:rPr>
+        <w:tab/>
+      </w:r>
+      <w:r>
+        <w:rPr>
+          <w:lang w:val="es-419" w:eastAsia="es-CO"/>
+        </w:rPr>
+        <w:tab/>
+      </w:r>
+      <w:r>
+        <w:rPr>
+          <w:lang w:val="es-419" w:eastAsia="es-CO"/>
+        </w:rPr>
+        <w:tab/>
+      </w:r>
+      <w:r>
+        <w:rPr>
+          <w:lang w:val="es-419" w:eastAsia="es-CO"/>
+        </w:rPr>
+        <w:tab/>
+      </w:r>
+      <w:r>
+        <w:rPr>
+          <w:lang w:val="es-419" w:eastAsia="es-CO"/>
+        </w:rPr>
+        <w:tab/>
+      </w:r>
+      <w:r>
+        <w:rPr>
+          <w:lang w:val="es-419" w:eastAsia="es-CO"/>
+        </w:rPr>
+        <w:tab/>
+      </w:r>
+      <w:r>
+        <w:rPr>
+          <w:lang w:val="es-419" w:eastAsia="es-CO"/>
+        </w:rPr>
+        <w:tab/>
+      </w:r>
+      <w:r>
+        <w:rPr>
+          <w:lang w:val="es-419" w:eastAsia="es-CO"/>
+        </w:rPr>
+        <w:tab/>
+      </w:r>
+      <w:r>
+        <w:rPr>
+          <w:lang w:val="es-419" w:eastAsia="es-CO"/>
+        </w:rPr>
+        <w:tab/>
+      </w:r>
+      <w:r>
+        <w:rPr>
+          <w:lang w:val="es-419" w:eastAsia="es-CO"/>
+        </w:rPr>
+        <w:tab/>
+      </w:r>
+      <w:r>
+        <w:rPr>
+          <w:lang w:val="es-419" w:eastAsia="es-CO"/>
+        </w:rPr>
+        <w:tab/>
+      </w:r>
+      <w:r>
+        <w:rPr>
+          <w:lang w:val="es-419" w:eastAsia="es-CO"/>
+        </w:rPr>
+        <w:tab/>
+      </w:r>
+      <w:r>
+        <w:rPr>
+          <w:lang w:val="es-419" w:eastAsia="es-CO"/>
+        </w:rPr>
+        <w:tab/>
+      </w:r>
+      <w:r>
+        <w:rPr>
+          <w:lang w:val="es-419" w:eastAsia="es-CO"/>
+        </w:rPr>
+        <w:tab/>
+      </w:r>
+      <w:r>
+        <w:rPr>
+          <w:lang w:val="es-419" w:eastAsia="es-CO"/>
+        </w:rPr>
+        <w:tab/>
+      </w:r>
+      <w:r>
+        <w:rPr>
+          <w:lang w:val="es-419" w:eastAsia="es-CO"/>
+        </w:rPr>
+        <w:tab/>
+      </w:r>
+      <w:r>
+        <w:rPr>
+          <w:lang w:val="es-419" w:eastAsia="es-CO"/>
+        </w:rPr>
+        <w:tab/>
+      </w:r>
+      <w:r>
+        <w:rPr>
+          <w:lang w:val="es-419" w:eastAsia="es-CO"/>
+        </w:rPr>
+        <w:tab/>
+      </w:r>
+      <w:r>
+        <w:rPr>
+          <w:lang w:val="es-419" w:eastAsia="es-CO"/>
+        </w:rPr>
+        <w:tab/>
+      </w:r>
+      <w:r>
+        <w:rPr>
+          <w:lang w:val="es-419" w:eastAsia="es-CO"/>
+        </w:rPr>
+        <w:tab/>
+      </w:r>
+      <w:r>
+        <w:rPr>
+          <w:lang w:val="es-419" w:eastAsia="es-CO"/>
+        </w:rPr>
+        <w:tab/>
+      </w:r>
+      <w:r>
+        <w:rPr>
+          <w:lang w:val="es-419" w:eastAsia="es-CO"/>
+        </w:rPr>
+        <w:tab/>
+      </w:r>
+      <w:r>
+        <w:rPr>
+          <w:lang w:val="es-419" w:eastAsia="es-CO"/>
+        </w:rPr>
+        <w:tab/>
+      </w:r>
+      <w:r>
+        <w:rPr>
+          <w:lang w:val="es-419" w:eastAsia="es-CO"/>
+        </w:rPr>
+        <w:tab/>
+      </w:r>
+      <w:r>
+        <w:rPr>
+          <w:lang w:val="es-419" w:eastAsia="es-CO"/>
+        </w:rPr>
+        <w:tab/>
+      </w:r>
+      <w:r>
+        <w:rPr>
+          <w:lang w:val="es-419" w:eastAsia="es-CO"/>
+        </w:rPr>
+        <w:tab/>
+      </w:r>
+      <w:r>
+        <w:rPr>
+          <w:lang w:val="es-419" w:eastAsia="es-CO"/>
+        </w:rPr>
+        <w:tab/>
+      </w:r>
+      <w:r>
+        <w:rPr>
+          <w:lang w:val="es-419" w:eastAsia="es-CO"/>
+        </w:rPr>
+        <w:tab/>
+      </w:r>
+      <w:r>
+        <w:rPr>
+          <w:lang w:val="es-419" w:eastAsia="es-CO"/>
+        </w:rPr>
+        <w:tab/>
+      </w:r>
+      <w:r>
+        <w:rPr>
+          <w:lang w:val="es-419" w:eastAsia="es-CO"/>
+        </w:rPr>
+        <w:tab/>
+      </w:r>
+      <w:r>
+        <w:rPr>
+          <w:lang w:val="es-419" w:eastAsia="es-CO"/>
+        </w:rPr>
+        <w:tab/>
+      </w:r>
+      <w:r>
+        <w:rPr>
+          <w:lang w:val="es-419" w:eastAsia="es-CO"/>
+        </w:rPr>
+        <w:tab/>
+      </w:r>
+      <w:r>
+        <w:rPr>
+          <w:lang w:val="es-419" w:eastAsia="es-CO"/>
+        </w:rPr>
+        <w:tab/>
+      </w:r>
+      <w:r>
+        <w:rPr>
+          <w:lang w:val="es-419" w:eastAsia="es-CO"/>
+        </w:rPr>
+        <w:tab/>
+      </w:r>
+      <w:r>
+        <w:rPr>
+          <w:lang w:val="es-419" w:eastAsia="es-CO"/>
+        </w:rPr>
+        <w:tab/>
+      </w:r>
+      <w:r>
+        <w:rPr>
+          <w:lang w:val="es-419" w:eastAsia="es-CO"/>
+        </w:rPr>
+        <w:tab/>
+      </w:r>
+      <w:r>
+        <w:rPr>
+          <w:lang w:val="es-419" w:eastAsia="es-CO"/>
+        </w:rPr>
+        <w:tab/>
+      </w:r>
+      <w:r>
+        <w:rPr>
+          <w:lang w:val="es-419" w:eastAsia="es-CO"/>
+        </w:rPr>
+        <w:tab/>
+      </w:r>
+      <w:r>
+        <w:rPr>
+          <w:lang w:val="es-419" w:eastAsia="es-CO"/>
+        </w:rPr>
+        <w:tab/>
+      </w:r>
+      <w:r>
+        <w:rPr>
+          <w:lang w:val="es-419" w:eastAsia="es-CO"/>
+        </w:rPr>
+        <w:tab/>
+      </w:r>
+      <w:r>
+        <w:rPr>
+          <w:lang w:val="es-419" w:eastAsia="es-CO"/>
+        </w:rPr>
+        <w:tab/>
+      </w:r>
+      <w:r>
+        <w:rPr>
+          <w:lang w:val="es-419" w:eastAsia="es-CO"/>
+        </w:rPr>
+        <w:tab/>
+      </w:r>
+      <w:r>
+        <w:rPr>
+          <w:lang w:val="es-419" w:eastAsia="es-CO"/>
+        </w:rPr>
+        <w:tab/>
+      </w:r>
+      <w:r>
+        <w:rPr>
+          <w:lang w:val="es-419" w:eastAsia="es-CO"/>
+        </w:rPr>
+        <w:tab/>
+      </w:r>
+      <w:r>
+        <w:rPr>
+          <w:lang w:val="es-419" w:eastAsia="es-CO"/>
+        </w:rPr>
+        <w:tab/>
+      </w:r>
+      <w:r>
+        <w:rPr>
+          <w:lang w:val="es-419" w:eastAsia="es-CO"/>
+        </w:rPr>
+        <w:tab/>
+      </w:r>
+      <w:r>
+        <w:rPr>
+          <w:lang w:val="es-419" w:eastAsia="es-CO"/>
+        </w:rPr>
+        <w:tab/>
+      </w:r>
+      <w:r>
+        <w:rPr>
+          <w:lang w:val="es-419" w:eastAsia="es-CO"/>
+        </w:rPr>
+        <w:tab/>
+      </w:r>
+      <w:r>
+        <w:rPr>
+          <w:lang w:val="es-419" w:eastAsia="es-CO"/>
+        </w:rPr>
+        <w:tab/>
+      </w:r>
+      <w:r>
+        <w:rPr>
+          <w:lang w:val="es-419" w:eastAsia="es-CO"/>
+        </w:rPr>
+        <w:tab/>
+      </w:r>
+      <w:r>
+        <w:rPr>
+          <w:lang w:val="es-419" w:eastAsia="es-CO"/>
+        </w:rPr>
+        <w:tab/>
+      </w:r>
+      <w:r>
+        <w:rPr>
+          <w:lang w:val="es-419" w:eastAsia="es-CO"/>
+        </w:rPr>
+        <w:tab/>
+      </w:r>
+      <w:r>
+        <w:rPr>
+          <w:lang w:val="es-419" w:eastAsia="es-CO"/>
+        </w:rPr>
+        <w:tab/>
+      </w:r>
+      <w:r>
+        <w:rPr>
+          <w:lang w:val="es-419" w:eastAsia="es-CO"/>
+        </w:rPr>
+        <w:tab/>
+      </w:r>
+      <w:r>
+        <w:rPr>
+          <w:lang w:val="es-419" w:eastAsia="es-CO"/>
+        </w:rPr>
+        <w:tab/>
+      </w:r>
+      <w:r>
+        <w:rPr>
+          <w:lang w:val="es-419" w:eastAsia="es-CO"/>
+        </w:rPr>
+        <w:tab/>
+      </w:r>
+      <w:r>
+        <w:rPr>
+          <w:lang w:val="es-419" w:eastAsia="es-CO"/>
+        </w:rPr>
+        <w:tab/>
+      </w:r>
+      <w:r>
+        <w:rPr>
+          <w:lang w:val="es-419" w:eastAsia="es-CO"/>
+        </w:rPr>
+        <w:tab/>
+      </w:r>
+      <w:r>
+        <w:rPr>
+          <w:lang w:val="es-419" w:eastAsia="es-CO"/>
+        </w:rPr>
+        <w:tab/>
+      </w:r>
+      <w:r>
+        <w:rPr>
+          <w:lang w:val="es-419" w:eastAsia="es-CO"/>
+        </w:rPr>
+        <w:tab/>
+      </w:r>
+      <w:r>
+        <w:rPr>
+          <w:lang w:val="es-419" w:eastAsia="es-CO"/>
+        </w:rPr>
+        <w:tab/>
+      </w:r>
+      <w:r>
+        <w:rPr>
+          <w:lang w:val="es-419" w:eastAsia="es-CO"/>
+        </w:rPr>
+        <w:tab/>
+      </w:r>
+      <w:r>
+        <w:rPr>
+          <w:lang w:val="es-419" w:eastAsia="es-CO"/>
+        </w:rPr>
+        <w:tab/>
+      </w:r>
+      <w:r>
+        <w:rPr>
+          <w:lang w:val="es-419" w:eastAsia="es-CO"/>
+        </w:rPr>
+        <w:tab/>
+      </w:r>
+      <w:r>
+        <w:rPr>
+          <w:lang w:val="es-419" w:eastAsia="es-CO"/>
+        </w:rPr>
+        <w:tab/>
+      </w:r>
+      <w:r>
+        <w:rPr>
+          <w:lang w:val="es-419" w:eastAsia="es-CO"/>
+        </w:rPr>
+        <w:tab/>
+      </w:r>
+      <w:r>
+        <w:rPr>
+          <w:lang w:val="es-419" w:eastAsia="es-CO"/>
+        </w:rPr>
+        <w:tab/>
+      </w:r>
+      <w:r>
+        <w:rPr>
+          <w:lang w:val="es-419" w:eastAsia="es-CO"/>
+        </w:rPr>
+        <w:tab/>
+      </w:r>
+      <w:r>
+        <w:rPr>
+          <w:lang w:val="es-419" w:eastAsia="es-CO"/>
+        </w:rPr>
+        <w:tab/>
+      </w:r>
+      <w:r>
+        <w:rPr>
+          <w:lang w:val="es-419" w:eastAsia="es-CO"/>
+        </w:rPr>
+        <w:tab/>
+      </w:r>
+      <w:r>
+        <w:rPr>
+          <w:lang w:val="es-419" w:eastAsia="es-CO"/>
+        </w:rPr>
+        <w:tab/>
+      </w:r>
+      <w:r>
+        <w:rPr>
+          <w:lang w:val="es-419" w:eastAsia="es-CO"/>
+        </w:rPr>
+        <w:tab/>
+      </w:r>
+      <w:r>
+        <w:rPr>
+          <w:lang w:val="es-419" w:eastAsia="es-CO"/>
+        </w:rPr>
+        <w:tab/>
+      </w:r>
+      <w:r>
+        <w:rPr>
+          <w:lang w:val="es-419" w:eastAsia="es-CO"/>
+        </w:rPr>
+        <w:tab/>
+      </w:r>
+      <w:r>
+        <w:rPr>
+          <w:lang w:val="es-419" w:eastAsia="es-CO"/>
+        </w:rPr>
+        <w:tab/>
+      </w:r>
+      <w:r>
+        <w:rPr>
+          <w:lang w:val="es-419" w:eastAsia="es-CO"/>
+        </w:rPr>
+        <w:tab/>
+      </w:r>
+      <w:r>
+        <w:rPr>
+          <w:lang w:val="es-419" w:eastAsia="es-CO"/>
+        </w:rPr>
+        <w:tab/>
+      </w:r>
+      <w:r>
+        <w:rPr>
+          <w:lang w:val="es-419" w:eastAsia="es-CO"/>
+        </w:rPr>
+        <w:tab/>
+      </w:r>
+      <w:r>
+        <w:rPr>
+          <w:lang w:val="es-419" w:eastAsia="es-CO"/>
+        </w:rPr>
+        <w:tab/>
+      </w:r>
+      <w:r>
+        <w:rPr>
+          <w:lang w:val="es-419" w:eastAsia="es-CO"/>
+        </w:rPr>
+        <w:tab/>
+      </w:r>
+      <w:r>
+        <w:rPr>
+          <w:lang w:val="es-419" w:eastAsia="es-CO"/>
+        </w:rPr>
+        <w:tab/>
+      </w:r>
+      <w:r>
+        <w:rPr>
+          <w:lang w:val="es-419" w:eastAsia="es-CO"/>
+        </w:rPr>
+        <w:tab/>
+      </w:r>
+      <w:r>
+        <w:rPr>
+          <w:lang w:val="es-419" w:eastAsia="es-CO"/>
+        </w:rPr>
+        <w:tab/>
+      </w:r>
+      <w:r>
+        <w:rPr>
+          <w:lang w:val="es-419" w:eastAsia="es-CO"/>
+        </w:rPr>
+        <w:tab/>
+      </w:r>
+      <w:r>
+        <w:rPr>
+          <w:lang w:val="es-419" w:eastAsia="es-CO"/>
+        </w:rPr>
+        <w:tab/>
+      </w:r>
+      <w:r>
+        <w:rPr>
+          <w:lang w:val="es-419" w:eastAsia="es-CO"/>
+        </w:rPr>
+        <w:tab/>
+      </w:r>
+      <w:r>
+        <w:rPr>
+          <w:lang w:val="es-419" w:eastAsia="es-CO"/>
+        </w:rPr>
+        <w:tab/>
+      </w:r>
+      <w:r>
+        <w:rPr>
+          <w:lang w:val="es-419" w:eastAsia="es-CO"/>
+        </w:rPr>
+        <w:tab/>
+      </w:r>
+      <w:r>
+        <w:rPr>
+          <w:lang w:val="es-419" w:eastAsia="es-CO"/>
+        </w:rPr>
+        <w:tab/>
+      </w:r>
+      <w:r>
+        <w:rPr>
+          <w:lang w:val="es-419" w:eastAsia="es-CO"/>
+        </w:rPr>
+        <w:tab/>
+      </w:r>
+      <w:r>
+        <w:rPr>
+          <w:lang w:val="es-419" w:eastAsia="es-CO"/>
+        </w:rPr>
+        <w:tab/>
+      </w:r>
+      <w:r>
+        <w:rPr>
+          <w:lang w:val="es-419" w:eastAsia="es-CO"/>
+        </w:rPr>
+        <w:tab/>
+      </w:r>
+      <w:r>
+        <w:rPr>
+          <w:lang w:val="es-419" w:eastAsia="es-CO"/>
+        </w:rPr>
+        <w:tab/>
+      </w:r>
+      <w:r>
+        <w:rPr>
+          <w:lang w:val="es-419" w:eastAsia="es-CO"/>
+        </w:rPr>
+        <w:tab/>
+      </w:r>
+      <w:r>
+        <w:rPr>
+          <w:lang w:val="es-419" w:eastAsia="es-CO"/>
+        </w:rPr>
+        <w:tab/>
+      </w:r>
+      <w:r>
+        <w:rPr>
+          <w:lang w:val="es-419" w:eastAsia="es-CO"/>
+        </w:rPr>
+        <w:tab/>
+      </w:r>
+      <w:r>
+        <w:rPr>
+          <w:lang w:val="es-419" w:eastAsia="es-CO"/>
+        </w:rPr>
+        <w:tab/>
+      </w:r>
+      <w:r>
+        <w:rPr>
+          <w:lang w:val="es-419" w:eastAsia="es-CO"/>
+        </w:rPr>
+        <w:tab/>
+      </w:r>
+      <w:r>
+        <w:rPr>
+          <w:lang w:val="es-419" w:eastAsia="es-CO"/>
+        </w:rPr>
+        <w:tab/>
+      </w:r>
+      <w:r>
+        <w:rPr>
+          <w:lang w:val="es-419" w:eastAsia="es-CO"/>
+        </w:rPr>
+        <w:tab/>
+      </w:r>
+      <w:r>
+        <w:rPr>
+          <w:lang w:val="es-419" w:eastAsia="es-CO"/>
+        </w:rPr>
+        <w:tab/>
+      </w:r>
+      <w:r>
+        <w:rPr>
+          <w:lang w:val="es-419" w:eastAsia="es-CO"/>
+        </w:rPr>
+        <w:tab/>
+      </w:r>
+      <w:r>
+        <w:rPr>
+          <w:lang w:val="es-419" w:eastAsia="es-CO"/>
+        </w:rPr>
+        <w:tab/>
+      </w:r>
+      <w:r>
+        <w:rPr>
+          <w:lang w:val="es-419" w:eastAsia="es-CO"/>
+        </w:rPr>
+        <w:tab/>
+      </w:r>
+      <w:r>
+        <w:rPr>
+          <w:lang w:val="es-419" w:eastAsia="es-CO"/>
+        </w:rPr>
+        <w:tab/>
+      </w:r>
+      <w:r>
+        <w:rPr>
+          <w:lang w:val="es-419" w:eastAsia="es-CO"/>
+        </w:rPr>
+        <w:tab/>
+      </w:r>
+      <w:r>
+        <w:rPr>
+          <w:lang w:val="es-419" w:eastAsia="es-CO"/>
+        </w:rPr>
+        <w:tab/>
+      </w:r>
+      <w:r>
+        <w:rPr>
+          <w:lang w:val="es-419" w:eastAsia="es-CO"/>
+        </w:rPr>
+        <w:tab/>
+      </w:r>
+      <w:r>
+        <w:rPr>
+          <w:lang w:val="es-419" w:eastAsia="es-CO"/>
+        </w:rPr>
+        <w:tab/>
+      </w:r>
+      <w:r>
+        <w:rPr>
+          <w:lang w:val="es-419" w:eastAsia="es-CO"/>
+        </w:rPr>
+        <w:tab/>
+      </w:r>
+      <w:r>
+        <w:rPr>
+          <w:lang w:val="es-419" w:eastAsia="es-CO"/>
+        </w:rPr>
+        <w:tab/>
+      </w:r>
+      <w:r>
+        <w:rPr>
+          <w:lang w:val="es-419" w:eastAsia="es-CO"/>
+        </w:rPr>
+        <w:tab/>
+      </w:r>
+      <w:r>
+        <w:rPr>
+          <w:lang w:val="es-419" w:eastAsia="es-CO"/>
+        </w:rPr>
+        <w:tab/>
+      </w:r>
+      <w:r>
+        <w:rPr>
+          <w:lang w:val="es-419" w:eastAsia="es-CO"/>
+        </w:rPr>
+        <w:tab/>
+      </w:r>
+      <w:r>
+        <w:rPr>
+          <w:lang w:val="es-419" w:eastAsia="es-CO"/>
+        </w:rPr>
+        <w:tab/>
+      </w:r>
+      <w:r>
+        <w:rPr>
+          <w:lang w:val="es-419" w:eastAsia="es-CO"/>
+        </w:rPr>
+        <w:tab/>
+      </w:r>
+      <w:r>
+        <w:rPr>
+          <w:lang w:val="es-419" w:eastAsia="es-CO"/>
+        </w:rPr>
+        <w:tab/>
+      </w:r>
+      <w:r>
+        <w:rPr>
+          <w:lang w:val="es-419" w:eastAsia="es-CO"/>
+        </w:rPr>
+        <w:tab/>
+      </w:r>
+      <w:r>
+        <w:rPr>
+          <w:lang w:val="es-419" w:eastAsia="es-CO"/>
+        </w:rPr>
+        <w:tab/>
+      </w:r>
+      <w:r>
+        <w:rPr>
+          <w:lang w:val="es-419" w:eastAsia="es-CO"/>
+        </w:rPr>
+        <w:tab/>
+      </w:r>
+      <w:r>
+        <w:rPr>
+          <w:lang w:val="es-419" w:eastAsia="es-CO"/>
+        </w:rPr>
+        <w:tab/>
+      </w:r>
+      <w:r>
+        <w:rPr>
+          <w:lang w:val="es-419" w:eastAsia="es-CO"/>
+        </w:rPr>
+        <w:tab/>
+      </w:r>
+      <w:r>
+        <w:rPr>
+          <w:lang w:val="es-419" w:eastAsia="es-CO"/>
+        </w:rPr>
+        <w:tab/>
+      </w:r>
+      <w:r>
+        <w:rPr>
+          <w:lang w:val="es-419" w:eastAsia="es-CO"/>
+        </w:rPr>
+        <w:tab/>
+      </w:r>
+      <w:r>
+        <w:rPr>
+          <w:lang w:val="es-419" w:eastAsia="es-CO"/>
+        </w:rPr>
+        <w:tab/>
+      </w:r>
     </w:p>
     <w:p>
       <w:pPr>
         <w:pStyle w:val="Ttulo1"/>
       </w:pPr>
-      <w:bookmarkStart w:id="13" w:name="_Toc236811453"/>
+      <w:bookmarkStart w:id="13" w:name="_Toc237345824"/>
       <w:r>
         <w:lastRenderedPageBreak/>
         <w:t>Experiencia y comunicación en el punto de venta</w:t>
@@ -10447,7 +13561,7 @@
       <w:pPr>
         <w:pStyle w:val="Ttulo2"/>
       </w:pPr>
-      <w:bookmarkStart w:id="14" w:name="_Toc236811454"/>
+      <w:bookmarkStart w:id="14" w:name="_Toc237345825"/>
       <w:r>
         <w:t>Vitrinismo: concepto, tipos e importancia</w:t>
       </w:r>
@@ -10463,7 +13577,20 @@
         <w:rPr>
           <w:lang w:val="es-419" w:eastAsia="es-CO"/>
         </w:rPr>
-        <w:t>El vitrinismo es una técnica de merchandising que consiste en diseñar y organizar vitrinas o escaparates para exhibir productos de manera atractiva desde el exterior del establecimiento. La vitrina funciona como un primer punto de contacto entre el cliente y el negocio, por lo que debe comunicar una idea clara, destacar productos y motivar el ingreso al punto de venta.</w:t>
+        <w:t xml:space="preserve">El vitrinismo es una técnica de </w:t>
+      </w:r>
+      <w:r>
+        <w:rPr>
+          <w:rStyle w:val="Extranjerismo"/>
+          <w:lang w:val="es-419" w:eastAsia="es-CO"/>
+        </w:rPr>
+        <w:t>merchandising</w:t>
+      </w:r>
+      <w:r>
+        <w:rPr>
+          <w:lang w:val="es-419" w:eastAsia="es-CO"/>
+        </w:rPr>
+        <w:t xml:space="preserve"> que consiste en diseñar y organizar vitrinas o escaparates para exhibir productos de manera atractiva desde el exterior del establecimiento. La vitrina funciona como un primer punto de contacto entre el cliente y el negocio, por lo que debe comunicar una idea clara, destacar productos y motivar el ingreso al punto de venta.</w:t>
       </w:r>
     </w:p>
     <w:p>
@@ -10870,7 +13997,19 @@
               <w:rPr>
                 <w:lang w:val="es-419" w:eastAsia="es-CO"/>
               </w:rPr>
-              <w:t xml:space="preserve"> Imagine un pequeño negocio que acaba de organizar su vitrina para una nueva temporada. Hay productos de calidad, buenos precios y una propuesta interesante, pero pocas personas ingresan al establecimiento. ¿Qué podría estar fallando si la vitrina no logra despertar interés desde el primer contacto? </w:t>
+              <w:t xml:space="preserve"> </w:t>
+            </w:r>
+            <w:r>
+              <w:rPr>
+                <w:lang w:val="es-419" w:eastAsia="es-CO"/>
+              </w:rPr>
+              <w:t>i</w:t>
+            </w:r>
+            <w:r>
+              <w:rPr>
+                <w:lang w:val="es-419" w:eastAsia="es-CO"/>
+              </w:rPr>
+              <w:t xml:space="preserve">magine un pequeño negocio que acaba de organizar su vitrina para una nueva temporada. Hay productos de calidad, buenos precios y una propuesta interesante, pero pocas personas ingresan al establecimiento. ¿Qué podría estar fallando si la vitrina no logra despertar interés desde el primer contacto? </w:t>
             </w:r>
           </w:p>
           <w:p>
@@ -10891,7 +14030,32 @@
               <w:rPr>
                 <w:lang w:val="es-419" w:eastAsia="es-CO"/>
               </w:rPr>
-              <w:t xml:space="preserve"> En ese caso, el problema puede estar en la forma como se comunica la oferta comercial. El vitrinismo no consiste solo en ubicar productos detrás de un vidrio o en una zona de entrada. Es una técnica de merchandising que permite diseñar y organizar vitrinas o escaparates para comunicar identidad, destacar productos y motivar el ingreso al punto de venta. Una vitrina funciona como una carta de presentación: si el mensaje es claro, ordenado y coherente, el cliente puede reconocer con mayor facilidad qué ofrece el negocio y por qué podría interesarle. </w:t>
+              <w:t xml:space="preserve"> </w:t>
+            </w:r>
+            <w:r>
+              <w:rPr>
+                <w:lang w:val="es-419" w:eastAsia="es-CO"/>
+              </w:rPr>
+              <w:t>e</w:t>
+            </w:r>
+            <w:r>
+              <w:rPr>
+                <w:lang w:val="es-419" w:eastAsia="es-CO"/>
+              </w:rPr>
+              <w:t xml:space="preserve">n ese caso, el problema puede estar en la forma como se comunica la oferta comercial. El vitrinismo no consiste solo en ubicar productos detrás de un vidrio o en una zona de entrada. Es una técnica de </w:t>
+            </w:r>
+            <w:r>
+              <w:rPr>
+                <w:rStyle w:val="Extranjerismo"/>
+                <w:lang w:val="es-419" w:eastAsia="es-CO"/>
+              </w:rPr>
+              <w:t xml:space="preserve">merchandising </w:t>
+            </w:r>
+            <w:r>
+              <w:rPr>
+                <w:lang w:val="es-419" w:eastAsia="es-CO"/>
+              </w:rPr>
+              <w:t xml:space="preserve">que permite diseñar y organizar vitrinas o escaparates para comunicar identidad, destacar productos y motivar el ingreso al punto de venta. Una vitrina funciona como una carta de presentación: si el mensaje es claro, ordenado y coherente, el cliente puede reconocer con mayor facilidad qué ofrece el negocio y por qué podría interesarle. </w:t>
             </w:r>
           </w:p>
           <w:p>
@@ -10913,7 +14077,19 @@
               <w:rPr>
                 <w:lang w:val="es-419" w:eastAsia="es-CO"/>
               </w:rPr>
-              <w:t xml:space="preserve"> Entonces, una vitrina no es únicamente decoración. ¿Para qué le sirve realmente al desempeño comercial de un establecimiento o emprendimiento? </w:t>
+              <w:t xml:space="preserve"> </w:t>
+            </w:r>
+            <w:r>
+              <w:rPr>
+                <w:lang w:val="es-419" w:eastAsia="es-CO"/>
+              </w:rPr>
+              <w:t>e</w:t>
+            </w:r>
+            <w:r>
+              <w:rPr>
+                <w:lang w:val="es-419" w:eastAsia="es-CO"/>
+              </w:rPr>
+              <w:t xml:space="preserve">ntonces, una vitrina no es únicamente decoración. ¿Para qué le sirve realmente al desempeño comercial de un establecimiento o emprendimiento? </w:t>
             </w:r>
           </w:p>
           <w:p>
@@ -10934,7 +14110,19 @@
               <w:rPr>
                 <w:lang w:val="es-419" w:eastAsia="es-CO"/>
               </w:rPr>
-              <w:t xml:space="preserve"> Sirve, principalmente, por tres razones. La primera es que ayuda a comunicar la identidad del negocio: los colores, la iluminación, la composición y el tipo de productos transmiten una idea sobre el estilo y el valor de la marca. La segunda es que permite destacar productos estratégicos, como lanzamientos, temporadas, promociones o artículos de mayor interés comercial. La tercera es que puede influir en el recorrido del cliente, porque una vitrina atractiva invita a entrar, permanecer y conocer mejor la oferta disponible. </w:t>
+              <w:t xml:space="preserve"> </w:t>
+            </w:r>
+            <w:r>
+              <w:rPr>
+                <w:lang w:val="es-419" w:eastAsia="es-CO"/>
+              </w:rPr>
+              <w:t>s</w:t>
+            </w:r>
+            <w:r>
+              <w:rPr>
+                <w:lang w:val="es-419" w:eastAsia="es-CO"/>
+              </w:rPr>
+              <w:t xml:space="preserve">irve, principalmente, por tres razones. La primera es que ayuda a comunicar la identidad del negocio: los colores, la iluminación, la composición y el tipo de productos transmiten una idea sobre el estilo y el valor de la marca. La segunda es que permite destacar productos estratégicos, como lanzamientos, temporadas, promociones o artículos de mayor interés comercial. La tercera es que puede influir en el recorrido del cliente, porque una vitrina atractiva invita a entrar, permanecer y conocer mejor la oferta disponible. </w:t>
             </w:r>
           </w:p>
           <w:p>
@@ -10955,7 +14143,19 @@
               <w:rPr>
                 <w:lang w:val="es-419" w:eastAsia="es-CO"/>
               </w:rPr>
-              <w:t xml:space="preserve"> Pensemos en un ejemplo del contexto productivo. Un emprendimiento de accesorios y prendas básicas quiere organizar su vitrina para una fecha comercial. Tiene poco espacio, varios productos y necesita llamar la atención sin saturar la exhibición. ¿Qué debería tener en cuenta? </w:t>
+              <w:t xml:space="preserve"> </w:t>
+            </w:r>
+            <w:r>
+              <w:rPr>
+                <w:lang w:val="es-419" w:eastAsia="es-CO"/>
+              </w:rPr>
+              <w:t>p</w:t>
+            </w:r>
+            <w:r>
+              <w:rPr>
+                <w:lang w:val="es-419" w:eastAsia="es-CO"/>
+              </w:rPr>
+              <w:t xml:space="preserve">ensemos en un ejemplo del contexto productivo. Un emprendimiento de accesorios y prendas básicas quiere organizar su vitrina para una fecha comercial. Tiene poco espacio, varios productos y necesita llamar la atención sin saturar la exhibición. ¿Qué debería tener en cuenta? </w:t>
             </w:r>
           </w:p>
           <w:p>
@@ -10976,7 +14176,19 @@
               <w:rPr>
                 <w:lang w:val="es-419" w:eastAsia="es-CO"/>
               </w:rPr>
-              <w:t xml:space="preserve"> Lo primero es definir un concepto. Por ejemplo, una vitrina puede comunicar “regalos prácticos para una fecha especial”. Luego se seleccionan pocos productos principales, se organizan por color, tamaño o uso, y se acompaña la exhibición con una señalización breve y legible. También se debe cuidar la iluminación, dejar espacios libres para evitar sobrecarga visual y ubicar los productos de mayor interés en puntos de fácil reconocimiento. La analogía es sencilla: una vitrina funciona como la </w:t>
+              <w:t xml:space="preserve"> </w:t>
+            </w:r>
+            <w:r>
+              <w:rPr>
+                <w:lang w:val="es-419" w:eastAsia="es-CO"/>
+              </w:rPr>
+              <w:t>l</w:t>
+            </w:r>
+            <w:r>
+              <w:rPr>
+                <w:lang w:val="es-419" w:eastAsia="es-CO"/>
+              </w:rPr>
+              <w:t xml:space="preserve">o primero es definir un concepto. Por ejemplo, una vitrina puede comunicar “regalos prácticos para una fecha especial”. Luego se seleccionan pocos productos principales, se organizan por color, tamaño o uso, y se acompaña la exhibición con una señalización breve y legible. También se debe cuidar la iluminación, dejar espacios libres para evitar sobrecarga visual y ubicar los productos de mayor interés en puntos de fácil reconocimiento. La analogía es sencilla: una vitrina funciona como la </w:t>
             </w:r>
             <w:r>
               <w:rPr>
@@ -11004,7 +14216,19 @@
               <w:rPr>
                 <w:lang w:val="es-419" w:eastAsia="es-CO"/>
               </w:rPr>
-              <w:t xml:space="preserve"> ¿Qué puede salir bien cuando la vitrina se planea correctamente? ¿Y qué puede ocurrir cuando se improvisa? </w:t>
+              <w:t xml:space="preserve"> ¿</w:t>
+            </w:r>
+            <w:r>
+              <w:rPr>
+                <w:lang w:val="es-419" w:eastAsia="es-CO"/>
+              </w:rPr>
+              <w:t>q</w:t>
+            </w:r>
+            <w:r>
+              <w:rPr>
+                <w:lang w:val="es-419" w:eastAsia="es-CO"/>
+              </w:rPr>
+              <w:t xml:space="preserve">ué puede salir bien cuando la vitrina se planea correctamente? ¿Y qué puede ocurrir cuando se improvisa? </w:t>
             </w:r>
           </w:p>
           <w:p>
@@ -11025,7 +14249,19 @@
               <w:rPr>
                 <w:lang w:val="es-419" w:eastAsia="es-CO"/>
               </w:rPr>
-              <w:t xml:space="preserve"> Cuando se planea correctamente, la vitrina puede atraer más clientes, comunicar mejor la propuesta de valor, destacar productos clave y apoyar las ventas. Además, permite que el establecimiento se diferencie y mantenga coherencia entre lo que comunica afuera y lo que ofrece en el interior. En cambio, si la vitrina se improvisa, puede generar confusión, mostrar demasiados productos sin orden, dificultar la lectura del mensaje y reducir el interés del cliente. Una vitrina saturada o poco coherente puede hacer que una buena oferta comercial pase desapercibida. </w:t>
+              <w:t xml:space="preserve"> </w:t>
+            </w:r>
+            <w:r>
+              <w:rPr>
+                <w:lang w:val="es-419" w:eastAsia="es-CO"/>
+              </w:rPr>
+              <w:t>c</w:t>
+            </w:r>
+            <w:r>
+              <w:rPr>
+                <w:lang w:val="es-419" w:eastAsia="es-CO"/>
+              </w:rPr>
+              <w:t xml:space="preserve">uando se planea correctamente, la vitrina puede atraer más clientes, comunicar mejor la propuesta de valor, destacar productos clave y apoyar las ventas. Además, permite que el establecimiento se diferencie y mantenga coherencia entre lo que comunica afuera y lo que ofrece en el interior. En cambio, si la vitrina se improvisa, puede generar confusión, mostrar demasiados productos sin orden, dificultar la lectura del mensaje y reducir el interés del cliente. Una vitrina saturada o poco coherente puede hacer que una buena oferta comercial pase desapercibida. </w:t>
             </w:r>
           </w:p>
           <w:p>
@@ -11046,7 +14282,19 @@
               <w:rPr>
                 <w:lang w:val="es-419" w:eastAsia="es-CO"/>
               </w:rPr>
-              <w:t xml:space="preserve"> En pocas palabras, el vitrinismo convierte la entrada del establecimiento en una oportunidad para comunicar, atraer y orientar la decisión de compra. </w:t>
+              <w:t xml:space="preserve"> </w:t>
+            </w:r>
+            <w:r>
+              <w:rPr>
+                <w:lang w:val="es-419" w:eastAsia="es-CO"/>
+              </w:rPr>
+              <w:t>e</w:t>
+            </w:r>
+            <w:r>
+              <w:rPr>
+                <w:lang w:val="es-419" w:eastAsia="es-CO"/>
+              </w:rPr>
+              <w:t xml:space="preserve">n pocas palabras, el vitrinismo convierte la entrada del establecimiento en una oportunidad para comunicar, atraer y orientar la decisión de compra. </w:t>
             </w:r>
           </w:p>
           <w:p>
@@ -11067,7 +14315,19 @@
               <w:rPr>
                 <w:lang w:val="es-419" w:eastAsia="es-CO"/>
               </w:rPr>
-              <w:t xml:space="preserve"> Exactamente. Una vitrina bien diseñada no solo exhibe productos; comunica una intención comercial. Por eso, al revisar el subtema de vitrinismo en el componente formativo, analice cómo el concepto, los tipos y la importancia de la vitrina se relacionan con la experiencia del cliente, la identidad del negocio y los objetivos de venta. La invitación es a pensar cada vitrina como un mensaje claro, accesible y estratégico dentro del punto de venta.</w:t>
+              <w:t xml:space="preserve"> </w:t>
+            </w:r>
+            <w:r>
+              <w:rPr>
+                <w:lang w:val="es-419" w:eastAsia="es-CO"/>
+              </w:rPr>
+              <w:t>e</w:t>
+            </w:r>
+            <w:r>
+              <w:rPr>
+                <w:lang w:val="es-419" w:eastAsia="es-CO"/>
+              </w:rPr>
+              <w:t>xactamente. Una vitrina bien diseñada no solo exhibe productos; comunica una intención comercial. Por eso, al revisar el subtema de vitrinismo en el componente formativo, analice cómo el concepto, los tipos y la importancia de la vitrina se relacionan con la experiencia del cliente, la identidad del negocio y los objetivos de venta. La invitación es a pensar cada vitrina como un mensaje claro, accesible y estratégico dentro del punto de venta.</w:t>
             </w:r>
           </w:p>
         </w:tc>
@@ -11077,7 +14337,7 @@
       <w:pPr>
         <w:pStyle w:val="Ttulo2"/>
       </w:pPr>
-      <w:bookmarkStart w:id="15" w:name="_Toc236811455"/>
+      <w:bookmarkStart w:id="15" w:name="_Toc237345826"/>
       <w:r>
         <w:rPr>
           <w:rStyle w:val="Extranjerismo"/>
@@ -12219,7 +15479,13 @@
         <w:t xml:space="preserve">Video 5. </w:t>
       </w:r>
       <w:r>
-        <w:t>Marketing sensorial</w:t>
+        <w:rPr>
+          <w:rStyle w:val="Extranjerismo"/>
+        </w:rPr>
+        <w:t>Marketing</w:t>
+      </w:r>
+      <w:r>
+        <w:t xml:space="preserve"> sensorial</w:t>
       </w:r>
     </w:p>
     <w:p>
@@ -12234,7 +15500,7 @@
           <w:noProof/>
         </w:rPr>
         <w:drawing>
-          <wp:inline distT="0" distB="0" distL="0" distR="0" wp14:anchorId="270FF122" wp14:editId="395326FD">
+          <wp:inline distT="0" distB="0" distL="0" distR="0" wp14:anchorId="270FF122" wp14:editId="4E5963EE">
             <wp:extent cx="4680000" cy="2632500"/>
             <wp:effectExtent l="0" t="0" r="6350" b="0"/>
             <wp:docPr id="1626256416" name="Imagen 1626256416">
@@ -12409,7 +15675,7 @@
       <w:pPr>
         <w:pStyle w:val="Ttulo2"/>
       </w:pPr>
-      <w:bookmarkStart w:id="16" w:name="_Toc236811456"/>
+      <w:bookmarkStart w:id="16" w:name="_Toc237345827"/>
       <w:r>
         <w:lastRenderedPageBreak/>
         <w:t>Teoría del color: concepto y clasificación</w:t>
@@ -12850,7 +16116,7 @@
       <w:pPr>
         <w:pStyle w:val="Ttulo2"/>
       </w:pPr>
-      <w:bookmarkStart w:id="17" w:name="_Toc236811457"/>
+      <w:bookmarkStart w:id="17" w:name="_Toc237345828"/>
       <w:r>
         <w:t>Comunicación comercial: concepto, clases, usos y tipos de material promocional</w:t>
       </w:r>
@@ -14140,7 +17406,7 @@
       <w:pPr>
         <w:pStyle w:val="Ttulo1"/>
       </w:pPr>
-      <w:bookmarkStart w:id="18" w:name="_Toc236811458"/>
+      <w:bookmarkStart w:id="18" w:name="_Toc237345829"/>
       <w:r>
         <w:lastRenderedPageBreak/>
         <w:t>Gestión, apoyo y control de la exhibición</w:t>
@@ -14177,7 +17443,7 @@
       <w:pPr>
         <w:pStyle w:val="Ttulo2"/>
       </w:pPr>
-      <w:bookmarkStart w:id="19" w:name="_Toc236811459"/>
+      <w:bookmarkStart w:id="19" w:name="_Toc237345830"/>
       <w:r>
         <w:rPr>
           <w:rStyle w:val="Extranjerismo"/>
@@ -14226,11 +17492,25 @@
         <w:rPr>
           <w:lang w:val="es-419" w:eastAsia="es-CO"/>
         </w:rPr>
-        <w:t xml:space="preserve">Un sistema de punto de venta, también conocido como Point </w:t>
+        <w:t xml:space="preserve">Un sistema de punto de venta, también conocido como </w:t>
+      </w:r>
+      <w:r>
+        <w:rPr>
+          <w:rStyle w:val="Extranjerismo"/>
+          <w:lang w:val="es-419" w:eastAsia="es-CO"/>
+        </w:rPr>
+        <w:t>Point</w:t>
+      </w:r>
+      <w:r>
+        <w:rPr>
+          <w:lang w:val="es-419" w:eastAsia="es-CO"/>
+        </w:rPr>
+        <w:t xml:space="preserve"> </w:t>
       </w:r>
       <w:proofErr w:type="spellStart"/>
       <w:r>
         <w:rPr>
+          <w:rStyle w:val="Extranjerismo"/>
           <w:lang w:val="es-419" w:eastAsia="es-CO"/>
         </w:rPr>
         <w:t>Of</w:t>
@@ -14238,9 +17518,16 @@
       <w:proofErr w:type="spellEnd"/>
       <w:r>
         <w:rPr>
-          <w:lang w:val="es-419" w:eastAsia="es-CO"/>
-        </w:rPr>
-        <w:t xml:space="preserve"> Sale (POS), permite registrar transacciones, generar facturas, controlar existencias, revisar movimientos de inventario y producir reportes comerciales. Esta información ayuda a tomar decisiones sobre reposición, rotación de productos, comportamiento de ventas y necesidades del punto de venta.</w:t>
+          <w:rStyle w:val="Extranjerismo"/>
+          <w:lang w:val="es-419" w:eastAsia="es-CO"/>
+        </w:rPr>
+        <w:t xml:space="preserve"> Sale (POS)</w:t>
+      </w:r>
+      <w:r>
+        <w:rPr>
+          <w:lang w:val="es-419" w:eastAsia="es-CO"/>
+        </w:rPr>
+        <w:t>, permite registrar transacciones, generar facturas, controlar existencias, revisar movimientos de inventario y producir reportes comerciales. Esta información ayuda a tomar decisiones sobre reposición, rotación de productos, comportamiento de ventas y necesidades del punto de venta.</w:t>
       </w:r>
     </w:p>
     <w:p>
@@ -14592,7 +17879,7 @@
       <w:pPr>
         <w:pStyle w:val="Ttulo2"/>
       </w:pPr>
-      <w:bookmarkStart w:id="20" w:name="_Toc236811460"/>
+      <w:bookmarkStart w:id="20" w:name="_Toc237345831"/>
       <w:r>
         <w:t>Recursos de apoyo: concepto, tipos y beneficios</w:t>
       </w:r>
@@ -14771,7 +18058,13 @@
         <w:rPr>
           <w:lang w:val="es-419" w:eastAsia="es-CO"/>
         </w:rPr>
-        <w:t xml:space="preserve">Incluyen sistemas y herramientas que optimizan la gestión comercial, como </w:t>
+        <w:t>i</w:t>
+      </w:r>
+      <w:r>
+        <w:rPr>
+          <w:lang w:val="es-419" w:eastAsia="es-CO"/>
+        </w:rPr>
+        <w:t xml:space="preserve">ncluyen sistemas y herramientas que optimizan la gestión comercial, como </w:t>
       </w:r>
       <w:r>
         <w:rPr>
@@ -14888,7 +18181,7 @@
       <w:pPr>
         <w:pStyle w:val="Ttulo2"/>
       </w:pPr>
-      <w:bookmarkStart w:id="21" w:name="_Toc236811461"/>
+      <w:bookmarkStart w:id="21" w:name="_Toc237345832"/>
       <w:r>
         <w:t>Plan de exhibición: concepto, estructura y etapas</w:t>
       </w:r>
@@ -15581,7 +18874,19 @@
               <w:rPr>
                 <w:lang w:val="es-419" w:eastAsia="es-CO"/>
               </w:rPr>
-              <w:t xml:space="preserve"> En un punto de venta, ¿por qué algunos productos parecen encontrarse fácilmente y otros pasan desapercibidos, aunque estén disponibles en el mismo establecimiento? </w:t>
+              <w:t xml:space="preserve"> </w:t>
+            </w:r>
+            <w:r>
+              <w:rPr>
+                <w:lang w:val="es-419" w:eastAsia="es-CO"/>
+              </w:rPr>
+              <w:t>e</w:t>
+            </w:r>
+            <w:r>
+              <w:rPr>
+                <w:lang w:val="es-419" w:eastAsia="es-CO"/>
+              </w:rPr>
+              <w:t xml:space="preserve">n un punto de venta, ¿por qué algunos productos parecen encontrarse fácilmente y otros pasan desapercibidos, aunque estén disponibles en el mismo establecimiento? </w:t>
             </w:r>
           </w:p>
           <w:p>
@@ -15602,7 +18907,19 @@
               <w:rPr>
                 <w:lang w:val="es-419" w:eastAsia="es-CO"/>
               </w:rPr>
-              <w:t xml:space="preserve"> Eso ocurre porque la exhibición no depende solo de poner productos en un espacio. La planeación de la exhibición permite definir qué productos se ubican, dónde se presentan, cómo se organizan y qué recursos de apoyo se utilizan para facilitar la decisión de compra. </w:t>
+              <w:t xml:space="preserve"> </w:t>
+            </w:r>
+            <w:r>
+              <w:rPr>
+                <w:lang w:val="es-419" w:eastAsia="es-CO"/>
+              </w:rPr>
+              <w:t>e</w:t>
+            </w:r>
+            <w:r>
+              <w:rPr>
+                <w:lang w:val="es-419" w:eastAsia="es-CO"/>
+              </w:rPr>
+              <w:t xml:space="preserve">so ocurre porque la exhibición no depende solo de poner productos en un espacio. La planeación de la exhibición permite definir qué productos se ubican, dónde se presentan, cómo se organizan y qué recursos de apoyo se utilizan para facilitar la decisión de compra. </w:t>
             </w:r>
           </w:p>
           <w:p>
@@ -15623,7 +18940,19 @@
               <w:rPr>
                 <w:lang w:val="es-419" w:eastAsia="es-CO"/>
               </w:rPr>
-              <w:t xml:space="preserve"> Entonces, ¿planear la exhibición es parecido a organizar una ruta para que el cliente encuentre mejor lo que necesita? </w:t>
+              <w:t xml:space="preserve"> </w:t>
+            </w:r>
+            <w:r>
+              <w:rPr>
+                <w:lang w:val="es-419" w:eastAsia="es-CO"/>
+              </w:rPr>
+              <w:t>e</w:t>
+            </w:r>
+            <w:r>
+              <w:rPr>
+                <w:lang w:val="es-419" w:eastAsia="es-CO"/>
+              </w:rPr>
+              <w:t xml:space="preserve">ntonces, ¿planear la exhibición es parecido a organizar una ruta para que el cliente encuentre mejor lo que necesita? </w:t>
             </w:r>
           </w:p>
           <w:p>
@@ -15644,7 +18973,19 @@
               <w:rPr>
                 <w:lang w:val="es-419" w:eastAsia="es-CO"/>
               </w:rPr>
-              <w:t xml:space="preserve"> Exactamente. Una analogía sencilla es pensar en una biblioteca bien organizada. Si los libros están clasificados, señalizados y ubicados de forma clara, la búsqueda resulta más fácil. En el punto de venta ocurre algo similar: una exhibición planeada orienta el recorrido, facilita el acceso a los productos y mejora la experiencia de compra. </w:t>
+              <w:t xml:space="preserve"> </w:t>
+            </w:r>
+            <w:r>
+              <w:rPr>
+                <w:lang w:val="es-419" w:eastAsia="es-CO"/>
+              </w:rPr>
+              <w:t>e</w:t>
+            </w:r>
+            <w:r>
+              <w:rPr>
+                <w:lang w:val="es-419" w:eastAsia="es-CO"/>
+              </w:rPr>
+              <w:t xml:space="preserve">xactamente. Una analogía sencilla es pensar en una biblioteca bien organizada. Si los libros están clasificados, señalizados y ubicados de forma clara, la búsqueda resulta más fácil. En el punto de venta ocurre algo similar: una exhibición planeada orienta el recorrido, facilita el acceso a los productos y mejora la experiencia de compra. </w:t>
             </w:r>
           </w:p>
           <w:p>
@@ -15665,7 +19006,19 @@
               <w:rPr>
                 <w:lang w:val="es-419" w:eastAsia="es-CO"/>
               </w:rPr>
-              <w:t xml:space="preserve"> ¿Cuáles son los aspectos principales que deben tenerse en cuenta al planear una exhibición? </w:t>
+              <w:t xml:space="preserve"> ¿</w:t>
+            </w:r>
+            <w:r>
+              <w:rPr>
+                <w:lang w:val="es-419" w:eastAsia="es-CO"/>
+              </w:rPr>
+              <w:t>c</w:t>
+            </w:r>
+            <w:r>
+              <w:rPr>
+                <w:lang w:val="es-419" w:eastAsia="es-CO"/>
+              </w:rPr>
+              <w:t xml:space="preserve">uáles son los aspectos principales que deben tenerse en cuenta al planear una exhibición? </w:t>
             </w:r>
           </w:p>
           <w:p>
@@ -15686,7 +19039,19 @@
               <w:rPr>
                 <w:lang w:val="es-419" w:eastAsia="es-CO"/>
               </w:rPr>
-              <w:t xml:space="preserve"> Primero, el análisis del espacio y del cliente. Es necesario reconocer el tamaño del punto de venta, las zonas de circulación, el tipo de producto y las necesidades del consumidor. Segundo, la organización de los productos. Esto implica ordenar categorías, definir niveles de exhibición, mantener disponibilidad y evitar obstáculos. Tercero, la presentación </w:t>
+              <w:t xml:space="preserve"> </w:t>
+            </w:r>
+            <w:r>
+              <w:rPr>
+                <w:lang w:val="es-419" w:eastAsia="es-CO"/>
+              </w:rPr>
+              <w:t>p</w:t>
+            </w:r>
+            <w:r>
+              <w:rPr>
+                <w:lang w:val="es-419" w:eastAsia="es-CO"/>
+              </w:rPr>
+              <w:t xml:space="preserve">rimero, el análisis del espacio y del cliente. Es necesario reconocer el tamaño del punto de venta, las zonas de circulación, el tipo de producto y las necesidades del consumidor. Segundo, la organización de los productos. Esto implica ordenar categorías, definir niveles de exhibición, mantener disponibilidad y evitar obstáculos. Tercero, la presentación </w:t>
             </w:r>
             <w:r>
               <w:rPr>
@@ -15714,7 +19079,19 @@
               <w:rPr>
                 <w:lang w:val="es-419" w:eastAsia="es-CO"/>
               </w:rPr>
-              <w:t xml:space="preserve"> ¿Y cómo se relaciona esta planeación con el desempeño del aprendiz en un contexto productivo? </w:t>
+              <w:t xml:space="preserve"> ¿</w:t>
+            </w:r>
+            <w:r>
+              <w:rPr>
+                <w:lang w:val="es-419" w:eastAsia="es-CO"/>
+              </w:rPr>
+              <w:t>y</w:t>
+            </w:r>
+            <w:r>
+              <w:rPr>
+                <w:lang w:val="es-419" w:eastAsia="es-CO"/>
+              </w:rPr>
+              <w:t xml:space="preserve"> cómo se relaciona esta planeación con el desempeño del aprendiz en un contexto productivo? </w:t>
             </w:r>
           </w:p>
           <w:p>
@@ -15735,7 +19112,32 @@
               <w:rPr>
                 <w:lang w:val="es-419" w:eastAsia="es-CO"/>
               </w:rPr>
-              <w:t xml:space="preserve"> Se relaciona directamente con la competencia de aplicar acciones del plan de merchandising en el canal, de acuerdo con objetivos de mercadeo y normativa. En la práctica, el aprendiz puede apoyar el diagnóstico del espacio, la organización de productos, la implementación de exhibiciones y la revisión de resultados mediante herramientas de verificación. </w:t>
+              <w:t xml:space="preserve"> </w:t>
+            </w:r>
+            <w:r>
+              <w:rPr>
+                <w:lang w:val="es-419" w:eastAsia="es-CO"/>
+              </w:rPr>
+              <w:t>s</w:t>
+            </w:r>
+            <w:r>
+              <w:rPr>
+                <w:lang w:val="es-419" w:eastAsia="es-CO"/>
+              </w:rPr>
+              <w:t xml:space="preserve">e relaciona directamente con la competencia de aplicar acciones del plan de </w:t>
+            </w:r>
+            <w:r>
+              <w:rPr>
+                <w:rStyle w:val="Extranjerismo"/>
+                <w:lang w:val="es-419" w:eastAsia="es-CO"/>
+              </w:rPr>
+              <w:t xml:space="preserve">merchandising </w:t>
+            </w:r>
+            <w:r>
+              <w:rPr>
+                <w:lang w:val="es-419" w:eastAsia="es-CO"/>
+              </w:rPr>
+              <w:t xml:space="preserve">en el canal, de acuerdo con objetivos de mercadeo y normativa. En la práctica, el aprendiz puede apoyar el diagnóstico del espacio, la organización de productos, la implementación de exhibiciones y la revisión de resultados mediante herramientas de verificación. </w:t>
             </w:r>
           </w:p>
           <w:p>
@@ -15756,7 +19158,19 @@
               <w:rPr>
                 <w:lang w:val="es-419" w:eastAsia="es-CO"/>
               </w:rPr>
-              <w:t xml:space="preserve"> Pensemos en un ejemplo concreto. Un establecimiento quiere impulsar una categoría de productos de temporada. ¿Qué debería pasar si se planea bien la exhibición? </w:t>
+              <w:t xml:space="preserve"> </w:t>
+            </w:r>
+            <w:r>
+              <w:rPr>
+                <w:lang w:val="es-419" w:eastAsia="es-CO"/>
+              </w:rPr>
+              <w:t>p</w:t>
+            </w:r>
+            <w:r>
+              <w:rPr>
+                <w:lang w:val="es-419" w:eastAsia="es-CO"/>
+              </w:rPr>
+              <w:t xml:space="preserve">ensemos en un ejemplo concreto. Un establecimiento quiere impulsar una categoría de productos de temporada. ¿Qué debería pasar si se planea bien la exhibición? </w:t>
             </w:r>
           </w:p>
           <w:p>
@@ -15777,7 +19191,19 @@
               <w:rPr>
                 <w:lang w:val="es-419" w:eastAsia="es-CO"/>
               </w:rPr>
-              <w:t xml:space="preserve"> Si se planea correctamente, los productos se ubican en una zona estratégica, se organizan por categoría, cuentan con señalización clara, tienen suficiente disponibilidad y se apoyan con recursos promocionales. Esto puede facilitar la identificación del producto, mejorar la rotación y generar una experiencia más ordenada para el cliente. </w:t>
+              <w:t xml:space="preserve"> </w:t>
+            </w:r>
+            <w:r>
+              <w:rPr>
+                <w:lang w:val="es-419" w:eastAsia="es-CO"/>
+              </w:rPr>
+              <w:t>s</w:t>
+            </w:r>
+            <w:r>
+              <w:rPr>
+                <w:lang w:val="es-419" w:eastAsia="es-CO"/>
+              </w:rPr>
+              <w:t xml:space="preserve">i se planea correctamente, los productos se ubican en una zona estratégica, se organizan por categoría, cuentan con señalización clara, tienen suficiente disponibilidad y se apoyan con recursos promocionales. Esto puede facilitar la identificación del producto, mejorar la rotación y generar una experiencia más ordenada para el cliente. </w:t>
             </w:r>
           </w:p>
           <w:p>
@@ -15798,7 +19224,19 @@
               <w:rPr>
                 <w:lang w:val="es-419" w:eastAsia="es-CO"/>
               </w:rPr>
-              <w:t xml:space="preserve"> ¿Y qué puede salir mal si la exhibición se improvisa? </w:t>
+              <w:t xml:space="preserve"> ¿</w:t>
+            </w:r>
+            <w:r>
+              <w:rPr>
+                <w:lang w:val="es-419" w:eastAsia="es-CO"/>
+              </w:rPr>
+              <w:t>y</w:t>
+            </w:r>
+            <w:r>
+              <w:rPr>
+                <w:lang w:val="es-419" w:eastAsia="es-CO"/>
+              </w:rPr>
+              <w:t xml:space="preserve"> qué puede salir mal si la exhibición se improvisa? </w:t>
             </w:r>
           </w:p>
           <w:p>
@@ -15819,7 +19257,19 @@
               <w:rPr>
                 <w:lang w:val="es-419" w:eastAsia="es-CO"/>
               </w:rPr>
-              <w:t xml:space="preserve"> Puede ocurrir que los productos queden en zonas de baja circulación, que no exista claridad en precios o promociones, que falte reposición, que el mobiliario dificulte el acceso o que la presentación no </w:t>
+              <w:t xml:space="preserve"> </w:t>
+            </w:r>
+            <w:r>
+              <w:rPr>
+                <w:lang w:val="es-419" w:eastAsia="es-CO"/>
+              </w:rPr>
+              <w:t>p</w:t>
+            </w:r>
+            <w:r>
+              <w:rPr>
+                <w:lang w:val="es-419" w:eastAsia="es-CO"/>
+              </w:rPr>
+              <w:t xml:space="preserve">uede ocurrir que los productos queden en zonas de baja circulación, que no exista claridad en precios o promociones, que falte reposición, que el mobiliario dificulte el acceso o que la presentación no </w:t>
             </w:r>
             <w:r>
               <w:rPr>
@@ -15847,7 +19297,19 @@
               <w:rPr>
                 <w:lang w:val="es-419" w:eastAsia="es-CO"/>
               </w:rPr>
-              <w:t xml:space="preserve"> Entonces, planear la exhibición no es decorar por decorar, sino tomar decisiones comerciales con intención. </w:t>
+              <w:t xml:space="preserve"> </w:t>
+            </w:r>
+            <w:r>
+              <w:rPr>
+                <w:lang w:val="es-419" w:eastAsia="es-CO"/>
+              </w:rPr>
+              <w:t>e</w:t>
+            </w:r>
+            <w:r>
+              <w:rPr>
+                <w:lang w:val="es-419" w:eastAsia="es-CO"/>
+              </w:rPr>
+              <w:t xml:space="preserve">ntonces, planear la exhibición no es decorar por decorar, sino tomar decisiones comerciales con intención. </w:t>
             </w:r>
           </w:p>
           <w:p>
@@ -15868,7 +19330,19 @@
               <w:rPr>
                 <w:lang w:val="es-419" w:eastAsia="es-CO"/>
               </w:rPr>
-              <w:t xml:space="preserve"> Así es. La exhibición debe responder a un objetivo: destacar productos, mejorar la experiencia del cliente, facilitar la compra y apoyar los resultados comerciales. Por eso, el plan de exhibición incluye análisis, organización, implementación, evaluación y ajustes. </w:t>
+              <w:t xml:space="preserve"> </w:t>
+            </w:r>
+            <w:r>
+              <w:rPr>
+                <w:lang w:val="es-419" w:eastAsia="es-CO"/>
+              </w:rPr>
+              <w:t>a</w:t>
+            </w:r>
+            <w:r>
+              <w:rPr>
+                <w:lang w:val="es-419" w:eastAsia="es-CO"/>
+              </w:rPr>
+              <w:t xml:space="preserve">sí es. La exhibición debe responder a un objetivo: destacar productos, mejorar la experiencia del cliente, facilitar la compra y apoyar los resultados comerciales. Por eso, el plan de exhibición incluye análisis, organización, implementación, evaluación y ajustes. </w:t>
             </w:r>
           </w:p>
           <w:p>
@@ -15889,7 +19363,19 @@
               <w:rPr>
                 <w:lang w:val="es-419" w:eastAsia="es-CO"/>
               </w:rPr>
-              <w:t xml:space="preserve"> La idea central podría resumirse así: una exhibición bien planeada convierte el espacio comercial en una guía clara para comprar mejor. </w:t>
+              <w:t xml:space="preserve"> </w:t>
+            </w:r>
+            <w:r>
+              <w:rPr>
+                <w:lang w:val="es-419" w:eastAsia="es-CO"/>
+              </w:rPr>
+              <w:t>l</w:t>
+            </w:r>
+            <w:r>
+              <w:rPr>
+                <w:lang w:val="es-419" w:eastAsia="es-CO"/>
+              </w:rPr>
+              <w:t xml:space="preserve">a idea central podría resumirse así: una exhibición bien planeada convierte el espacio comercial en una guía clara para comprar mejor. </w:t>
             </w:r>
           </w:p>
         </w:tc>
@@ -15899,7 +19385,7 @@
       <w:pPr>
         <w:pStyle w:val="Ttulo2"/>
       </w:pPr>
-      <w:bookmarkStart w:id="22" w:name="_Toc236811462"/>
+      <w:bookmarkStart w:id="22" w:name="_Toc237345833"/>
       <w:r>
         <w:lastRenderedPageBreak/>
         <w:t>Herramientas de verificación: concepto, tipos y beneficios</w:t>
@@ -16729,7 +20215,7 @@
           <w:u w:val="single"/>
         </w:rPr>
       </w:pPr>
-      <w:bookmarkStart w:id="23" w:name="_Toc236811463"/>
+      <w:bookmarkStart w:id="23" w:name="_Toc237345834"/>
       <w:r>
         <w:lastRenderedPageBreak/>
         <w:t>Síntesis</w:t>
@@ -16780,7 +20266,21 @@
           <w:noProof/>
           <w:lang w:eastAsia="es-CO"/>
         </w:rPr>
-        <w:t xml:space="preserve">Asimismo, el componente integra herramientas y acciones relacionadas con el layout, los planogramas, la planimetría, el visual </w:t>
+        <w:t xml:space="preserve">Asimismo, el componente integra herramientas y acciones relacionadas con el </w:t>
+      </w:r>
+      <w:r>
+        <w:rPr>
+          <w:rStyle w:val="Extranjerismo"/>
+          <w:lang w:eastAsia="es-CO"/>
+        </w:rPr>
+        <w:t>layout</w:t>
+      </w:r>
+      <w:r>
+        <w:rPr>
+          <w:noProof/>
+          <w:lang w:eastAsia="es-CO"/>
+        </w:rPr>
+        <w:t xml:space="preserve">, los planogramas, la planimetría, el visual </w:t>
       </w:r>
       <w:r>
         <w:rPr>
@@ -16898,7 +20398,7 @@
           <w:numId w:val="0"/>
         </w:numPr>
       </w:pPr>
-      <w:bookmarkStart w:id="24" w:name="_Toc236811464"/>
+      <w:bookmarkStart w:id="24" w:name="_Toc237345835"/>
       <w:r>
         <w:lastRenderedPageBreak/>
         <w:t>Glosario</w:t>
@@ -17553,7 +21053,7 @@
           <w:numId w:val="0"/>
         </w:numPr>
       </w:pPr>
-      <w:bookmarkStart w:id="25" w:name="_Toc236811465"/>
+      <w:bookmarkStart w:id="25" w:name="_Toc237345836"/>
       <w:r>
         <w:lastRenderedPageBreak/>
         <w:t>Referencias bibliográficas</w:t>
@@ -17570,12 +21070,30 @@
     </w:p>
     <w:p>
       <w:r>
-        <w:t>Kotler, P., &amp; Armstrong, G. (2017). Fundamentos de marketing (13.ª ed.). Pearson Educación.</w:t>
-      </w:r>
-    </w:p>
-    <w:p>
-      <w:r>
-        <w:t>Kotler, P., &amp; Keller, K. L. (2016). Dirección de marketing (15.ª ed.). Pearson Educación.</w:t>
+        <w:t xml:space="preserve">Kotler, P., &amp; Armstrong, G. (2017). Fundamentos de </w:t>
+      </w:r>
+      <w:r>
+        <w:rPr>
+          <w:rStyle w:val="Extranjerismo"/>
+        </w:rPr>
+        <w:t>marketing</w:t>
+      </w:r>
+      <w:r>
+        <w:t xml:space="preserve"> (13.ª ed.). Pearson Educación.</w:t>
+      </w:r>
+    </w:p>
+    <w:p>
+      <w:r>
+        <w:t xml:space="preserve">Kotler, P., &amp; Keller, K. L. (2016). Dirección de </w:t>
+      </w:r>
+      <w:r>
+        <w:rPr>
+          <w:rStyle w:val="Extranjerismo"/>
+        </w:rPr>
+        <w:t>marketing</w:t>
+      </w:r>
+      <w:r>
+        <w:t xml:space="preserve"> (15.ª ed.). Pearson Educación.</w:t>
       </w:r>
     </w:p>
     <w:p>
@@ -17601,27 +21119,72 @@
     </w:p>
     <w:p>
       <w:r>
-        <w:t>Martínez Cruz, H. (2018). El arte de seducir: merchandising. ECOE Ediciones.</w:t>
-      </w:r>
-    </w:p>
-    <w:p>
-      <w:r>
-        <w:t>Martínez, D. (2017). Merchandising. Fundación Universitaria del Área Andina.</w:t>
-      </w:r>
-    </w:p>
-    <w:p>
-      <w:r>
-        <w:t>Ríos Quiñónez, M. B. (2024). Análisis del merchandising visual como estrategia de diseño y disposición de productos en farmacias independientes del DMQ. Res Non Verba Revista Científica, 14(1), 1–17.</w:t>
-      </w:r>
-    </w:p>
-    <w:p>
-      <w:r>
-        <w:t>Rivera Camino, J., Arellano Cueva, R., &amp; Molero Ayala, V. (2013). Conducta del consumidor: estrategias y políticas aplicadas al marketing. ESIC Editorial.</w:t>
-      </w:r>
-    </w:p>
-    <w:p>
-      <w:r>
-        <w:t>Sainz de Vicuña, J. M. (2020). El plan de marketing en la práctica (23.ª ed.). ESIC Editorial.</w:t>
+        <w:t xml:space="preserve">Martínez Cruz, H. (2018). El arte de seducir: </w:t>
+      </w:r>
+      <w:r>
+        <w:rPr>
+          <w:rStyle w:val="Extranjerismo"/>
+        </w:rPr>
+        <w:t>merchandising</w:t>
+      </w:r>
+      <w:r>
+        <w:t>. ECOE Ediciones.</w:t>
+      </w:r>
+    </w:p>
+    <w:p>
+      <w:r>
+        <w:t xml:space="preserve">Martínez, D. (2017). </w:t>
+      </w:r>
+      <w:r>
+        <w:rPr>
+          <w:rStyle w:val="Extranjerismo"/>
+        </w:rPr>
+        <w:t>Merchandising</w:t>
+      </w:r>
+      <w:r>
+        <w:t>. Fundación Universitaria del Área Andina.</w:t>
+      </w:r>
+    </w:p>
+    <w:p>
+      <w:r>
+        <w:t xml:space="preserve">Ríos Quiñónez, M. B. (2024). Análisis del </w:t>
+      </w:r>
+      <w:r>
+        <w:rPr>
+          <w:rStyle w:val="Extranjerismo"/>
+        </w:rPr>
+        <w:t>merchandising</w:t>
+      </w:r>
+      <w:r>
+        <w:t xml:space="preserve"> visual como estrategia de diseño y disposición de productos en farmacias independientes del DMQ. Res Non Verba Revista Científica, 14(1), 1–17.</w:t>
+      </w:r>
+    </w:p>
+    <w:p>
+      <w:r>
+        <w:t xml:space="preserve">Rivera Camino, J., Arellano Cueva, R., &amp; Molero Ayala, V. (2013). Conducta del consumidor: estrategias y políticas aplicadas al </w:t>
+      </w:r>
+      <w:r>
+        <w:rPr>
+          <w:rStyle w:val="Extranjerismo"/>
+        </w:rPr>
+        <w:t>marketing</w:t>
+      </w:r>
+      <w:r>
+        <w:t>. ESIC Editorial.</w:t>
+      </w:r>
+    </w:p>
+    <w:p>
+      <w:r>
+        <w:t xml:space="preserve">Sainz de Vicuña, J. M. (2020). El plan de </w:t>
+      </w:r>
+      <w:r>
+        <w:rPr>
+          <w:rStyle w:val="Extranjerismo"/>
+        </w:rPr>
+        <w:t>marketing</w:t>
+      </w:r>
+      <w:r>
+        <w:t xml:space="preserve"> en la práctica (23.ª ed.). ESIC Editorial.</w:t>
       </w:r>
     </w:p>
     <w:p>
@@ -17679,7 +21242,7 @@
           <w:numId w:val="0"/>
         </w:numPr>
       </w:pPr>
-      <w:bookmarkStart w:id="26" w:name="_Toc236811466"/>
+      <w:bookmarkStart w:id="26" w:name="_Toc237345837"/>
       <w:r>
         <w:lastRenderedPageBreak/>
         <w:t>Créditos</w:t>
@@ -18070,13 +21633,14 @@
               </w:rPr>
             </w:pPr>
             <w:r>
-              <w:t xml:space="preserve">Desarrollador full </w:t>
-            </w:r>
-            <w:proofErr w:type="spellStart"/>
-            <w:r>
-              <w:t>stack</w:t>
-            </w:r>
-            <w:proofErr w:type="spellEnd"/>
+              <w:t xml:space="preserve">Desarrollador </w:t>
+            </w:r>
+            <w:r>
+              <w:rPr>
+                <w:rStyle w:val="Extranjerismo"/>
+              </w:rPr>
+              <w:t>full stack</w:t>
+            </w:r>
           </w:p>
         </w:tc>
         <w:tc>
@@ -18227,7 +21791,13 @@
               </w:rPr>
             </w:pPr>
             <w:r>
-              <w:t xml:space="preserve">Evaluador </w:t>
+              <w:t>Evaluador</w:t>
+            </w:r>
+            <w:r>
+              <w:t>a</w:t>
+            </w:r>
+            <w:r>
+              <w:t xml:space="preserve"> </w:t>
             </w:r>
             <w:r>
               <w:t>de</w:t>
